--- a/Smart Relocations Documentation.docx
+++ b/Smart Relocations Documentation.docx
@@ -41,7 +41,7 @@
         <w:pStyle w:val="ListParagraph"/>
         <w:numPr>
           <w:ilvl w:val="0"/>
-          <w:numId w:val="3"/>
+          <w:numId w:val="12"/>
         </w:numPr>
         <w:rPr>
           <w:u w:val="single"/>
@@ -457,7 +457,21 @@
         <w:rPr>
           <w:lang w:val="en-US"/>
         </w:rPr>
-        <w:t xml:space="preserve"> to give customers background information about the organisation they wish to get involved with.</w:t>
+        <w:t xml:space="preserve"> to give customers background information about the </w:t>
+      </w:r>
+      <w:proofErr w:type="spellStart"/>
+      <w:r>
+        <w:rPr>
+          <w:lang w:val="en-US"/>
+        </w:rPr>
+        <w:t>organisation</w:t>
+      </w:r>
+      <w:proofErr w:type="spellEnd"/>
+      <w:r>
+        <w:rPr>
+          <w:lang w:val="en-US"/>
+        </w:rPr>
+        <w:t xml:space="preserve"> they wish to get involved with.</w:t>
       </w:r>
     </w:p>
     <w:p>
@@ -601,11 +615,19 @@
           <w:lang w:val="en-US"/>
         </w:rPr>
       </w:pPr>
-      <w:r>
-        <w:rPr>
-          <w:lang w:val="en-US"/>
-        </w:rPr>
-        <w:t>With businesses l</w:t>
+      <w:proofErr w:type="gramStart"/>
+      <w:r>
+        <w:rPr>
+          <w:lang w:val="en-US"/>
+        </w:rPr>
+        <w:t>With businesses</w:t>
+      </w:r>
+      <w:proofErr w:type="gramEnd"/>
+      <w:r>
+        <w:rPr>
+          <w:lang w:val="en-US"/>
+        </w:rPr>
+        <w:t xml:space="preserve"> l</w:t>
       </w:r>
       <w:r>
         <w:rPr>
@@ -946,7 +968,7 @@
         <w:pStyle w:val="ListParagraph"/>
         <w:numPr>
           <w:ilvl w:val="0"/>
-          <w:numId w:val="3"/>
+          <w:numId w:val="12"/>
         </w:numPr>
         <w:rPr>
           <w:u w:val="single"/>
@@ -1001,10 +1023,10 @@
           <w:noProof/>
         </w:rPr>
         <w:drawing>
-          <wp:inline distT="0" distB="0" distL="0" distR="0" wp14:anchorId="3CF95B99" wp14:editId="4D2A6ED6">
-            <wp:extent cx="2800350" cy="3893535"/>
-            <wp:effectExtent l="19050" t="19050" r="19050" b="12065"/>
-            <wp:docPr id="818596343" name="Picture 1"/>
+          <wp:inline distT="0" distB="0" distL="0" distR="0" wp14:anchorId="233FF421" wp14:editId="15B258AC">
+            <wp:extent cx="2510790" cy="3191682"/>
+            <wp:effectExtent l="19050" t="19050" r="22860" b="27940"/>
+            <wp:docPr id="784761865" name="Picture 1"/>
             <wp:cNvGraphicFramePr>
               <a:graphicFrameLocks xmlns:a="http://schemas.openxmlformats.org/drawingml/2006/main" noChangeAspect="1"/>
             </wp:cNvGraphicFramePr>
@@ -1012,12 +1034,12 @@
               <a:graphicData uri="http://schemas.openxmlformats.org/drawingml/2006/picture">
                 <pic:pic xmlns:pic="http://schemas.openxmlformats.org/drawingml/2006/picture">
                   <pic:nvPicPr>
-                    <pic:cNvPr id="818596343" name=""/>
+                    <pic:cNvPr id="784761865" name=""/>
                     <pic:cNvPicPr/>
                   </pic:nvPicPr>
                   <pic:blipFill rotWithShape="1">
-                    <a:blip r:embed="rId5"/>
-                    <a:srcRect l="22202" t="22691" r="52936" b="15856"/>
+                    <a:blip r:embed="rId8"/>
+                    <a:srcRect l="40417" t="19382" r="28207" b="9710"/>
                     <a:stretch>
                       <a:fillRect/>
                     </a:stretch>
@@ -1025,7 +1047,7 @@
                   <pic:spPr bwMode="auto">
                     <a:xfrm>
                       <a:off x="0" y="0"/>
-                      <a:ext cx="2804515" cy="3899326"/>
+                      <a:ext cx="2511464" cy="3192539"/>
                     </a:xfrm>
                     <a:prstGeom prst="rect">
                       <a:avLst/>
@@ -1099,10 +1121,10 @@
           <w:noProof/>
         </w:rPr>
         <w:drawing>
-          <wp:inline distT="0" distB="0" distL="0" distR="0" wp14:anchorId="3BE6B342" wp14:editId="0CD3635B">
-            <wp:extent cx="5815803" cy="2739390"/>
-            <wp:effectExtent l="19050" t="19050" r="13970" b="22860"/>
-            <wp:docPr id="1338239232" name="Picture 1"/>
+          <wp:inline distT="0" distB="0" distL="0" distR="0" wp14:anchorId="2A0057B9" wp14:editId="213C623B">
+            <wp:extent cx="5594985" cy="2747010"/>
+            <wp:effectExtent l="19050" t="19050" r="24765" b="15240"/>
+            <wp:docPr id="1805096420" name="Picture 1"/>
             <wp:cNvGraphicFramePr>
               <a:graphicFrameLocks xmlns:a="http://schemas.openxmlformats.org/drawingml/2006/main" noChangeAspect="1"/>
             </wp:cNvGraphicFramePr>
@@ -1110,12 +1132,12 @@
               <a:graphicData uri="http://schemas.openxmlformats.org/drawingml/2006/picture">
                 <pic:pic xmlns:pic="http://schemas.openxmlformats.org/drawingml/2006/picture">
                   <pic:nvPicPr>
-                    <pic:cNvPr id="1338239232" name=""/>
+                    <pic:cNvPr id="1805096420" name=""/>
                     <pic:cNvPicPr/>
                   </pic:nvPicPr>
                   <pic:blipFill rotWithShape="1">
-                    <a:blip r:embed="rId6"/>
-                    <a:srcRect l="30911" t="23754" r="7667" b="30746"/>
+                    <a:blip r:embed="rId9"/>
+                    <a:srcRect l="7312" t="19854" r="12253" b="19874"/>
                     <a:stretch>
                       <a:fillRect/>
                     </a:stretch>
@@ -1123,14 +1145,315 @@
                   <pic:spPr bwMode="auto">
                     <a:xfrm>
                       <a:off x="0" y="0"/>
-                      <a:ext cx="5823459" cy="2742996"/>
+                      <a:ext cx="5598682" cy="2748825"/>
+                    </a:xfrm>
+                    <a:prstGeom prst="rect">
+                      <a:avLst/>
+                    </a:prstGeom>
+                    <a:ln>
+                      <a:solidFill>
+                        <a:schemeClr val="tx1"/>
+                      </a:solidFill>
+                    </a:ln>
+                    <a:extLst>
+                      <a:ext uri="{53640926-AAD7-44D8-BBD7-CCE9431645EC}">
+                        <a14:shadowObscured xmlns:a14="http://schemas.microsoft.com/office/drawing/2010/main"/>
+                      </a:ext>
+                    </a:extLst>
+                  </pic:spPr>
+                </pic:pic>
+              </a:graphicData>
+            </a:graphic>
+          </wp:inline>
+        </w:drawing>
+      </w:r>
+    </w:p>
+    <w:p>
+      <w:pPr>
+        <w:pStyle w:val="ListParagraph"/>
+        <w:rPr>
+          <w:u w:val="single"/>
+          <w:lang w:val="en-US"/>
+        </w:rPr>
+      </w:pPr>
+    </w:p>
+    <w:p>
+      <w:pPr>
+        <w:pStyle w:val="ListParagraph"/>
+        <w:numPr>
+          <w:ilvl w:val="0"/>
+          <w:numId w:val="12"/>
+        </w:numPr>
+        <w:rPr>
+          <w:u w:val="single"/>
+          <w:lang w:val="en-US"/>
+        </w:rPr>
+      </w:pPr>
+      <w:r>
+        <w:rPr>
+          <w:u w:val="single"/>
+          <w:lang w:val="en-US"/>
+        </w:rPr>
+        <w:t>Technical Brief</w:t>
+      </w:r>
+    </w:p>
+    <w:p>
+      <w:pPr>
+        <w:rPr>
+          <w:lang w:val="en-US"/>
+        </w:rPr>
+      </w:pPr>
+      <w:r>
+        <w:rPr>
+          <w:lang w:val="en-US"/>
+        </w:rPr>
+        <w:t>A</w:t>
+      </w:r>
+      <w:r>
+        <w:rPr>
+          <w:lang w:val="en-US"/>
+        </w:rPr>
+        <w:t>n HP 15.6inch</w:t>
+      </w:r>
+      <w:r>
+        <w:rPr>
+          <w:lang w:val="en-US"/>
+        </w:rPr>
+        <w:t xml:space="preserve"> laptop with an AMD Ryzen 5 processor </w:t>
+      </w:r>
+      <w:r>
+        <w:rPr>
+          <w:lang w:val="en-US"/>
+        </w:rPr>
+        <w:t xml:space="preserve">will be used </w:t>
+      </w:r>
+      <w:r>
+        <w:rPr>
+          <w:lang w:val="en-US"/>
+        </w:rPr>
+        <w:t>as the primary device for coding and testing the web pages</w:t>
+      </w:r>
+      <w:r>
+        <w:rPr>
+          <w:lang w:val="en-US"/>
+        </w:rPr>
+        <w:t xml:space="preserve"> in this project</w:t>
+      </w:r>
+      <w:r>
+        <w:rPr>
+          <w:lang w:val="en-US"/>
+        </w:rPr>
+        <w:t xml:space="preserve">. </w:t>
+      </w:r>
+      <w:r>
+        <w:rPr>
+          <w:lang w:val="en-US"/>
+        </w:rPr>
+        <w:t>Software resources</w:t>
+      </w:r>
+      <w:r>
+        <w:rPr>
+          <w:lang w:val="en-US"/>
+        </w:rPr>
+        <w:t xml:space="preserve"> in use will include a </w:t>
+      </w:r>
+      <w:r>
+        <w:rPr>
+          <w:lang w:val="en-US"/>
+        </w:rPr>
+        <w:t>GIMP application tool for creation and editing of images</w:t>
+      </w:r>
+      <w:r>
+        <w:rPr>
+          <w:lang w:val="en-US"/>
+        </w:rPr>
+        <w:t>,</w:t>
+      </w:r>
+      <w:r>
+        <w:rPr>
+          <w:lang w:val="en-US"/>
+        </w:rPr>
+        <w:t xml:space="preserve"> VS Code for coding to construct the site</w:t>
+      </w:r>
+      <w:r>
+        <w:rPr>
+          <w:lang w:val="en-US"/>
+        </w:rPr>
+        <w:t xml:space="preserve"> and Bootstrap to</w:t>
+      </w:r>
+      <w:r>
+        <w:rPr>
+          <w:lang w:val="en-US"/>
+        </w:rPr>
+        <w:t xml:space="preserve"> allow</w:t>
+      </w:r>
+      <w:r>
+        <w:rPr>
+          <w:lang w:val="en-US"/>
+        </w:rPr>
+        <w:t xml:space="preserve"> implement</w:t>
+      </w:r>
+      <w:r>
+        <w:rPr>
+          <w:lang w:val="en-US"/>
+        </w:rPr>
+        <w:t>ation of</w:t>
+      </w:r>
+      <w:r>
+        <w:rPr>
+          <w:lang w:val="en-US"/>
+        </w:rPr>
+        <w:t xml:space="preserve"> CSS throughout the code</w:t>
+      </w:r>
+      <w:r>
+        <w:rPr>
+          <w:lang w:val="en-US"/>
+        </w:rPr>
+        <w:t xml:space="preserve">. </w:t>
+      </w:r>
+      <w:r>
+        <w:rPr>
+          <w:lang w:val="en-US"/>
+        </w:rPr>
+        <w:t>The finished project will be</w:t>
+      </w:r>
+      <w:r>
+        <w:rPr>
+          <w:lang w:val="en-US"/>
+        </w:rPr>
+        <w:t xml:space="preserve"> hosted on GitHub Pages. </w:t>
+      </w:r>
+    </w:p>
+    <w:p>
+      <w:pPr>
+        <w:rPr>
+          <w:lang w:val="en-US"/>
+        </w:rPr>
+      </w:pPr>
+    </w:p>
+    <w:p>
+      <w:pPr>
+        <w:pStyle w:val="ListParagraph"/>
+        <w:numPr>
+          <w:ilvl w:val="0"/>
+          <w:numId w:val="12"/>
+        </w:numPr>
+        <w:rPr>
+          <w:u w:val="single"/>
+          <w:lang w:val="en-US"/>
+        </w:rPr>
+      </w:pPr>
+      <w:r>
+        <w:rPr>
+          <w:u w:val="single"/>
+          <w:lang w:val="en-US"/>
+        </w:rPr>
+        <w:t>Page Template Design</w:t>
+      </w:r>
+    </w:p>
+    <w:p>
+      <w:pPr>
+        <w:pStyle w:val="ListParagraph"/>
+        <w:rPr>
+          <w:u w:val="single"/>
+          <w:lang w:val="en-US"/>
+        </w:rPr>
+      </w:pPr>
+    </w:p>
+    <w:p>
+      <w:pPr>
+        <w:pStyle w:val="ListParagraph"/>
+        <w:numPr>
+          <w:ilvl w:val="0"/>
+          <w:numId w:val="9"/>
+        </w:numPr>
+        <w:rPr>
+          <w:lang w:val="en-US"/>
+        </w:rPr>
+      </w:pPr>
+      <w:r>
+        <w:rPr>
+          <w:lang w:val="en-US"/>
+        </w:rPr>
+        <w:t>home.html</w:t>
+      </w:r>
+    </w:p>
+    <w:p>
+      <w:pPr>
+        <w:pStyle w:val="ListParagraph"/>
+        <w:ind w:left="1440"/>
+        <w:rPr>
+          <w:lang w:val="en-US"/>
+        </w:rPr>
+      </w:pPr>
+    </w:p>
+    <w:p>
+      <w:pPr>
+        <w:pStyle w:val="ListParagraph"/>
+        <w:rPr>
+          <w:b/>
+          <w:bCs/>
+          <w:lang w:val="en-US"/>
+        </w:rPr>
+      </w:pPr>
+      <w:r>
+        <w:rPr>
+          <w:b/>
+          <w:bCs/>
+          <w:lang w:val="en-US"/>
+        </w:rPr>
+        <w:t>Desktop Display</w:t>
+      </w:r>
+    </w:p>
+    <w:p>
+      <w:pPr>
+        <w:rPr>
+          <w:lang w:val="en-US"/>
+        </w:rPr>
+      </w:pPr>
+      <w:r>
+        <w:rPr>
+          <w:lang w:val="en-US"/>
+        </w:rPr>
+        <w:tab/>
+      </w:r>
+      <w:r>
+        <w:rPr>
+          <w:noProof/>
+        </w:rPr>
+        <w:drawing>
+          <wp:inline distT="0" distB="0" distL="0" distR="0" wp14:anchorId="35FA963D" wp14:editId="4B2DC972">
+            <wp:extent cx="3364230" cy="4523168"/>
+            <wp:effectExtent l="19050" t="19050" r="26670" b="10795"/>
+            <wp:docPr id="704288623" name="Picture 1"/>
+            <wp:cNvGraphicFramePr>
+              <a:graphicFrameLocks xmlns:a="http://schemas.openxmlformats.org/drawingml/2006/main" noChangeAspect="1"/>
+            </wp:cNvGraphicFramePr>
+            <a:graphic xmlns:a="http://schemas.openxmlformats.org/drawingml/2006/main">
+              <a:graphicData uri="http://schemas.openxmlformats.org/drawingml/2006/picture">
+                <pic:pic xmlns:pic="http://schemas.openxmlformats.org/drawingml/2006/picture">
+                  <pic:nvPicPr>
+                    <pic:cNvPr id="704288623" name=""/>
+                    <pic:cNvPicPr/>
+                  </pic:nvPicPr>
+                  <pic:blipFill rotWithShape="1">
+                    <a:blip r:embed="rId10"/>
+                    <a:srcRect l="19344" t="15600" r="46887" b="3682"/>
+                    <a:stretch>
+                      <a:fillRect/>
+                    </a:stretch>
+                  </pic:blipFill>
+                  <pic:spPr bwMode="auto">
+                    <a:xfrm>
+                      <a:off x="0" y="0"/>
+                      <a:ext cx="3368962" cy="4529530"/>
                     </a:xfrm>
                     <a:prstGeom prst="rect">
                       <a:avLst/>
                     </a:prstGeom>
                     <a:ln w="9525" cap="flat" cmpd="sng" algn="ctr">
                       <a:solidFill>
-                        <a:sysClr val="windowText" lastClr="000000"/>
+                        <a:sysClr val="window" lastClr="FFFFFF"/>
                       </a:solidFill>
                       <a:prstDash val="solid"/>
                       <a:round/>
@@ -1167,9 +1490,166 @@
     </w:p>
     <w:p>
       <w:pPr>
-        <w:pStyle w:val="ListParagraph"/>
-        <w:rPr>
-          <w:u w:val="single"/>
+        <w:rPr>
+          <w:lang w:val="en-US"/>
+        </w:rPr>
+      </w:pPr>
+    </w:p>
+    <w:p>
+      <w:pPr>
+        <w:pStyle w:val="ListParagraph"/>
+        <w:rPr>
+          <w:b/>
+          <w:bCs/>
+          <w:lang w:val="en-US"/>
+        </w:rPr>
+      </w:pPr>
+      <w:r>
+        <w:rPr>
+          <w:b/>
+          <w:bCs/>
+          <w:lang w:val="en-US"/>
+        </w:rPr>
+        <w:t xml:space="preserve">Mobile Phone Display </w:t>
+      </w:r>
+    </w:p>
+    <w:p>
+      <w:pPr>
+        <w:rPr>
+          <w:noProof/>
+        </w:rPr>
+      </w:pPr>
+      <w:r>
+        <w:rPr>
+          <w:noProof/>
+        </w:rPr>
+        <w:lastRenderedPageBreak/>
+        <w:drawing>
+          <wp:inline distT="0" distB="0" distL="0" distR="0" wp14:anchorId="7B5ECDB9" wp14:editId="790AC151">
+            <wp:extent cx="4046220" cy="3963644"/>
+            <wp:effectExtent l="0" t="0" r="0" b="0"/>
+            <wp:docPr id="1259602652" name="Picture 1"/>
+            <wp:cNvGraphicFramePr>
+              <a:graphicFrameLocks xmlns:a="http://schemas.openxmlformats.org/drawingml/2006/main" noChangeAspect="1"/>
+            </wp:cNvGraphicFramePr>
+            <a:graphic xmlns:a="http://schemas.openxmlformats.org/drawingml/2006/main">
+              <a:graphicData uri="http://schemas.openxmlformats.org/drawingml/2006/picture">
+                <pic:pic xmlns:pic="http://schemas.openxmlformats.org/drawingml/2006/picture">
+                  <pic:nvPicPr>
+                    <pic:cNvPr id="1259602652" name=""/>
+                    <pic:cNvPicPr/>
+                  </pic:nvPicPr>
+                  <pic:blipFill rotWithShape="1">
+                    <a:blip r:embed="rId11"/>
+                    <a:srcRect l="28319" t="15837" r="35652" b="4747"/>
+                    <a:stretch>
+                      <a:fillRect/>
+                    </a:stretch>
+                  </pic:blipFill>
+                  <pic:spPr bwMode="auto">
+                    <a:xfrm>
+                      <a:off x="0" y="0"/>
+                      <a:ext cx="4057603" cy="3974795"/>
+                    </a:xfrm>
+                    <a:prstGeom prst="rect">
+                      <a:avLst/>
+                    </a:prstGeom>
+                    <a:ln>
+                      <a:noFill/>
+                    </a:ln>
+                    <a:extLst>
+                      <a:ext uri="{53640926-AAD7-44D8-BBD7-CCE9431645EC}">
+                        <a14:shadowObscured xmlns:a14="http://schemas.microsoft.com/office/drawing/2010/main"/>
+                      </a:ext>
+                    </a:extLst>
+                  </pic:spPr>
+                </pic:pic>
+              </a:graphicData>
+            </a:graphic>
+          </wp:inline>
+        </w:drawing>
+      </w:r>
+    </w:p>
+    <w:p>
+      <w:pPr>
+        <w:rPr>
+          <w:lang w:val="en-US"/>
+        </w:rPr>
+      </w:pPr>
+      <w:r>
+        <w:rPr>
+          <w:noProof/>
+        </w:rPr>
+        <w:drawing>
+          <wp:inline distT="0" distB="0" distL="0" distR="0" wp14:anchorId="1F90C000" wp14:editId="146D9C29">
+            <wp:extent cx="4183380" cy="3693836"/>
+            <wp:effectExtent l="0" t="0" r="7620" b="1905"/>
+            <wp:docPr id="1794264057" name="Picture 1"/>
+            <wp:cNvGraphicFramePr>
+              <a:graphicFrameLocks xmlns:a="http://schemas.openxmlformats.org/drawingml/2006/main" noChangeAspect="1"/>
+            </wp:cNvGraphicFramePr>
+            <a:graphic xmlns:a="http://schemas.openxmlformats.org/drawingml/2006/main">
+              <a:graphicData uri="http://schemas.openxmlformats.org/drawingml/2006/picture">
+                <pic:pic xmlns:pic="http://schemas.openxmlformats.org/drawingml/2006/picture">
+                  <pic:nvPicPr>
+                    <pic:cNvPr id="1794264057" name=""/>
+                    <pic:cNvPicPr/>
+                  </pic:nvPicPr>
+                  <pic:blipFill rotWithShape="1">
+                    <a:blip r:embed="rId12"/>
+                    <a:srcRect l="29648" t="17018" r="36317" b="4511"/>
+                    <a:stretch>
+                      <a:fillRect/>
+                    </a:stretch>
+                  </pic:blipFill>
+                  <pic:spPr bwMode="auto">
+                    <a:xfrm>
+                      <a:off x="0" y="0"/>
+                      <a:ext cx="4192400" cy="3701800"/>
+                    </a:xfrm>
+                    <a:prstGeom prst="rect">
+                      <a:avLst/>
+                    </a:prstGeom>
+                    <a:ln>
+                      <a:noFill/>
+                    </a:ln>
+                    <a:extLst>
+                      <a:ext uri="{53640926-AAD7-44D8-BBD7-CCE9431645EC}">
+                        <a14:shadowObscured xmlns:a14="http://schemas.microsoft.com/office/drawing/2010/main"/>
+                      </a:ext>
+                    </a:extLst>
+                  </pic:spPr>
+                </pic:pic>
+              </a:graphicData>
+            </a:graphic>
+          </wp:inline>
+        </w:drawing>
+      </w:r>
+      <w:r>
+        <w:rPr>
+          <w:lang w:val="en-US"/>
+        </w:rPr>
+        <w:tab/>
+      </w:r>
+    </w:p>
+    <w:p>
+      <w:pPr>
+        <w:rPr>
+          <w:lang w:val="en-US"/>
+        </w:rPr>
+      </w:pPr>
+    </w:p>
+    <w:p>
+      <w:pPr>
+        <w:rPr>
+          <w:color w:val="EE0000"/>
+          <w:lang w:val="en-US"/>
+        </w:rPr>
+      </w:pPr>
+    </w:p>
+    <w:p>
+      <w:pPr>
+        <w:rPr>
           <w:lang w:val="en-US"/>
         </w:rPr>
       </w:pPr>
@@ -1179,217 +1659,1439 @@
         <w:pStyle w:val="ListParagraph"/>
         <w:numPr>
           <w:ilvl w:val="0"/>
-          <w:numId w:val="3"/>
+          <w:numId w:val="10"/>
         </w:numPr>
         <w:rPr>
-          <w:u w:val="single"/>
-          <w:lang w:val="en-US"/>
-        </w:rPr>
-      </w:pPr>
-      <w:r>
-        <w:rPr>
-          <w:u w:val="single"/>
-          <w:lang w:val="en-US"/>
-        </w:rPr>
-        <w:t>Technical Brief</w:t>
-      </w:r>
-    </w:p>
-    <w:p>
-      <w:pPr>
-        <w:rPr>
-          <w:lang w:val="en-US"/>
-        </w:rPr>
-      </w:pPr>
-      <w:r>
-        <w:rPr>
-          <w:lang w:val="en-US"/>
-        </w:rPr>
-        <w:t>A</w:t>
-      </w:r>
-      <w:r>
-        <w:rPr>
-          <w:lang w:val="en-US"/>
-        </w:rPr>
-        <w:t>n HP 15.6inch</w:t>
-      </w:r>
-      <w:r>
-        <w:rPr>
-          <w:lang w:val="en-US"/>
-        </w:rPr>
-        <w:t xml:space="preserve"> laptop with an AMD Ryzen 5 processor </w:t>
-      </w:r>
-      <w:r>
-        <w:rPr>
-          <w:lang w:val="en-US"/>
-        </w:rPr>
-        <w:t xml:space="preserve">will be used </w:t>
-      </w:r>
-      <w:r>
-        <w:rPr>
-          <w:lang w:val="en-US"/>
-        </w:rPr>
-        <w:t>as the primary device for coding and testing the web pages</w:t>
-      </w:r>
-      <w:r>
-        <w:rPr>
-          <w:lang w:val="en-US"/>
-        </w:rPr>
-        <w:t xml:space="preserve"> in this project</w:t>
-      </w:r>
-      <w:r>
-        <w:rPr>
-          <w:lang w:val="en-US"/>
-        </w:rPr>
-        <w:t xml:space="preserve">. </w:t>
-      </w:r>
-      <w:r>
-        <w:rPr>
-          <w:lang w:val="en-US"/>
-        </w:rPr>
-        <w:t>Software resources</w:t>
-      </w:r>
-      <w:r>
-        <w:rPr>
-          <w:lang w:val="en-US"/>
-        </w:rPr>
-        <w:t xml:space="preserve"> in use will include a </w:t>
-      </w:r>
+          <w:lang w:val="en-US"/>
+        </w:rPr>
+      </w:pPr>
       <w:r>
         <w:rPr>
           <w:lang w:val="en-US"/>
         </w:rPr>
         <w:lastRenderedPageBreak/>
-        <w:t>GIMP application tool for creation and editing of images</w:t>
-      </w:r>
-      <w:r>
-        <w:rPr>
-          <w:lang w:val="en-US"/>
-        </w:rPr>
-        <w:t>,</w:t>
-      </w:r>
-      <w:r>
-        <w:rPr>
-          <w:lang w:val="en-US"/>
-        </w:rPr>
-        <w:t xml:space="preserve"> VS Code for coding to construct the site</w:t>
-      </w:r>
-      <w:r>
-        <w:rPr>
-          <w:lang w:val="en-US"/>
-        </w:rPr>
-        <w:t xml:space="preserve"> and Bootstrap to</w:t>
-      </w:r>
-      <w:r>
-        <w:rPr>
-          <w:lang w:val="en-US"/>
-        </w:rPr>
-        <w:t xml:space="preserve"> allow</w:t>
-      </w:r>
-      <w:r>
-        <w:rPr>
-          <w:lang w:val="en-US"/>
-        </w:rPr>
-        <w:t xml:space="preserve"> implement</w:t>
-      </w:r>
-      <w:r>
-        <w:rPr>
-          <w:lang w:val="en-US"/>
-        </w:rPr>
-        <w:t>ation of</w:t>
-      </w:r>
-      <w:r>
-        <w:rPr>
-          <w:lang w:val="en-US"/>
-        </w:rPr>
-        <w:t xml:space="preserve"> CSS throughout the code</w:t>
-      </w:r>
-      <w:r>
-        <w:rPr>
-          <w:lang w:val="en-US"/>
-        </w:rPr>
-        <w:t xml:space="preserve">. </w:t>
-      </w:r>
-      <w:r>
-        <w:rPr>
-          <w:lang w:val="en-US"/>
-        </w:rPr>
-        <w:t>The finished project will be</w:t>
-      </w:r>
-      <w:r>
-        <w:rPr>
-          <w:lang w:val="en-US"/>
-        </w:rPr>
-        <w:t xml:space="preserve"> hosted on GitHub Pages. </w:t>
-      </w:r>
-    </w:p>
-    <w:p>
-      <w:pPr>
-        <w:rPr>
-          <w:lang w:val="en-US"/>
-        </w:rPr>
-      </w:pPr>
-    </w:p>
-    <w:p>
-      <w:pPr>
-        <w:rPr>
-          <w:lang w:val="en-US"/>
-        </w:rPr>
-      </w:pPr>
-    </w:p>
-    <w:p>
-      <w:pPr>
-        <w:rPr>
-          <w:lang w:val="en-US"/>
-        </w:rPr>
-      </w:pPr>
-    </w:p>
-    <w:p>
-      <w:pPr>
-        <w:rPr>
-          <w:lang w:val="en-US"/>
-        </w:rPr>
-      </w:pPr>
-      <w:r>
-        <w:rPr>
-          <w:lang w:val="en-US"/>
-        </w:rPr>
-        <w:tab/>
-      </w:r>
-      <w:r>
-        <w:rPr>
-          <w:lang w:val="en-US"/>
-        </w:rPr>
-        <w:tab/>
-      </w:r>
-    </w:p>
-    <w:p>
-      <w:pPr>
-        <w:rPr>
-          <w:lang w:val="en-US"/>
-        </w:rPr>
-      </w:pPr>
-    </w:p>
-    <w:p>
-      <w:pPr>
-        <w:rPr>
-          <w:color w:val="EE0000"/>
-          <w:lang w:val="en-US"/>
-        </w:rPr>
-      </w:pPr>
-    </w:p>
-    <w:p>
-      <w:pPr>
-        <w:rPr>
-          <w:lang w:val="en-US"/>
-        </w:rPr>
-      </w:pPr>
-    </w:p>
-    <w:p>
-      <w:pPr>
-        <w:rPr>
-          <w:lang w:val="en-US"/>
-        </w:rPr>
-      </w:pPr>
+        <w:t>a</w:t>
+      </w:r>
+      <w:r>
+        <w:rPr>
+          <w:lang w:val="en-US"/>
+        </w:rPr>
+        <w:t>bout</w:t>
+      </w:r>
+      <w:r>
+        <w:rPr>
+          <w:lang w:val="en-US"/>
+        </w:rPr>
+        <w:t>-</w:t>
+      </w:r>
+      <w:r>
+        <w:rPr>
+          <w:lang w:val="en-US"/>
+        </w:rPr>
+        <w:t>u</w:t>
+      </w:r>
+      <w:r>
+        <w:rPr>
+          <w:lang w:val="en-US"/>
+        </w:rPr>
+        <w:t>s.html</w:t>
+      </w:r>
+    </w:p>
+    <w:p>
+      <w:pPr>
+        <w:pStyle w:val="ListParagraph"/>
+        <w:rPr>
+          <w:lang w:val="en-US"/>
+        </w:rPr>
+      </w:pPr>
+    </w:p>
+    <w:p>
+      <w:pPr>
+        <w:ind w:left="360"/>
+        <w:rPr>
+          <w:b/>
+          <w:bCs/>
+          <w:lang w:val="en-US"/>
+        </w:rPr>
+      </w:pPr>
+      <w:r>
+        <w:rPr>
+          <w:b/>
+          <w:bCs/>
+          <w:lang w:val="en-US"/>
+        </w:rPr>
+        <w:t>Desktop Display</w:t>
+      </w:r>
+    </w:p>
+    <w:p>
+      <w:pPr>
+        <w:pStyle w:val="ListParagraph"/>
+        <w:rPr>
+          <w:lang w:val="en-US"/>
+        </w:rPr>
+      </w:pPr>
+    </w:p>
+    <w:p>
+      <w:pPr>
+        <w:pStyle w:val="ListParagraph"/>
+        <w:rPr>
+          <w:lang w:val="en-US"/>
+        </w:rPr>
+      </w:pPr>
+      <w:r>
+        <w:rPr>
+          <w:noProof/>
+        </w:rPr>
+        <w:drawing>
+          <wp:inline distT="0" distB="0" distL="0" distR="0" wp14:anchorId="7267D82A" wp14:editId="5DA8F2FF">
+            <wp:extent cx="4126030" cy="4385310"/>
+            <wp:effectExtent l="19050" t="19050" r="27305" b="15240"/>
+            <wp:docPr id="1019826871" name="Picture 1"/>
+            <wp:cNvGraphicFramePr>
+              <a:graphicFrameLocks xmlns:a="http://schemas.openxmlformats.org/drawingml/2006/main" noChangeAspect="1"/>
+            </wp:cNvGraphicFramePr>
+            <a:graphic xmlns:a="http://schemas.openxmlformats.org/drawingml/2006/main">
+              <a:graphicData uri="http://schemas.openxmlformats.org/drawingml/2006/picture">
+                <pic:pic xmlns:pic="http://schemas.openxmlformats.org/drawingml/2006/picture">
+                  <pic:nvPicPr>
+                    <pic:cNvPr id="1019826871" name=""/>
+                    <pic:cNvPicPr/>
+                  </pic:nvPicPr>
+                  <pic:blipFill rotWithShape="1">
+                    <a:blip r:embed="rId13"/>
+                    <a:srcRect l="11235" t="24817" r="45955" b="11476"/>
+                    <a:stretch>
+                      <a:fillRect/>
+                    </a:stretch>
+                  </pic:blipFill>
+                  <pic:spPr bwMode="auto">
+                    <a:xfrm>
+                      <a:off x="0" y="0"/>
+                      <a:ext cx="4138807" cy="4398890"/>
+                    </a:xfrm>
+                    <a:prstGeom prst="rect">
+                      <a:avLst/>
+                    </a:prstGeom>
+                    <a:ln w="9525" cap="flat" cmpd="sng" algn="ctr">
+                      <a:solidFill>
+                        <a:sysClr val="window" lastClr="FFFFFF"/>
+                      </a:solidFill>
+                      <a:prstDash val="solid"/>
+                      <a:round/>
+                      <a:headEnd type="none" w="med" len="med"/>
+                      <a:tailEnd type="none" w="med" len="med"/>
+                      <a:extLst>
+                        <a:ext uri="{C807C97D-BFC1-408E-A445-0C87EB9F89A2}">
+                          <ask:lineSketchStyleProps xmlns:ask="http://schemas.microsoft.com/office/drawing/2018/sketchyshapes" sd="0">
+                            <a:custGeom>
+                              <a:avLst/>
+                              <a:gdLst/>
+                              <a:ahLst/>
+                              <a:cxnLst/>
+                              <a:rect l="0" t="0" r="0" b="0"/>
+                              <a:pathLst/>
+                            </a:custGeom>
+                            <ask:type/>
+                          </ask:lineSketchStyleProps>
+                        </a:ext>
+                      </a:extLst>
+                    </a:ln>
+                    <a:extLst>
+                      <a:ext uri="{53640926-AAD7-44D8-BBD7-CCE9431645EC}">
+                        <a14:shadowObscured xmlns:a14="http://schemas.microsoft.com/office/drawing/2010/main"/>
+                      </a:ext>
+                    </a:extLst>
+                  </pic:spPr>
+                </pic:pic>
+              </a:graphicData>
+            </a:graphic>
+          </wp:inline>
+        </w:drawing>
+      </w:r>
+    </w:p>
+    <w:p>
+      <w:pPr>
+        <w:pStyle w:val="ListParagraph"/>
+        <w:rPr>
+          <w:lang w:val="en-US"/>
+        </w:rPr>
+      </w:pPr>
+    </w:p>
+    <w:p>
+      <w:pPr>
+        <w:pStyle w:val="ListParagraph"/>
+        <w:rPr>
+          <w:b/>
+          <w:bCs/>
+          <w:lang w:val="en-US"/>
+        </w:rPr>
+      </w:pPr>
+      <w:r>
+        <w:rPr>
+          <w:b/>
+          <w:bCs/>
+          <w:lang w:val="en-US"/>
+        </w:rPr>
+        <w:t xml:space="preserve">Mobile Phone Display </w:t>
+      </w:r>
+    </w:p>
+    <w:p>
+      <w:pPr>
+        <w:pStyle w:val="ListParagraph"/>
+        <w:rPr>
+          <w:lang w:val="en-US"/>
+        </w:rPr>
+      </w:pPr>
+    </w:p>
+    <w:p>
+      <w:pPr>
+        <w:rPr>
+          <w:lang w:val="en-US"/>
+        </w:rPr>
+      </w:pPr>
+      <w:r>
+        <w:rPr>
+          <w:noProof/>
+        </w:rPr>
+        <w:lastRenderedPageBreak/>
+        <w:drawing>
+          <wp:inline distT="0" distB="0" distL="0" distR="0" wp14:anchorId="686752E3" wp14:editId="2F862B32">
+            <wp:extent cx="3352800" cy="2963935"/>
+            <wp:effectExtent l="0" t="0" r="0" b="8255"/>
+            <wp:docPr id="1489847708" name="Picture 1"/>
+            <wp:cNvGraphicFramePr>
+              <a:graphicFrameLocks xmlns:a="http://schemas.openxmlformats.org/drawingml/2006/main" noChangeAspect="1"/>
+            </wp:cNvGraphicFramePr>
+            <a:graphic xmlns:a="http://schemas.openxmlformats.org/drawingml/2006/main">
+              <a:graphicData uri="http://schemas.openxmlformats.org/drawingml/2006/picture">
+                <pic:pic xmlns:pic="http://schemas.openxmlformats.org/drawingml/2006/picture">
+                  <pic:nvPicPr>
+                    <pic:cNvPr id="1489847708" name=""/>
+                    <pic:cNvPicPr/>
+                  </pic:nvPicPr>
+                  <pic:blipFill rotWithShape="1">
+                    <a:blip r:embed="rId14"/>
+                    <a:srcRect l="39751" t="15128" r="24880" b="29286"/>
+                    <a:stretch>
+                      <a:fillRect/>
+                    </a:stretch>
+                  </pic:blipFill>
+                  <pic:spPr bwMode="auto">
+                    <a:xfrm>
+                      <a:off x="0" y="0"/>
+                      <a:ext cx="3408019" cy="3012750"/>
+                    </a:xfrm>
+                    <a:prstGeom prst="rect">
+                      <a:avLst/>
+                    </a:prstGeom>
+                    <a:ln>
+                      <a:noFill/>
+                    </a:ln>
+                    <a:extLst>
+                      <a:ext uri="{53640926-AAD7-44D8-BBD7-CCE9431645EC}">
+                        <a14:shadowObscured xmlns:a14="http://schemas.microsoft.com/office/drawing/2010/main"/>
+                      </a:ext>
+                    </a:extLst>
+                  </pic:spPr>
+                </pic:pic>
+              </a:graphicData>
+            </a:graphic>
+          </wp:inline>
+        </w:drawing>
+      </w:r>
+    </w:p>
+    <w:p>
+      <w:pPr>
+        <w:rPr>
+          <w:lang w:val="en-US"/>
+        </w:rPr>
+      </w:pPr>
+      <w:r>
+        <w:rPr>
+          <w:noProof/>
+        </w:rPr>
+        <w:drawing>
+          <wp:inline distT="0" distB="0" distL="0" distR="0" wp14:anchorId="137E5ED3" wp14:editId="0F81D9A8">
+            <wp:extent cx="3703320" cy="3192780"/>
+            <wp:effectExtent l="0" t="0" r="0" b="7620"/>
+            <wp:docPr id="216279500" name="Picture 1"/>
+            <wp:cNvGraphicFramePr>
+              <a:graphicFrameLocks xmlns:a="http://schemas.openxmlformats.org/drawingml/2006/main" noChangeAspect="1"/>
+            </wp:cNvGraphicFramePr>
+            <a:graphic xmlns:a="http://schemas.openxmlformats.org/drawingml/2006/main">
+              <a:graphicData uri="http://schemas.openxmlformats.org/drawingml/2006/picture">
+                <pic:pic xmlns:pic="http://schemas.openxmlformats.org/drawingml/2006/picture">
+                  <pic:nvPicPr>
+                    <pic:cNvPr id="216279500" name=""/>
+                    <pic:cNvPicPr/>
+                  </pic:nvPicPr>
+                  <pic:blipFill rotWithShape="1">
+                    <a:blip r:embed="rId15"/>
+                    <a:srcRect l="42584" t="26758" r="26122" b="28832"/>
+                    <a:stretch>
+                      <a:fillRect/>
+                    </a:stretch>
+                  </pic:blipFill>
+                  <pic:spPr bwMode="auto">
+                    <a:xfrm>
+                      <a:off x="0" y="0"/>
+                      <a:ext cx="3712644" cy="3200818"/>
+                    </a:xfrm>
+                    <a:prstGeom prst="rect">
+                      <a:avLst/>
+                    </a:prstGeom>
+                    <a:ln>
+                      <a:noFill/>
+                    </a:ln>
+                    <a:extLst>
+                      <a:ext uri="{53640926-AAD7-44D8-BBD7-CCE9431645EC}">
+                        <a14:shadowObscured xmlns:a14="http://schemas.microsoft.com/office/drawing/2010/main"/>
+                      </a:ext>
+                    </a:extLst>
+                  </pic:spPr>
+                </pic:pic>
+              </a:graphicData>
+            </a:graphic>
+          </wp:inline>
+        </w:drawing>
+      </w:r>
+    </w:p>
+    <w:p>
+      <w:pPr>
+        <w:rPr>
+          <w:lang w:val="en-US"/>
+        </w:rPr>
+      </w:pPr>
+    </w:p>
+    <w:p>
+      <w:pPr>
+        <w:pStyle w:val="ListParagraph"/>
+        <w:numPr>
+          <w:ilvl w:val="0"/>
+          <w:numId w:val="10"/>
+        </w:numPr>
+        <w:rPr>
+          <w:lang w:val="en-US"/>
+        </w:rPr>
+      </w:pPr>
+      <w:r>
+        <w:rPr>
+          <w:lang w:val="en-US"/>
+        </w:rPr>
+        <w:t>s</w:t>
+      </w:r>
+      <w:r>
+        <w:rPr>
+          <w:lang w:val="en-US"/>
+        </w:rPr>
+        <w:t>ervices.html</w:t>
+      </w:r>
+    </w:p>
+    <w:p>
+      <w:pPr>
+        <w:pStyle w:val="ListParagraph"/>
+        <w:rPr>
+          <w:lang w:val="en-US"/>
+        </w:rPr>
+      </w:pPr>
+    </w:p>
+    <w:p>
+      <w:pPr>
+        <w:rPr>
+          <w:b/>
+          <w:bCs/>
+          <w:lang w:val="en-US"/>
+        </w:rPr>
+      </w:pPr>
+      <w:r>
+        <w:rPr>
+          <w:b/>
+          <w:bCs/>
+          <w:lang w:val="en-US"/>
+        </w:rPr>
+        <w:t>Desktop Display</w:t>
+      </w:r>
+    </w:p>
+    <w:p>
+      <w:pPr>
+        <w:pStyle w:val="ListParagraph"/>
+        <w:rPr>
+          <w:lang w:val="en-US"/>
+        </w:rPr>
+      </w:pPr>
+      <w:r>
+        <w:rPr>
+          <w:noProof/>
+        </w:rPr>
+        <w:lastRenderedPageBreak/>
+        <w:drawing>
+          <wp:inline distT="0" distB="0" distL="0" distR="0" wp14:anchorId="3109E6C8" wp14:editId="5315519D">
+            <wp:extent cx="4401184" cy="4069080"/>
+            <wp:effectExtent l="0" t="0" r="0" b="7620"/>
+            <wp:docPr id="62197118" name="Picture 1"/>
+            <wp:cNvGraphicFramePr>
+              <a:graphicFrameLocks xmlns:a="http://schemas.openxmlformats.org/drawingml/2006/main" noChangeAspect="1"/>
+            </wp:cNvGraphicFramePr>
+            <a:graphic xmlns:a="http://schemas.openxmlformats.org/drawingml/2006/main">
+              <a:graphicData uri="http://schemas.openxmlformats.org/drawingml/2006/picture">
+                <pic:pic xmlns:pic="http://schemas.openxmlformats.org/drawingml/2006/picture">
+                  <pic:nvPicPr>
+                    <pic:cNvPr id="62197118" name=""/>
+                    <pic:cNvPicPr/>
+                  </pic:nvPicPr>
+                  <pic:blipFill rotWithShape="1">
+                    <a:blip r:embed="rId16"/>
+                    <a:srcRect l="20873" t="17865" r="36051" b="12886"/>
+                    <a:stretch>
+                      <a:fillRect/>
+                    </a:stretch>
+                  </pic:blipFill>
+                  <pic:spPr bwMode="auto">
+                    <a:xfrm>
+                      <a:off x="0" y="0"/>
+                      <a:ext cx="4407035" cy="4074489"/>
+                    </a:xfrm>
+                    <a:prstGeom prst="rect">
+                      <a:avLst/>
+                    </a:prstGeom>
+                    <a:ln>
+                      <a:noFill/>
+                    </a:ln>
+                    <a:extLst>
+                      <a:ext uri="{53640926-AAD7-44D8-BBD7-CCE9431645EC}">
+                        <a14:shadowObscured xmlns:a14="http://schemas.microsoft.com/office/drawing/2010/main"/>
+                      </a:ext>
+                    </a:extLst>
+                  </pic:spPr>
+                </pic:pic>
+              </a:graphicData>
+            </a:graphic>
+          </wp:inline>
+        </w:drawing>
+      </w:r>
+    </w:p>
+    <w:p>
+      <w:pPr>
+        <w:pStyle w:val="ListParagraph"/>
+        <w:rPr>
+          <w:lang w:val="en-US"/>
+        </w:rPr>
+      </w:pPr>
+    </w:p>
+    <w:p>
+      <w:pPr>
+        <w:rPr>
+          <w:lang w:val="en-US"/>
+        </w:rPr>
+      </w:pPr>
+      <w:r>
+        <w:rPr>
+          <w:b/>
+          <w:bCs/>
+          <w:lang w:val="en-US"/>
+        </w:rPr>
+        <w:t>Mobile Phone Display</w:t>
+      </w:r>
+    </w:p>
+    <w:p>
+      <w:pPr>
+        <w:pStyle w:val="ListParagraph"/>
+        <w:rPr>
+          <w:lang w:val="en-US"/>
+        </w:rPr>
+      </w:pPr>
+      <w:r>
+        <w:rPr>
+          <w:noProof/>
+        </w:rPr>
+        <w:drawing>
+          <wp:inline distT="0" distB="0" distL="0" distR="0" wp14:anchorId="226031FE" wp14:editId="12F7741E">
+            <wp:extent cx="3116179" cy="3383280"/>
+            <wp:effectExtent l="0" t="0" r="8255" b="7620"/>
+            <wp:docPr id="775896323" name="Picture 1"/>
+            <wp:cNvGraphicFramePr>
+              <a:graphicFrameLocks xmlns:a="http://schemas.openxmlformats.org/drawingml/2006/main" noChangeAspect="1"/>
+            </wp:cNvGraphicFramePr>
+            <a:graphic xmlns:a="http://schemas.openxmlformats.org/drawingml/2006/main">
+              <a:graphicData uri="http://schemas.openxmlformats.org/drawingml/2006/picture">
+                <pic:pic xmlns:pic="http://schemas.openxmlformats.org/drawingml/2006/picture">
+                  <pic:nvPicPr>
+                    <pic:cNvPr id="775896323" name=""/>
+                    <pic:cNvPicPr/>
+                  </pic:nvPicPr>
+                  <pic:blipFill rotWithShape="1">
+                    <a:blip r:embed="rId17"/>
+                    <a:srcRect l="42943" t="19855" r="24485" b="17274"/>
+                    <a:stretch>
+                      <a:fillRect/>
+                    </a:stretch>
+                  </pic:blipFill>
+                  <pic:spPr bwMode="auto">
+                    <a:xfrm>
+                      <a:off x="0" y="0"/>
+                      <a:ext cx="3121631" cy="3389200"/>
+                    </a:xfrm>
+                    <a:prstGeom prst="rect">
+                      <a:avLst/>
+                    </a:prstGeom>
+                    <a:ln>
+                      <a:noFill/>
+                    </a:ln>
+                    <a:extLst>
+                      <a:ext uri="{53640926-AAD7-44D8-BBD7-CCE9431645EC}">
+                        <a14:shadowObscured xmlns:a14="http://schemas.microsoft.com/office/drawing/2010/main"/>
+                      </a:ext>
+                    </a:extLst>
+                  </pic:spPr>
+                </pic:pic>
+              </a:graphicData>
+            </a:graphic>
+          </wp:inline>
+        </w:drawing>
+      </w:r>
+    </w:p>
+    <w:p>
+      <w:pPr>
+        <w:pStyle w:val="ListParagraph"/>
+        <w:rPr>
+          <w:lang w:val="en-US"/>
+        </w:rPr>
+      </w:pPr>
+    </w:p>
+    <w:p>
+      <w:pPr>
+        <w:pStyle w:val="ListParagraph"/>
+        <w:numPr>
+          <w:ilvl w:val="0"/>
+          <w:numId w:val="10"/>
+        </w:numPr>
+        <w:rPr>
+          <w:lang w:val="en-US"/>
+        </w:rPr>
+      </w:pPr>
+      <w:r>
+        <w:rPr>
+          <w:lang w:val="en-US"/>
+        </w:rPr>
+        <w:t>r</w:t>
+      </w:r>
+      <w:r>
+        <w:rPr>
+          <w:lang w:val="en-US"/>
+        </w:rPr>
+        <w:t>equest</w:t>
+      </w:r>
+      <w:r>
+        <w:rPr>
+          <w:lang w:val="en-US"/>
+        </w:rPr>
+        <w:t>-</w:t>
+      </w:r>
+      <w:r>
+        <w:rPr>
+          <w:lang w:val="en-US"/>
+        </w:rPr>
+        <w:t>q</w:t>
+      </w:r>
+      <w:r>
+        <w:rPr>
+          <w:lang w:val="en-US"/>
+        </w:rPr>
+        <w:t>uote.html</w:t>
+      </w:r>
+    </w:p>
+    <w:p>
+      <w:pPr>
+        <w:ind w:left="360"/>
+        <w:rPr>
+          <w:b/>
+          <w:bCs/>
+          <w:lang w:val="en-US"/>
+        </w:rPr>
+      </w:pPr>
+      <w:r>
+        <w:rPr>
+          <w:b/>
+          <w:bCs/>
+          <w:lang w:val="en-US"/>
+        </w:rPr>
+        <w:lastRenderedPageBreak/>
+        <w:t>Desktop Display</w:t>
+      </w:r>
+    </w:p>
+    <w:p>
+      <w:pPr>
+        <w:pStyle w:val="ListParagraph"/>
+        <w:rPr>
+          <w:lang w:val="en-US"/>
+        </w:rPr>
+      </w:pPr>
+      <w:r>
+        <w:rPr>
+          <w:noProof/>
+        </w:rPr>
+        <mc:AlternateContent>
+          <mc:Choice Requires="wpi">
+            <w:drawing>
+              <wp:anchor distT="0" distB="0" distL="114300" distR="114300" simplePos="0" relativeHeight="251662336" behindDoc="0" locked="0" layoutInCell="1" allowOverlap="1" wp14:anchorId="0EB0E9E5" wp14:editId="22F63924">
+                <wp:simplePos x="0" y="0"/>
+                <wp:positionH relativeFrom="column">
+                  <wp:posOffset>-121860</wp:posOffset>
+                </wp:positionH>
+                <wp:positionV relativeFrom="paragraph">
+                  <wp:posOffset>213240</wp:posOffset>
+                </wp:positionV>
+                <wp:extent cx="360" cy="360"/>
+                <wp:effectExtent l="38100" t="38100" r="38100" b="38100"/>
+                <wp:wrapNone/>
+                <wp:docPr id="2094814122" name="Ink 4"/>
+                <wp:cNvGraphicFramePr/>
+                <a:graphic xmlns:a="http://schemas.openxmlformats.org/drawingml/2006/main">
+                  <a:graphicData uri="http://schemas.microsoft.com/office/word/2010/wordprocessingInk">
+                    <w14:contentPart bwMode="auto" r:id="rId18">
+                      <w14:nvContentPartPr>
+                        <w14:cNvContentPartPr/>
+                      </w14:nvContentPartPr>
+                      <w14:xfrm>
+                        <a:off x="0" y="0"/>
+                        <a:ext cx="360" cy="360"/>
+                      </w14:xfrm>
+                    </w14:contentPart>
+                  </a:graphicData>
+                </a:graphic>
+              </wp:anchor>
+            </w:drawing>
+          </mc:Choice>
+          <mc:Fallback>
+            <w:pict>
+              <v:shapetype w14:anchorId="250425F9" id="_x0000_t75" coordsize="21600,21600" o:spt="75" o:preferrelative="t" path="m@4@5l@4@11@9@11@9@5xe" filled="f" stroked="f">
+                <v:stroke joinstyle="miter"/>
+                <v:formulas>
+                  <v:f eqn="if lineDrawn pixelLineWidth 0"/>
+                  <v:f eqn="sum @0 1 0"/>
+                  <v:f eqn="sum 0 0 @1"/>
+                  <v:f eqn="prod @2 1 2"/>
+                  <v:f eqn="prod @3 21600 pixelWidth"/>
+                  <v:f eqn="prod @3 21600 pixelHeight"/>
+                  <v:f eqn="sum @0 0 1"/>
+                  <v:f eqn="prod @6 1 2"/>
+                  <v:f eqn="prod @7 21600 pixelWidth"/>
+                  <v:f eqn="sum @8 21600 0"/>
+                  <v:f eqn="prod @7 21600 pixelHeight"/>
+                  <v:f eqn="sum @10 21600 0"/>
+                </v:formulas>
+                <v:path o:extrusionok="f" gradientshapeok="t" o:connecttype="rect"/>
+                <o:lock v:ext="edit" aspectratio="t"/>
+              </v:shapetype>
+              <v:shape id="Ink 4" o:spid="_x0000_s1026" type="#_x0000_t75" style="position:absolute;margin-left:-10.1pt;margin-top:16.3pt;width:1.05pt;height:1.05pt;z-index:251662336;visibility:visible;mso-wrap-style:square;mso-wrap-distance-left:9pt;mso-wrap-distance-top:0;mso-wrap-distance-right:9pt;mso-wrap-distance-bottom:0;mso-position-horizontal:absolute;mso-position-horizontal-relative:text;mso-position-vertical:absolute;mso-position-vertical-relative:text" o:gfxdata="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">
+                <v:imagedata r:id="rId19" o:title=""/>
+              </v:shape>
+            </w:pict>
+          </mc:Fallback>
+        </mc:AlternateContent>
+      </w:r>
+      <w:r>
+        <w:rPr>
+          <w:noProof/>
+        </w:rPr>
+        <w:drawing>
+          <wp:inline distT="0" distB="0" distL="0" distR="0" wp14:anchorId="400084A4" wp14:editId="0810E9CE">
+            <wp:extent cx="4358966" cy="4015740"/>
+            <wp:effectExtent l="0" t="0" r="3810" b="3810"/>
+            <wp:docPr id="441237873" name="Picture 1"/>
+            <wp:cNvGraphicFramePr>
+              <a:graphicFrameLocks xmlns:a="http://schemas.openxmlformats.org/drawingml/2006/main" noChangeAspect="1"/>
+            </wp:cNvGraphicFramePr>
+            <a:graphic xmlns:a="http://schemas.openxmlformats.org/drawingml/2006/main">
+              <a:graphicData uri="http://schemas.openxmlformats.org/drawingml/2006/picture">
+                <pic:pic xmlns:pic="http://schemas.openxmlformats.org/drawingml/2006/picture">
+                  <pic:nvPicPr>
+                    <pic:cNvPr id="441237873" name=""/>
+                    <pic:cNvPicPr/>
+                  </pic:nvPicPr>
+                  <pic:blipFill rotWithShape="1">
+                    <a:blip r:embed="rId20"/>
+                    <a:srcRect l="25924" t="14890" r="23422" b="2147"/>
+                    <a:stretch>
+                      <a:fillRect/>
+                    </a:stretch>
+                  </pic:blipFill>
+                  <pic:spPr bwMode="auto">
+                    <a:xfrm>
+                      <a:off x="0" y="0"/>
+                      <a:ext cx="4362982" cy="4019440"/>
+                    </a:xfrm>
+                    <a:prstGeom prst="rect">
+                      <a:avLst/>
+                    </a:prstGeom>
+                    <a:ln>
+                      <a:noFill/>
+                    </a:ln>
+                    <a:extLst>
+                      <a:ext uri="{53640926-AAD7-44D8-BBD7-CCE9431645EC}">
+                        <a14:shadowObscured xmlns:a14="http://schemas.microsoft.com/office/drawing/2010/main"/>
+                      </a:ext>
+                    </a:extLst>
+                  </pic:spPr>
+                </pic:pic>
+              </a:graphicData>
+            </a:graphic>
+          </wp:inline>
+        </w:drawing>
+      </w:r>
+    </w:p>
+    <w:p>
+      <w:pPr>
+        <w:pStyle w:val="ListParagraph"/>
+        <w:rPr>
+          <w:lang w:val="en-US"/>
+        </w:rPr>
+      </w:pPr>
+    </w:p>
+    <w:p>
+      <w:pPr>
+        <w:rPr>
+          <w:lang w:val="en-US"/>
+        </w:rPr>
+      </w:pPr>
+      <w:r>
+        <w:rPr>
+          <w:b/>
+          <w:bCs/>
+          <w:lang w:val="en-US"/>
+        </w:rPr>
+        <w:t>Mobile Phone Display</w:t>
+      </w:r>
+    </w:p>
+    <w:p>
+      <w:pPr>
+        <w:pStyle w:val="ListParagraph"/>
+        <w:rPr>
+          <w:lang w:val="en-US"/>
+        </w:rPr>
+      </w:pPr>
+    </w:p>
+    <w:p>
+      <w:pPr>
+        <w:pStyle w:val="ListParagraph"/>
+        <w:rPr>
+          <w:lang w:val="en-US"/>
+        </w:rPr>
+      </w:pPr>
+      <w:r>
+        <w:rPr>
+          <w:noProof/>
+        </w:rPr>
+        <w:lastRenderedPageBreak/>
+        <w:drawing>
+          <wp:inline distT="0" distB="0" distL="0" distR="0" wp14:anchorId="1FF9B717" wp14:editId="67B63157">
+            <wp:extent cx="4640580" cy="3748625"/>
+            <wp:effectExtent l="0" t="0" r="7620" b="4445"/>
+            <wp:docPr id="198822562" name="Picture 1"/>
+            <wp:cNvGraphicFramePr>
+              <a:graphicFrameLocks xmlns:a="http://schemas.openxmlformats.org/drawingml/2006/main" noChangeAspect="1"/>
+            </wp:cNvGraphicFramePr>
+            <a:graphic xmlns:a="http://schemas.openxmlformats.org/drawingml/2006/main">
+              <a:graphicData uri="http://schemas.openxmlformats.org/drawingml/2006/picture">
+                <pic:pic xmlns:pic="http://schemas.openxmlformats.org/drawingml/2006/picture">
+                  <pic:nvPicPr>
+                    <pic:cNvPr id="198822562" name=""/>
+                    <pic:cNvPicPr/>
+                  </pic:nvPicPr>
+                  <pic:blipFill rotWithShape="1">
+                    <a:blip r:embed="rId21"/>
+                    <a:srcRect l="36960" t="17490" r="11855" b="9001"/>
+                    <a:stretch>
+                      <a:fillRect/>
+                    </a:stretch>
+                  </pic:blipFill>
+                  <pic:spPr bwMode="auto">
+                    <a:xfrm>
+                      <a:off x="0" y="0"/>
+                      <a:ext cx="4650990" cy="3757034"/>
+                    </a:xfrm>
+                    <a:prstGeom prst="rect">
+                      <a:avLst/>
+                    </a:prstGeom>
+                    <a:ln>
+                      <a:noFill/>
+                    </a:ln>
+                    <a:extLst>
+                      <a:ext uri="{53640926-AAD7-44D8-BBD7-CCE9431645EC}">
+                        <a14:shadowObscured xmlns:a14="http://schemas.microsoft.com/office/drawing/2010/main"/>
+                      </a:ext>
+                    </a:extLst>
+                  </pic:spPr>
+                </pic:pic>
+              </a:graphicData>
+            </a:graphic>
+          </wp:inline>
+        </w:drawing>
+      </w:r>
+    </w:p>
+    <w:p>
+      <w:pPr>
+        <w:pStyle w:val="ListParagraph"/>
+        <w:rPr>
+          <w:lang w:val="en-US"/>
+        </w:rPr>
+      </w:pPr>
+      <w:r>
+        <w:rPr>
+          <w:noProof/>
+        </w:rPr>
+        <w:drawing>
+          <wp:inline distT="0" distB="0" distL="0" distR="0" wp14:anchorId="285D1DE9" wp14:editId="1C02A1BE">
+            <wp:extent cx="4061460" cy="2441859"/>
+            <wp:effectExtent l="0" t="0" r="0" b="0"/>
+            <wp:docPr id="1103788116" name="Picture 1"/>
+            <wp:cNvGraphicFramePr>
+              <a:graphicFrameLocks xmlns:a="http://schemas.openxmlformats.org/drawingml/2006/main" noChangeAspect="1"/>
+            </wp:cNvGraphicFramePr>
+            <a:graphic xmlns:a="http://schemas.openxmlformats.org/drawingml/2006/main">
+              <a:graphicData uri="http://schemas.openxmlformats.org/drawingml/2006/picture">
+                <pic:pic xmlns:pic="http://schemas.openxmlformats.org/drawingml/2006/picture">
+                  <pic:nvPicPr>
+                    <pic:cNvPr id="1103788116" name=""/>
+                    <pic:cNvPicPr/>
+                  </pic:nvPicPr>
+                  <pic:blipFill rotWithShape="1">
+                    <a:blip r:embed="rId22"/>
+                    <a:srcRect l="26191" t="43016" r="30468" b="10657"/>
+                    <a:stretch>
+                      <a:fillRect/>
+                    </a:stretch>
+                  </pic:blipFill>
+                  <pic:spPr bwMode="auto">
+                    <a:xfrm>
+                      <a:off x="0" y="0"/>
+                      <a:ext cx="4084397" cy="2455650"/>
+                    </a:xfrm>
+                    <a:prstGeom prst="rect">
+                      <a:avLst/>
+                    </a:prstGeom>
+                    <a:ln>
+                      <a:noFill/>
+                    </a:ln>
+                    <a:extLst>
+                      <a:ext uri="{53640926-AAD7-44D8-BBD7-CCE9431645EC}">
+                        <a14:shadowObscured xmlns:a14="http://schemas.microsoft.com/office/drawing/2010/main"/>
+                      </a:ext>
+                    </a:extLst>
+                  </pic:spPr>
+                </pic:pic>
+              </a:graphicData>
+            </a:graphic>
+          </wp:inline>
+        </w:drawing>
+      </w:r>
+    </w:p>
+    <w:p>
+      <w:pPr>
+        <w:pStyle w:val="ListParagraph"/>
+        <w:rPr>
+          <w:lang w:val="en-US"/>
+        </w:rPr>
+      </w:pPr>
+    </w:p>
+    <w:p>
+      <w:pPr>
+        <w:pStyle w:val="ListParagraph"/>
+        <w:rPr>
+          <w:lang w:val="en-US"/>
+        </w:rPr>
+      </w:pPr>
+    </w:p>
+    <w:p>
+      <w:pPr>
+        <w:pStyle w:val="ListParagraph"/>
+        <w:numPr>
+          <w:ilvl w:val="0"/>
+          <w:numId w:val="10"/>
+        </w:numPr>
+        <w:rPr>
+          <w:lang w:val="en-US"/>
+        </w:rPr>
+      </w:pPr>
+      <w:r>
+        <w:rPr>
+          <w:lang w:val="en-US"/>
+        </w:rPr>
+        <w:t>contact</w:t>
+      </w:r>
+      <w:r>
+        <w:rPr>
+          <w:lang w:val="en-US"/>
+        </w:rPr>
+        <w:t>-</w:t>
+      </w:r>
+      <w:r>
+        <w:rPr>
+          <w:lang w:val="en-US"/>
+        </w:rPr>
+        <w:t>u</w:t>
+      </w:r>
+      <w:r>
+        <w:rPr>
+          <w:lang w:val="en-US"/>
+        </w:rPr>
+        <w:t>s.html</w:t>
+      </w:r>
+    </w:p>
+    <w:p>
+      <w:pPr>
+        <w:pStyle w:val="ListParagraph"/>
+        <w:rPr>
+          <w:lang w:val="en-US"/>
+        </w:rPr>
+      </w:pPr>
+    </w:p>
+    <w:p>
+      <w:pPr>
+        <w:rPr>
+          <w:b/>
+          <w:bCs/>
+          <w:lang w:val="en-US"/>
+        </w:rPr>
+      </w:pPr>
+      <w:r>
+        <w:rPr>
+          <w:b/>
+          <w:bCs/>
+          <w:lang w:val="en-US"/>
+        </w:rPr>
+        <w:t>Desktop Display</w:t>
+      </w:r>
+    </w:p>
+    <w:p>
+      <w:pPr>
+        <w:ind w:left="360"/>
+        <w:rPr>
+          <w:lang w:val="en-US"/>
+        </w:rPr>
+      </w:pPr>
+    </w:p>
+    <w:p>
+      <w:pPr>
+        <w:pStyle w:val="ListParagraph"/>
+        <w:rPr>
+          <w:lang w:val="en-US"/>
+        </w:rPr>
+      </w:pPr>
+      <w:r>
+        <w:rPr>
+          <w:noProof/>
+        </w:rPr>
+        <w:lastRenderedPageBreak/>
+        <w:drawing>
+          <wp:inline distT="0" distB="0" distL="0" distR="0" wp14:anchorId="049515A6" wp14:editId="6A7D4211">
+            <wp:extent cx="4244340" cy="3879381"/>
+            <wp:effectExtent l="0" t="0" r="3810" b="6985"/>
+            <wp:docPr id="640844166" name="Picture 1"/>
+            <wp:cNvGraphicFramePr>
+              <a:graphicFrameLocks xmlns:a="http://schemas.openxmlformats.org/drawingml/2006/main" noChangeAspect="1"/>
+            </wp:cNvGraphicFramePr>
+            <a:graphic xmlns:a="http://schemas.openxmlformats.org/drawingml/2006/main">
+              <a:graphicData uri="http://schemas.openxmlformats.org/drawingml/2006/picture">
+                <pic:pic xmlns:pic="http://schemas.openxmlformats.org/drawingml/2006/picture">
+                  <pic:nvPicPr>
+                    <pic:cNvPr id="640844166" name=""/>
+                    <pic:cNvPicPr/>
+                  </pic:nvPicPr>
+                  <pic:blipFill rotWithShape="1">
+                    <a:blip r:embed="rId23"/>
+                    <a:srcRect l="15023" t="21509" r="43231" b="10656"/>
+                    <a:stretch>
+                      <a:fillRect/>
+                    </a:stretch>
+                  </pic:blipFill>
+                  <pic:spPr bwMode="auto">
+                    <a:xfrm>
+                      <a:off x="0" y="0"/>
+                      <a:ext cx="4250428" cy="3884945"/>
+                    </a:xfrm>
+                    <a:prstGeom prst="rect">
+                      <a:avLst/>
+                    </a:prstGeom>
+                    <a:ln>
+                      <a:noFill/>
+                    </a:ln>
+                    <a:extLst>
+                      <a:ext uri="{53640926-AAD7-44D8-BBD7-CCE9431645EC}">
+                        <a14:shadowObscured xmlns:a14="http://schemas.microsoft.com/office/drawing/2010/main"/>
+                      </a:ext>
+                    </a:extLst>
+                  </pic:spPr>
+                </pic:pic>
+              </a:graphicData>
+            </a:graphic>
+          </wp:inline>
+        </w:drawing>
+      </w:r>
+    </w:p>
+    <w:p>
+      <w:pPr>
+        <w:pStyle w:val="ListParagraph"/>
+        <w:rPr>
+          <w:lang w:val="en-US"/>
+        </w:rPr>
+      </w:pPr>
+    </w:p>
+    <w:p>
+      <w:pPr>
+        <w:rPr>
+          <w:lang w:val="en-US"/>
+        </w:rPr>
+      </w:pPr>
+      <w:r>
+        <w:rPr>
+          <w:b/>
+          <w:bCs/>
+          <w:lang w:val="en-US"/>
+        </w:rPr>
+        <w:t>Mobile Phone Display</w:t>
+      </w:r>
+    </w:p>
+    <w:p>
+      <w:pPr>
+        <w:pStyle w:val="ListParagraph"/>
+        <w:rPr>
+          <w:lang w:val="en-US"/>
+        </w:rPr>
+      </w:pPr>
+    </w:p>
+    <w:p>
+      <w:pPr>
+        <w:pStyle w:val="ListParagraph"/>
+        <w:rPr>
+          <w:lang w:val="en-US"/>
+        </w:rPr>
+      </w:pPr>
+      <w:r>
+        <w:rPr>
+          <w:noProof/>
+        </w:rPr>
+        <w:drawing>
+          <wp:inline distT="0" distB="0" distL="0" distR="0" wp14:anchorId="4D4919B9" wp14:editId="51E15F90">
+            <wp:extent cx="3108960" cy="3217570"/>
+            <wp:effectExtent l="0" t="0" r="0" b="1905"/>
+            <wp:docPr id="1209403064" name="Picture 1"/>
+            <wp:cNvGraphicFramePr>
+              <a:graphicFrameLocks xmlns:a="http://schemas.openxmlformats.org/drawingml/2006/main" noChangeAspect="1"/>
+            </wp:cNvGraphicFramePr>
+            <a:graphic xmlns:a="http://schemas.openxmlformats.org/drawingml/2006/main">
+              <a:graphicData uri="http://schemas.openxmlformats.org/drawingml/2006/picture">
+                <pic:pic xmlns:pic="http://schemas.openxmlformats.org/drawingml/2006/picture">
+                  <pic:nvPicPr>
+                    <pic:cNvPr id="1209403064" name=""/>
+                    <pic:cNvPicPr/>
+                  </pic:nvPicPr>
+                  <pic:blipFill rotWithShape="1">
+                    <a:blip r:embed="rId24"/>
+                    <a:srcRect l="36429" t="16782" r="33126" b="27201"/>
+                    <a:stretch>
+                      <a:fillRect/>
+                    </a:stretch>
+                  </pic:blipFill>
+                  <pic:spPr bwMode="auto">
+                    <a:xfrm>
+                      <a:off x="0" y="0"/>
+                      <a:ext cx="3111137" cy="3219823"/>
+                    </a:xfrm>
+                    <a:prstGeom prst="rect">
+                      <a:avLst/>
+                    </a:prstGeom>
+                    <a:ln>
+                      <a:noFill/>
+                    </a:ln>
+                    <a:extLst>
+                      <a:ext uri="{53640926-AAD7-44D8-BBD7-CCE9431645EC}">
+                        <a14:shadowObscured xmlns:a14="http://schemas.microsoft.com/office/drawing/2010/main"/>
+                      </a:ext>
+                    </a:extLst>
+                  </pic:spPr>
+                </pic:pic>
+              </a:graphicData>
+            </a:graphic>
+          </wp:inline>
+        </w:drawing>
+      </w:r>
+    </w:p>
+    <w:p>
+      <w:pPr>
+        <w:pStyle w:val="ListParagraph"/>
+        <w:rPr>
+          <w:lang w:val="en-US"/>
+        </w:rPr>
+      </w:pPr>
+      <w:r>
+        <w:rPr>
+          <w:noProof/>
+        </w:rPr>
+        <w:lastRenderedPageBreak/>
+        <w:drawing>
+          <wp:inline distT="0" distB="0" distL="0" distR="0" wp14:anchorId="39769017" wp14:editId="10BD2025">
+            <wp:extent cx="4259580" cy="2476098"/>
+            <wp:effectExtent l="0" t="0" r="7620" b="635"/>
+            <wp:docPr id="2134089284" name="Picture 1"/>
+            <wp:cNvGraphicFramePr>
+              <a:graphicFrameLocks xmlns:a="http://schemas.openxmlformats.org/drawingml/2006/main" noChangeAspect="1"/>
+            </wp:cNvGraphicFramePr>
+            <a:graphic xmlns:a="http://schemas.openxmlformats.org/drawingml/2006/main">
+              <a:graphicData uri="http://schemas.openxmlformats.org/drawingml/2006/picture">
+                <pic:pic xmlns:pic="http://schemas.openxmlformats.org/drawingml/2006/picture">
+                  <pic:nvPicPr>
+                    <pic:cNvPr id="2134089284" name=""/>
+                    <pic:cNvPicPr/>
+                  </pic:nvPicPr>
+                  <pic:blipFill rotWithShape="1">
+                    <a:blip r:embed="rId25"/>
+                    <a:srcRect l="38687" t="47272" r="28607" b="18929"/>
+                    <a:stretch>
+                      <a:fillRect/>
+                    </a:stretch>
+                  </pic:blipFill>
+                  <pic:spPr bwMode="auto">
+                    <a:xfrm>
+                      <a:off x="0" y="0"/>
+                      <a:ext cx="4272965" cy="2483879"/>
+                    </a:xfrm>
+                    <a:prstGeom prst="rect">
+                      <a:avLst/>
+                    </a:prstGeom>
+                    <a:ln>
+                      <a:noFill/>
+                    </a:ln>
+                    <a:extLst>
+                      <a:ext uri="{53640926-AAD7-44D8-BBD7-CCE9431645EC}">
+                        <a14:shadowObscured xmlns:a14="http://schemas.microsoft.com/office/drawing/2010/main"/>
+                      </a:ext>
+                    </a:extLst>
+                  </pic:spPr>
+                </pic:pic>
+              </a:graphicData>
+            </a:graphic>
+          </wp:inline>
+        </w:drawing>
+      </w:r>
+    </w:p>
+    <w:p>
+      <w:pPr>
+        <w:pStyle w:val="ListParagraph"/>
+        <w:rPr>
+          <w:lang w:val="en-US"/>
+        </w:rPr>
+      </w:pPr>
+    </w:p>
+    <w:p>
+      <w:pPr>
+        <w:pStyle w:val="ListParagraph"/>
+        <w:numPr>
+          <w:ilvl w:val="0"/>
+          <w:numId w:val="12"/>
+        </w:numPr>
+        <w:rPr>
+          <w:lang w:val="en-US"/>
+        </w:rPr>
+      </w:pPr>
+      <w:r>
+        <w:rPr>
+          <w:lang w:val="en-US"/>
+        </w:rPr>
+        <w:t>feedback</w:t>
+      </w:r>
+      <w:r>
+        <w:rPr>
+          <w:lang w:val="en-US"/>
+        </w:rPr>
+        <w:t>.html</w:t>
+      </w:r>
+    </w:p>
+    <w:p>
+      <w:pPr>
+        <w:pStyle w:val="ListParagraph"/>
+        <w:rPr>
+          <w:lang w:val="en-US"/>
+        </w:rPr>
+      </w:pPr>
+    </w:p>
+    <w:p>
+      <w:pPr>
+        <w:ind w:left="360"/>
+        <w:rPr>
+          <w:b/>
+          <w:bCs/>
+          <w:lang w:val="en-US"/>
+        </w:rPr>
+      </w:pPr>
+      <w:r>
+        <w:rPr>
+          <w:b/>
+          <w:bCs/>
+          <w:lang w:val="en-US"/>
+        </w:rPr>
+        <w:t>Desktop Display</w:t>
+      </w:r>
+    </w:p>
+    <w:p>
+      <w:pPr>
+        <w:pStyle w:val="ListParagraph"/>
+        <w:rPr>
+          <w:lang w:val="en-US"/>
+        </w:rPr>
+      </w:pPr>
+    </w:p>
+    <w:p>
+      <w:pPr>
+        <w:pStyle w:val="ListParagraph"/>
+        <w:rPr>
+          <w:lang w:val="en-US"/>
+        </w:rPr>
+      </w:pPr>
+      <w:r>
+        <w:rPr>
+          <w:noProof/>
+        </w:rPr>
+        <w:drawing>
+          <wp:inline distT="0" distB="0" distL="0" distR="0" wp14:anchorId="1F663E61" wp14:editId="6140545E">
+            <wp:extent cx="4897755" cy="3040380"/>
+            <wp:effectExtent l="0" t="0" r="0" b="7620"/>
+            <wp:docPr id="1364890760" name="Picture 1"/>
+            <wp:cNvGraphicFramePr>
+              <a:graphicFrameLocks xmlns:a="http://schemas.openxmlformats.org/drawingml/2006/main" noChangeAspect="1"/>
+            </wp:cNvGraphicFramePr>
+            <a:graphic xmlns:a="http://schemas.openxmlformats.org/drawingml/2006/main">
+              <a:graphicData uri="http://schemas.openxmlformats.org/drawingml/2006/picture">
+                <pic:pic xmlns:pic="http://schemas.openxmlformats.org/drawingml/2006/picture">
+                  <pic:nvPicPr>
+                    <pic:cNvPr id="1364890760" name=""/>
+                    <pic:cNvPicPr/>
+                  </pic:nvPicPr>
+                  <pic:blipFill rotWithShape="1">
+                    <a:blip r:embed="rId26"/>
+                    <a:srcRect l="30711" t="22453" r="10924" b="13135"/>
+                    <a:stretch>
+                      <a:fillRect/>
+                    </a:stretch>
+                  </pic:blipFill>
+                  <pic:spPr bwMode="auto">
+                    <a:xfrm>
+                      <a:off x="0" y="0"/>
+                      <a:ext cx="4904884" cy="3044805"/>
+                    </a:xfrm>
+                    <a:prstGeom prst="rect">
+                      <a:avLst/>
+                    </a:prstGeom>
+                    <a:ln>
+                      <a:noFill/>
+                    </a:ln>
+                    <a:extLst>
+                      <a:ext uri="{53640926-AAD7-44D8-BBD7-CCE9431645EC}">
+                        <a14:shadowObscured xmlns:a14="http://schemas.microsoft.com/office/drawing/2010/main"/>
+                      </a:ext>
+                    </a:extLst>
+                  </pic:spPr>
+                </pic:pic>
+              </a:graphicData>
+            </a:graphic>
+          </wp:inline>
+        </w:drawing>
+      </w:r>
+    </w:p>
+    <w:p>
+      <w:pPr>
+        <w:pStyle w:val="ListParagraph"/>
+        <w:rPr>
+          <w:lang w:val="en-US"/>
+        </w:rPr>
+      </w:pPr>
+      <w:r>
+        <w:rPr>
+          <w:noProof/>
+        </w:rPr>
+        <w:drawing>
+          <wp:inline distT="0" distB="0" distL="0" distR="0" wp14:anchorId="4EA03202" wp14:editId="2E131591">
+            <wp:extent cx="5013960" cy="1927739"/>
+            <wp:effectExtent l="0" t="0" r="0" b="0"/>
+            <wp:docPr id="943630923" name="Picture 1"/>
+            <wp:cNvGraphicFramePr>
+              <a:graphicFrameLocks xmlns:a="http://schemas.openxmlformats.org/drawingml/2006/main" noChangeAspect="1"/>
+            </wp:cNvGraphicFramePr>
+            <a:graphic xmlns:a="http://schemas.openxmlformats.org/drawingml/2006/main">
+              <a:graphicData uri="http://schemas.openxmlformats.org/drawingml/2006/picture">
+                <pic:pic xmlns:pic="http://schemas.openxmlformats.org/drawingml/2006/picture">
+                  <pic:nvPicPr>
+                    <pic:cNvPr id="943630923" name=""/>
+                    <pic:cNvPicPr/>
+                  </pic:nvPicPr>
+                  <pic:blipFill rotWithShape="1">
+                    <a:blip r:embed="rId27"/>
+                    <a:srcRect l="20075" t="34036" r="19964" b="20583"/>
+                    <a:stretch>
+                      <a:fillRect/>
+                    </a:stretch>
+                  </pic:blipFill>
+                  <pic:spPr bwMode="auto">
+                    <a:xfrm>
+                      <a:off x="0" y="0"/>
+                      <a:ext cx="5062647" cy="1946458"/>
+                    </a:xfrm>
+                    <a:prstGeom prst="rect">
+                      <a:avLst/>
+                    </a:prstGeom>
+                    <a:ln>
+                      <a:noFill/>
+                    </a:ln>
+                    <a:extLst>
+                      <a:ext uri="{53640926-AAD7-44D8-BBD7-CCE9431645EC}">
+                        <a14:shadowObscured xmlns:a14="http://schemas.microsoft.com/office/drawing/2010/main"/>
+                      </a:ext>
+                    </a:extLst>
+                  </pic:spPr>
+                </pic:pic>
+              </a:graphicData>
+            </a:graphic>
+          </wp:inline>
+        </w:drawing>
+      </w:r>
+    </w:p>
+    <w:p>
+      <w:pPr>
+        <w:rPr>
+          <w:lang w:val="en-US"/>
+        </w:rPr>
+      </w:pPr>
+      <w:r>
+        <w:rPr>
+          <w:b/>
+          <w:bCs/>
+          <w:lang w:val="en-US"/>
+        </w:rPr>
+        <w:lastRenderedPageBreak/>
+        <w:t>Mobile Phone Display</w:t>
+      </w:r>
+    </w:p>
+    <w:p>
+      <w:pPr>
+        <w:pStyle w:val="ListParagraph"/>
+        <w:rPr>
+          <w:lang w:val="en-US"/>
+        </w:rPr>
+      </w:pPr>
+    </w:p>
+    <w:p>
+      <w:pPr>
+        <w:pStyle w:val="ListParagraph"/>
+        <w:rPr>
+          <w:lang w:val="en-US"/>
+        </w:rPr>
+      </w:pPr>
+      <w:r>
+        <w:rPr>
+          <w:noProof/>
+        </w:rPr>
+        <w:drawing>
+          <wp:inline distT="0" distB="0" distL="0" distR="0" wp14:anchorId="55C43BCD" wp14:editId="46E81EA8">
+            <wp:extent cx="4434840" cy="3107791"/>
+            <wp:effectExtent l="0" t="0" r="3810" b="0"/>
+            <wp:docPr id="258246886" name="Picture 1"/>
+            <wp:cNvGraphicFramePr>
+              <a:graphicFrameLocks xmlns:a="http://schemas.openxmlformats.org/drawingml/2006/main" noChangeAspect="1"/>
+            </wp:cNvGraphicFramePr>
+            <a:graphic xmlns:a="http://schemas.openxmlformats.org/drawingml/2006/main">
+              <a:graphicData uri="http://schemas.openxmlformats.org/drawingml/2006/picture">
+                <pic:pic xmlns:pic="http://schemas.openxmlformats.org/drawingml/2006/picture">
+                  <pic:nvPicPr>
+                    <pic:cNvPr id="258246886" name=""/>
+                    <pic:cNvPicPr/>
+                  </pic:nvPicPr>
+                  <pic:blipFill rotWithShape="1">
+                    <a:blip r:embed="rId28"/>
+                    <a:srcRect l="29648" t="18909" r="18369" b="16329"/>
+                    <a:stretch>
+                      <a:fillRect/>
+                    </a:stretch>
+                  </pic:blipFill>
+                  <pic:spPr bwMode="auto">
+                    <a:xfrm>
+                      <a:off x="0" y="0"/>
+                      <a:ext cx="4441062" cy="3112151"/>
+                    </a:xfrm>
+                    <a:prstGeom prst="rect">
+                      <a:avLst/>
+                    </a:prstGeom>
+                    <a:ln>
+                      <a:noFill/>
+                    </a:ln>
+                    <a:extLst>
+                      <a:ext uri="{53640926-AAD7-44D8-BBD7-CCE9431645EC}">
+                        <a14:shadowObscured xmlns:a14="http://schemas.microsoft.com/office/drawing/2010/main"/>
+                      </a:ext>
+                    </a:extLst>
+                  </pic:spPr>
+                </pic:pic>
+              </a:graphicData>
+            </a:graphic>
+          </wp:inline>
+        </w:drawing>
+      </w:r>
+    </w:p>
+    <w:p>
+      <w:pPr>
+        <w:pStyle w:val="ListParagraph"/>
+        <w:rPr>
+          <w:lang w:val="en-US"/>
+        </w:rPr>
+      </w:pPr>
+      <w:r>
+        <w:rPr>
+          <w:noProof/>
+        </w:rPr>
+        <w:drawing>
+          <wp:inline distT="0" distB="0" distL="0" distR="0" wp14:anchorId="1FF76495" wp14:editId="17F28A58">
+            <wp:extent cx="4125950" cy="2941320"/>
+            <wp:effectExtent l="0" t="0" r="8255" b="0"/>
+            <wp:docPr id="486401682" name="Picture 1"/>
+            <wp:cNvGraphicFramePr>
+              <a:graphicFrameLocks xmlns:a="http://schemas.openxmlformats.org/drawingml/2006/main" noChangeAspect="1"/>
+            </wp:cNvGraphicFramePr>
+            <a:graphic xmlns:a="http://schemas.openxmlformats.org/drawingml/2006/main">
+              <a:graphicData uri="http://schemas.openxmlformats.org/drawingml/2006/picture">
+                <pic:pic xmlns:pic="http://schemas.openxmlformats.org/drawingml/2006/picture">
+                  <pic:nvPicPr>
+                    <pic:cNvPr id="486401682" name=""/>
+                    <pic:cNvPicPr/>
+                  </pic:nvPicPr>
+                  <pic:blipFill rotWithShape="1">
+                    <a:blip r:embed="rId29"/>
+                    <a:srcRect l="6781" t="36636" r="46952" b="4727"/>
+                    <a:stretch>
+                      <a:fillRect/>
+                    </a:stretch>
+                  </pic:blipFill>
+                  <pic:spPr bwMode="auto">
+                    <a:xfrm>
+                      <a:off x="0" y="0"/>
+                      <a:ext cx="4148308" cy="2957259"/>
+                    </a:xfrm>
+                    <a:prstGeom prst="rect">
+                      <a:avLst/>
+                    </a:prstGeom>
+                    <a:ln>
+                      <a:noFill/>
+                    </a:ln>
+                    <a:extLst>
+                      <a:ext uri="{53640926-AAD7-44D8-BBD7-CCE9431645EC}">
+                        <a14:shadowObscured xmlns:a14="http://schemas.microsoft.com/office/drawing/2010/main"/>
+                      </a:ext>
+                    </a:extLst>
+                  </pic:spPr>
+                </pic:pic>
+              </a:graphicData>
+            </a:graphic>
+          </wp:inline>
+        </w:drawing>
+      </w:r>
     </w:p>
     <w:sectPr>
       <w:pgSz w:w="11906" w:h="16838"/>
@@ -1401,9 +3103,148 @@
 </w:document>
 </file>
 
+<file path=word/endnotes.xml><?xml version="1.0" encoding="utf-8"?>
+<w:endnotes xmlns:wpc="http://schemas.microsoft.com/office/word/2010/wordprocessingCanvas" xmlns:cx="http://schemas.microsoft.com/office/drawing/2014/chartex" xmlns:cx1="http://schemas.microsoft.com/office/drawing/2015/9/8/chartex" xmlns:cx2="http://schemas.microsoft.com/office/drawing/2015/10/21/chartex" xmlns:cx3="http://schemas.microsoft.com/office/drawing/2016/5/9/chartex" xmlns:cx4="http://schemas.microsoft.com/office/drawing/2016/5/10/chartex" xmlns:cx5="http://schemas.microsoft.com/office/drawing/2016/5/11/chartex" xmlns:cx6="http://schemas.microsoft.com/office/drawing/2016/5/12/chartex" xmlns:cx7="http://schemas.microsoft.com/office/drawing/2016/5/13/chartex" xmlns:cx8="http://schemas.microsoft.com/office/drawing/2016/5/14/chartex" xmlns:mc="http://schemas.openxmlformats.org/markup-compatibility/2006" xmlns:aink="http://schemas.microsoft.com/office/drawing/2016/ink" xmlns:am3d="http://schemas.microsoft.com/office/drawing/2017/model3d" xmlns:o="urn:schemas-microsoft-com:office:office" xmlns:oel="http://schemas.microsoft.com/office/2019/extlst" xmlns:r="http://schemas.openxmlformats.org/officeDocument/2006/relationships" xmlns:m="http://schemas.openxmlformats.org/officeDocument/2006/math" xmlns:v="urn:schemas-microsoft-com:vml" xmlns:wp14="http://schemas.microsoft.com/office/word/2010/wordprocessingDrawing" xmlns:wp="http://schemas.openxmlformats.org/drawingml/2006/wordprocessingDrawing" xmlns:w10="urn:schemas-microsoft-com:office:word" xmlns:w="http://schemas.openxmlformats.org/wordprocessingml/2006/main" xmlns:w14="http://schemas.microsoft.com/office/word/2010/wordml" xmlns:w15="http://schemas.microsoft.com/office/word/2012/wordml" xmlns:w16cex="http://schemas.microsoft.com/office/word/2018/wordml/cex" xmlns:w16cid="http://schemas.microsoft.com/office/word/2016/wordml/cid" xmlns:w16="http://schemas.microsoft.com/office/word/2018/wordml" xmlns:w16du="http://schemas.microsoft.com/office/word/2023/wordml/word16du" xmlns:w16sdtdh="http://schemas.microsoft.com/office/word/2020/wordml/sdtdatahash" xmlns:w16sdtfl="http://schemas.microsoft.com/office/word/2024/wordml/sdtformatlock" xmlns:w16se="http://schemas.microsoft.com/office/word/2015/wordml/symex" xmlns:wpg="http://schemas.microsoft.com/office/word/2010/wordprocessingGroup" xmlns:wpi="http://schemas.microsoft.com/office/word/2010/wordprocessingInk" xmlns:wne="http://schemas.microsoft.com/office/word/2006/wordml" xmlns:wps="http://schemas.microsoft.com/office/word/2010/wordprocessingShape" mc:Ignorable="w14 w15 w16se w16cid w16 w16cex w16sdtdh w16sdtfl w16du wp14">
+  <w:endnote w:type="separator" w:id="-1">
+    <w:p>
+      <w:pPr>
+        <w:spacing w:after="0" w:line="240" w:lineRule="auto"/>
+      </w:pPr>
+      <w:r>
+        <w:separator/>
+      </w:r>
+    </w:p>
+  </w:endnote>
+  <w:endnote w:type="continuationSeparator" w:id="0">
+    <w:p>
+      <w:pPr>
+        <w:spacing w:after="0" w:line="240" w:lineRule="auto"/>
+      </w:pPr>
+      <w:r>
+        <w:continuationSeparator/>
+      </w:r>
+    </w:p>
+  </w:endnote>
+</w:endnotes>
+</file>
+
+<file path=word/footnotes.xml><?xml version="1.0" encoding="utf-8"?>
+<w:footnotes xmlns:wpc="http://schemas.microsoft.com/office/word/2010/wordprocessingCanvas" xmlns:cx="http://schemas.microsoft.com/office/drawing/2014/chartex" xmlns:cx1="http://schemas.microsoft.com/office/drawing/2015/9/8/chartex" xmlns:cx2="http://schemas.microsoft.com/office/drawing/2015/10/21/chartex" xmlns:cx3="http://schemas.microsoft.com/office/drawing/2016/5/9/chartex" xmlns:cx4="http://schemas.microsoft.com/office/drawing/2016/5/10/chartex" xmlns:cx5="http://schemas.microsoft.com/office/drawing/2016/5/11/chartex" xmlns:cx6="http://schemas.microsoft.com/office/drawing/2016/5/12/chartex" xmlns:cx7="http://schemas.microsoft.com/office/drawing/2016/5/13/chartex" xmlns:cx8="http://schemas.microsoft.com/office/drawing/2016/5/14/chartex" xmlns:mc="http://schemas.openxmlformats.org/markup-compatibility/2006" xmlns:aink="http://schemas.microsoft.com/office/drawing/2016/ink" xmlns:am3d="http://schemas.microsoft.com/office/drawing/2017/model3d" xmlns:o="urn:schemas-microsoft-com:office:office" xmlns:oel="http://schemas.microsoft.com/office/2019/extlst" xmlns:r="http://schemas.openxmlformats.org/officeDocument/2006/relationships" xmlns:m="http://schemas.openxmlformats.org/officeDocument/2006/math" xmlns:v="urn:schemas-microsoft-com:vml" xmlns:wp14="http://schemas.microsoft.com/office/word/2010/wordprocessingDrawing" xmlns:wp="http://schemas.openxmlformats.org/drawingml/2006/wordprocessingDrawing" xmlns:w10="urn:schemas-microsoft-com:office:word" xmlns:w="http://schemas.openxmlformats.org/wordprocessingml/2006/main" xmlns:w14="http://schemas.microsoft.com/office/word/2010/wordml" xmlns:w15="http://schemas.microsoft.com/office/word/2012/wordml" xmlns:w16cex="http://schemas.microsoft.com/office/word/2018/wordml/cex" xmlns:w16cid="http://schemas.microsoft.com/office/word/2016/wordml/cid" xmlns:w16="http://schemas.microsoft.com/office/word/2018/wordml" xmlns:w16du="http://schemas.microsoft.com/office/word/2023/wordml/word16du" xmlns:w16sdtdh="http://schemas.microsoft.com/office/word/2020/wordml/sdtdatahash" xmlns:w16sdtfl="http://schemas.microsoft.com/office/word/2024/wordml/sdtformatlock" xmlns:w16se="http://schemas.microsoft.com/office/word/2015/wordml/symex" xmlns:wpg="http://schemas.microsoft.com/office/word/2010/wordprocessingGroup" xmlns:wpi="http://schemas.microsoft.com/office/word/2010/wordprocessingInk" xmlns:wne="http://schemas.microsoft.com/office/word/2006/wordml" xmlns:wps="http://schemas.microsoft.com/office/word/2010/wordprocessingShape" mc:Ignorable="w14 w15 w16se w16cid w16 w16cex w16sdtdh w16sdtfl w16du wp14">
+  <w:footnote w:type="separator" w:id="-1">
+    <w:p>
+      <w:pPr>
+        <w:spacing w:after="0" w:line="240" w:lineRule="auto"/>
+      </w:pPr>
+      <w:r>
+        <w:separator/>
+      </w:r>
+    </w:p>
+  </w:footnote>
+  <w:footnote w:type="continuationSeparator" w:id="0">
+    <w:p>
+      <w:pPr>
+        <w:spacing w:after="0" w:line="240" w:lineRule="auto"/>
+      </w:pPr>
+      <w:r>
+        <w:continuationSeparator/>
+      </w:r>
+    </w:p>
+  </w:footnote>
+</w:footnotes>
+</file>
+
 <file path=word/numbering.xml><?xml version="1.0" encoding="utf-8"?>
 <w:numbering xmlns:wpc="http://schemas.microsoft.com/office/word/2010/wordprocessingCanvas" xmlns:cx="http://schemas.microsoft.com/office/drawing/2014/chartex" xmlns:cx1="http://schemas.microsoft.com/office/drawing/2015/9/8/chartex" xmlns:cx2="http://schemas.microsoft.com/office/drawing/2015/10/21/chartex" xmlns:cx3="http://schemas.microsoft.com/office/drawing/2016/5/9/chartex" xmlns:cx4="http://schemas.microsoft.com/office/drawing/2016/5/10/chartex" xmlns:cx5="http://schemas.microsoft.com/office/drawing/2016/5/11/chartex" xmlns:cx6="http://schemas.microsoft.com/office/drawing/2016/5/12/chartex" xmlns:cx7="http://schemas.microsoft.com/office/drawing/2016/5/13/chartex" xmlns:cx8="http://schemas.microsoft.com/office/drawing/2016/5/14/chartex" xmlns:mc="http://schemas.openxmlformats.org/markup-compatibility/2006" xmlns:aink="http://schemas.microsoft.com/office/drawing/2016/ink" xmlns:am3d="http://schemas.microsoft.com/office/drawing/2017/model3d" xmlns:o="urn:schemas-microsoft-com:office:office" xmlns:oel="http://schemas.microsoft.com/office/2019/extlst" xmlns:r="http://schemas.openxmlformats.org/officeDocument/2006/relationships" xmlns:m="http://schemas.openxmlformats.org/officeDocument/2006/math" xmlns:v="urn:schemas-microsoft-com:vml" xmlns:wp14="http://schemas.microsoft.com/office/word/2010/wordprocessingDrawing" xmlns:wp="http://schemas.openxmlformats.org/drawingml/2006/wordprocessingDrawing" xmlns:w10="urn:schemas-microsoft-com:office:word" xmlns:w="http://schemas.openxmlformats.org/wordprocessingml/2006/main" xmlns:w14="http://schemas.microsoft.com/office/word/2010/wordml" xmlns:w15="http://schemas.microsoft.com/office/word/2012/wordml" xmlns:w16cex="http://schemas.microsoft.com/office/word/2018/wordml/cex" xmlns:w16cid="http://schemas.microsoft.com/office/word/2016/wordml/cid" xmlns:w16="http://schemas.microsoft.com/office/word/2018/wordml" xmlns:w16du="http://schemas.microsoft.com/office/word/2023/wordml/word16du" xmlns:w16sdtdh="http://schemas.microsoft.com/office/word/2020/wordml/sdtdatahash" xmlns:w16sdtfl="http://schemas.microsoft.com/office/word/2024/wordml/sdtformatlock" xmlns:w16se="http://schemas.microsoft.com/office/word/2015/wordml/symex" xmlns:wpg="http://schemas.microsoft.com/office/word/2010/wordprocessingGroup" xmlns:wpi="http://schemas.microsoft.com/office/word/2010/wordprocessingInk" xmlns:wne="http://schemas.microsoft.com/office/word/2006/wordml" xmlns:wps="http://schemas.microsoft.com/office/word/2010/wordprocessingShape" mc:Ignorable="w14 w15 w16se w16cid w16 w16cex w16sdtdh w16sdtfl w16du wp14">
   <w:abstractNum w:abstractNumId="0" w15:restartNumberingAfterBreak="0">
+    <w:nsid w:val="08BA02ED"/>
+    <w:multiLevelType w:val="hybridMultilevel"/>
+    <w:tmpl w:val="063A43C0"/>
+    <w:lvl w:ilvl="0" w:tplc="20000001">
+      <w:start w:val="1"/>
+      <w:numFmt w:val="bullet"/>
+      <w:lvlText w:val=""/>
+      <w:lvlJc w:val="left"/>
+      <w:pPr>
+        <w:ind w:left="720" w:hanging="360"/>
+      </w:pPr>
+      <w:rPr>
+        <w:rFonts w:ascii="Symbol" w:hAnsi="Symbol" w:hint="default"/>
+      </w:rPr>
+    </w:lvl>
+    <w:lvl w:ilvl="1" w:tplc="20000019" w:tentative="1">
+      <w:start w:val="1"/>
+      <w:numFmt w:val="lowerLetter"/>
+      <w:lvlText w:val="%2."/>
+      <w:lvlJc w:val="left"/>
+      <w:pPr>
+        <w:ind w:left="1440" w:hanging="360"/>
+      </w:pPr>
+    </w:lvl>
+    <w:lvl w:ilvl="2" w:tplc="2000001B" w:tentative="1">
+      <w:start w:val="1"/>
+      <w:numFmt w:val="lowerRoman"/>
+      <w:lvlText w:val="%3."/>
+      <w:lvlJc w:val="right"/>
+      <w:pPr>
+        <w:ind w:left="2160" w:hanging="180"/>
+      </w:pPr>
+    </w:lvl>
+    <w:lvl w:ilvl="3" w:tplc="2000000F" w:tentative="1">
+      <w:start w:val="1"/>
+      <w:numFmt w:val="decimal"/>
+      <w:lvlText w:val="%4."/>
+      <w:lvlJc w:val="left"/>
+      <w:pPr>
+        <w:ind w:left="2880" w:hanging="360"/>
+      </w:pPr>
+    </w:lvl>
+    <w:lvl w:ilvl="4" w:tplc="20000019" w:tentative="1">
+      <w:start w:val="1"/>
+      <w:numFmt w:val="lowerLetter"/>
+      <w:lvlText w:val="%5."/>
+      <w:lvlJc w:val="left"/>
+      <w:pPr>
+        <w:ind w:left="3600" w:hanging="360"/>
+      </w:pPr>
+    </w:lvl>
+    <w:lvl w:ilvl="5" w:tplc="2000001B" w:tentative="1">
+      <w:start w:val="1"/>
+      <w:numFmt w:val="lowerRoman"/>
+      <w:lvlText w:val="%6."/>
+      <w:lvlJc w:val="right"/>
+      <w:pPr>
+        <w:ind w:left="4320" w:hanging="180"/>
+      </w:pPr>
+    </w:lvl>
+    <w:lvl w:ilvl="6" w:tplc="2000000F" w:tentative="1">
+      <w:start w:val="1"/>
+      <w:numFmt w:val="decimal"/>
+      <w:lvlText w:val="%7."/>
+      <w:lvlJc w:val="left"/>
+      <w:pPr>
+        <w:ind w:left="5040" w:hanging="360"/>
+      </w:pPr>
+    </w:lvl>
+    <w:lvl w:ilvl="7" w:tplc="20000019" w:tentative="1">
+      <w:start w:val="1"/>
+      <w:numFmt w:val="lowerLetter"/>
+      <w:lvlText w:val="%8."/>
+      <w:lvlJc w:val="left"/>
+      <w:pPr>
+        <w:ind w:left="5760" w:hanging="360"/>
+      </w:pPr>
+    </w:lvl>
+    <w:lvl w:ilvl="8" w:tplc="2000001B" w:tentative="1">
+      <w:start w:val="1"/>
+      <w:numFmt w:val="lowerRoman"/>
+      <w:lvlText w:val="%9."/>
+      <w:lvlJc w:val="right"/>
+      <w:pPr>
+        <w:ind w:left="6480" w:hanging="180"/>
+      </w:pPr>
+    </w:lvl>
+  </w:abstractNum>
+  <w:abstractNum w:abstractNumId="1" w15:restartNumberingAfterBreak="0">
     <w:nsid w:val="0DFF18C9"/>
     <w:multiLevelType w:val="hybridMultilevel"/>
     <w:tmpl w:val="2AC8C97C"/>
@@ -1516,7 +3357,209 @@
       </w:rPr>
     </w:lvl>
   </w:abstractNum>
-  <w:abstractNum w:abstractNumId="1" w15:restartNumberingAfterBreak="0">
+  <w:abstractNum w:abstractNumId="2" w15:restartNumberingAfterBreak="0">
+    <w:nsid w:val="18052200"/>
+    <w:multiLevelType w:val="hybridMultilevel"/>
+    <w:tmpl w:val="2762223A"/>
+    <w:lvl w:ilvl="0" w:tplc="20000001">
+      <w:start w:val="1"/>
+      <w:numFmt w:val="bullet"/>
+      <w:lvlText w:val=""/>
+      <w:lvlJc w:val="left"/>
+      <w:pPr>
+        <w:ind w:left="1440" w:hanging="360"/>
+      </w:pPr>
+      <w:rPr>
+        <w:rFonts w:ascii="Symbol" w:hAnsi="Symbol" w:hint="default"/>
+      </w:rPr>
+    </w:lvl>
+    <w:lvl w:ilvl="1" w:tplc="20000003" w:tentative="1">
+      <w:start w:val="1"/>
+      <w:numFmt w:val="bullet"/>
+      <w:lvlText w:val="o"/>
+      <w:lvlJc w:val="left"/>
+      <w:pPr>
+        <w:ind w:left="2160" w:hanging="360"/>
+      </w:pPr>
+      <w:rPr>
+        <w:rFonts w:ascii="Courier New" w:hAnsi="Courier New" w:cs="Courier New" w:hint="default"/>
+      </w:rPr>
+    </w:lvl>
+    <w:lvl w:ilvl="2" w:tplc="20000005" w:tentative="1">
+      <w:start w:val="1"/>
+      <w:numFmt w:val="bullet"/>
+      <w:lvlText w:val=""/>
+      <w:lvlJc w:val="left"/>
+      <w:pPr>
+        <w:ind w:left="2880" w:hanging="360"/>
+      </w:pPr>
+      <w:rPr>
+        <w:rFonts w:ascii="Wingdings" w:hAnsi="Wingdings" w:hint="default"/>
+      </w:rPr>
+    </w:lvl>
+    <w:lvl w:ilvl="3" w:tplc="20000001" w:tentative="1">
+      <w:start w:val="1"/>
+      <w:numFmt w:val="bullet"/>
+      <w:lvlText w:val=""/>
+      <w:lvlJc w:val="left"/>
+      <w:pPr>
+        <w:ind w:left="3600" w:hanging="360"/>
+      </w:pPr>
+      <w:rPr>
+        <w:rFonts w:ascii="Symbol" w:hAnsi="Symbol" w:hint="default"/>
+      </w:rPr>
+    </w:lvl>
+    <w:lvl w:ilvl="4" w:tplc="20000003" w:tentative="1">
+      <w:start w:val="1"/>
+      <w:numFmt w:val="bullet"/>
+      <w:lvlText w:val="o"/>
+      <w:lvlJc w:val="left"/>
+      <w:pPr>
+        <w:ind w:left="4320" w:hanging="360"/>
+      </w:pPr>
+      <w:rPr>
+        <w:rFonts w:ascii="Courier New" w:hAnsi="Courier New" w:cs="Courier New" w:hint="default"/>
+      </w:rPr>
+    </w:lvl>
+    <w:lvl w:ilvl="5" w:tplc="20000005" w:tentative="1">
+      <w:start w:val="1"/>
+      <w:numFmt w:val="bullet"/>
+      <w:lvlText w:val=""/>
+      <w:lvlJc w:val="left"/>
+      <w:pPr>
+        <w:ind w:left="5040" w:hanging="360"/>
+      </w:pPr>
+      <w:rPr>
+        <w:rFonts w:ascii="Wingdings" w:hAnsi="Wingdings" w:hint="default"/>
+      </w:rPr>
+    </w:lvl>
+    <w:lvl w:ilvl="6" w:tplc="20000001" w:tentative="1">
+      <w:start w:val="1"/>
+      <w:numFmt w:val="bullet"/>
+      <w:lvlText w:val=""/>
+      <w:lvlJc w:val="left"/>
+      <w:pPr>
+        <w:ind w:left="5760" w:hanging="360"/>
+      </w:pPr>
+      <w:rPr>
+        <w:rFonts w:ascii="Symbol" w:hAnsi="Symbol" w:hint="default"/>
+      </w:rPr>
+    </w:lvl>
+    <w:lvl w:ilvl="7" w:tplc="20000003" w:tentative="1">
+      <w:start w:val="1"/>
+      <w:numFmt w:val="bullet"/>
+      <w:lvlText w:val="o"/>
+      <w:lvlJc w:val="left"/>
+      <w:pPr>
+        <w:ind w:left="6480" w:hanging="360"/>
+      </w:pPr>
+      <w:rPr>
+        <w:rFonts w:ascii="Courier New" w:hAnsi="Courier New" w:cs="Courier New" w:hint="default"/>
+      </w:rPr>
+    </w:lvl>
+    <w:lvl w:ilvl="8" w:tplc="20000005" w:tentative="1">
+      <w:start w:val="1"/>
+      <w:numFmt w:val="bullet"/>
+      <w:lvlText w:val=""/>
+      <w:lvlJc w:val="left"/>
+      <w:pPr>
+        <w:ind w:left="7200" w:hanging="360"/>
+      </w:pPr>
+      <w:rPr>
+        <w:rFonts w:ascii="Wingdings" w:hAnsi="Wingdings" w:hint="default"/>
+      </w:rPr>
+    </w:lvl>
+  </w:abstractNum>
+  <w:abstractNum w:abstractNumId="3" w15:restartNumberingAfterBreak="0">
+    <w:nsid w:val="25600810"/>
+    <w:multiLevelType w:val="hybridMultilevel"/>
+    <w:tmpl w:val="613A45DA"/>
+    <w:lvl w:ilvl="0" w:tplc="20000001">
+      <w:start w:val="1"/>
+      <w:numFmt w:val="bullet"/>
+      <w:lvlText w:val=""/>
+      <w:lvlJc w:val="left"/>
+      <w:pPr>
+        <w:ind w:left="720" w:hanging="360"/>
+      </w:pPr>
+      <w:rPr>
+        <w:rFonts w:ascii="Symbol" w:hAnsi="Symbol" w:hint="default"/>
+      </w:rPr>
+    </w:lvl>
+    <w:lvl w:ilvl="1" w:tplc="FFFFFFFF" w:tentative="1">
+      <w:start w:val="1"/>
+      <w:numFmt w:val="lowerLetter"/>
+      <w:lvlText w:val="%2."/>
+      <w:lvlJc w:val="left"/>
+      <w:pPr>
+        <w:ind w:left="1440" w:hanging="360"/>
+      </w:pPr>
+    </w:lvl>
+    <w:lvl w:ilvl="2" w:tplc="FFFFFFFF" w:tentative="1">
+      <w:start w:val="1"/>
+      <w:numFmt w:val="lowerRoman"/>
+      <w:lvlText w:val="%3."/>
+      <w:lvlJc w:val="right"/>
+      <w:pPr>
+        <w:ind w:left="2160" w:hanging="180"/>
+      </w:pPr>
+    </w:lvl>
+    <w:lvl w:ilvl="3" w:tplc="FFFFFFFF" w:tentative="1">
+      <w:start w:val="1"/>
+      <w:numFmt w:val="decimal"/>
+      <w:lvlText w:val="%4."/>
+      <w:lvlJc w:val="left"/>
+      <w:pPr>
+        <w:ind w:left="2880" w:hanging="360"/>
+      </w:pPr>
+    </w:lvl>
+    <w:lvl w:ilvl="4" w:tplc="FFFFFFFF" w:tentative="1">
+      <w:start w:val="1"/>
+      <w:numFmt w:val="lowerLetter"/>
+      <w:lvlText w:val="%5."/>
+      <w:lvlJc w:val="left"/>
+      <w:pPr>
+        <w:ind w:left="3600" w:hanging="360"/>
+      </w:pPr>
+    </w:lvl>
+    <w:lvl w:ilvl="5" w:tplc="FFFFFFFF" w:tentative="1">
+      <w:start w:val="1"/>
+      <w:numFmt w:val="lowerRoman"/>
+      <w:lvlText w:val="%6."/>
+      <w:lvlJc w:val="right"/>
+      <w:pPr>
+        <w:ind w:left="4320" w:hanging="180"/>
+      </w:pPr>
+    </w:lvl>
+    <w:lvl w:ilvl="6" w:tplc="FFFFFFFF" w:tentative="1">
+      <w:start w:val="1"/>
+      <w:numFmt w:val="decimal"/>
+      <w:lvlText w:val="%7."/>
+      <w:lvlJc w:val="left"/>
+      <w:pPr>
+        <w:ind w:left="5040" w:hanging="360"/>
+      </w:pPr>
+    </w:lvl>
+    <w:lvl w:ilvl="7" w:tplc="FFFFFFFF" w:tentative="1">
+      <w:start w:val="1"/>
+      <w:numFmt w:val="lowerLetter"/>
+      <w:lvlText w:val="%8."/>
+      <w:lvlJc w:val="left"/>
+      <w:pPr>
+        <w:ind w:left="5760" w:hanging="360"/>
+      </w:pPr>
+    </w:lvl>
+    <w:lvl w:ilvl="8" w:tplc="FFFFFFFF" w:tentative="1">
+      <w:start w:val="1"/>
+      <w:numFmt w:val="lowerRoman"/>
+      <w:lvlText w:val="%9."/>
+      <w:lvlJc w:val="right"/>
+      <w:pPr>
+        <w:ind w:left="6480" w:hanging="180"/>
+      </w:pPr>
+    </w:lvl>
+  </w:abstractNum>
+  <w:abstractNum w:abstractNumId="4" w15:restartNumberingAfterBreak="0">
     <w:nsid w:val="27064D92"/>
     <w:multiLevelType w:val="hybridMultilevel"/>
     <w:tmpl w:val="3E686C96"/>
@@ -1629,20 +3672,20 @@
       </w:rPr>
     </w:lvl>
   </w:abstractNum>
-  <w:abstractNum w:abstractNumId="2" w15:restartNumberingAfterBreak="0">
+  <w:abstractNum w:abstractNumId="5" w15:restartNumberingAfterBreak="0">
     <w:nsid w:val="28D767AA"/>
     <w:multiLevelType w:val="hybridMultilevel"/>
-    <w:tmpl w:val="B0E4A01A"/>
-    <w:lvl w:ilvl="0" w:tplc="2000000F">
-      <w:start w:val="1"/>
-      <w:numFmt w:val="decimal"/>
-      <w:lvlText w:val="%1."/>
+    <w:tmpl w:val="C4E2A32A"/>
+    <w:lvl w:ilvl="0" w:tplc="20000001">
+      <w:start w:val="1"/>
+      <w:numFmt w:val="bullet"/>
+      <w:lvlText w:val=""/>
       <w:lvlJc w:val="left"/>
       <w:pPr>
         <w:ind w:left="720" w:hanging="360"/>
       </w:pPr>
       <w:rPr>
-        <w:rFonts w:hint="default"/>
+        <w:rFonts w:ascii="Symbol" w:hAnsi="Symbol" w:hint="default"/>
       </w:rPr>
     </w:lvl>
     <w:lvl w:ilvl="1" w:tplc="20000019" w:tentative="1">
@@ -1718,7 +3761,7 @@
       </w:pPr>
     </w:lvl>
   </w:abstractNum>
-  <w:abstractNum w:abstractNumId="3" w15:restartNumberingAfterBreak="0">
+  <w:abstractNum w:abstractNumId="6" w15:restartNumberingAfterBreak="0">
     <w:nsid w:val="2F2A299D"/>
     <w:multiLevelType w:val="hybridMultilevel"/>
     <w:tmpl w:val="2C9226A2"/>
@@ -1807,7 +3850,7 @@
       </w:pPr>
     </w:lvl>
   </w:abstractNum>
-  <w:abstractNum w:abstractNumId="4" w15:restartNumberingAfterBreak="0">
+  <w:abstractNum w:abstractNumId="7" w15:restartNumberingAfterBreak="0">
     <w:nsid w:val="30AB3AD3"/>
     <w:multiLevelType w:val="hybridMultilevel"/>
     <w:tmpl w:val="107A6144"/>
@@ -1896,7 +3939,96 @@
       </w:pPr>
     </w:lvl>
   </w:abstractNum>
-  <w:abstractNum w:abstractNumId="5" w15:restartNumberingAfterBreak="0">
+  <w:abstractNum w:abstractNumId="8" w15:restartNumberingAfterBreak="0">
+    <w:nsid w:val="56D323E8"/>
+    <w:multiLevelType w:val="hybridMultilevel"/>
+    <w:tmpl w:val="C1A8E054"/>
+    <w:lvl w:ilvl="0" w:tplc="2000000F">
+      <w:start w:val="1"/>
+      <w:numFmt w:val="decimal"/>
+      <w:lvlText w:val="%1."/>
+      <w:lvlJc w:val="left"/>
+      <w:pPr>
+        <w:ind w:left="720" w:hanging="360"/>
+      </w:pPr>
+      <w:rPr>
+        <w:rFonts w:hint="default"/>
+      </w:rPr>
+    </w:lvl>
+    <w:lvl w:ilvl="1" w:tplc="20000019" w:tentative="1">
+      <w:start w:val="1"/>
+      <w:numFmt w:val="lowerLetter"/>
+      <w:lvlText w:val="%2."/>
+      <w:lvlJc w:val="left"/>
+      <w:pPr>
+        <w:ind w:left="1440" w:hanging="360"/>
+      </w:pPr>
+    </w:lvl>
+    <w:lvl w:ilvl="2" w:tplc="2000001B" w:tentative="1">
+      <w:start w:val="1"/>
+      <w:numFmt w:val="lowerRoman"/>
+      <w:lvlText w:val="%3."/>
+      <w:lvlJc w:val="right"/>
+      <w:pPr>
+        <w:ind w:left="2160" w:hanging="180"/>
+      </w:pPr>
+    </w:lvl>
+    <w:lvl w:ilvl="3" w:tplc="2000000F" w:tentative="1">
+      <w:start w:val="1"/>
+      <w:numFmt w:val="decimal"/>
+      <w:lvlText w:val="%4."/>
+      <w:lvlJc w:val="left"/>
+      <w:pPr>
+        <w:ind w:left="2880" w:hanging="360"/>
+      </w:pPr>
+    </w:lvl>
+    <w:lvl w:ilvl="4" w:tplc="20000019" w:tentative="1">
+      <w:start w:val="1"/>
+      <w:numFmt w:val="lowerLetter"/>
+      <w:lvlText w:val="%5."/>
+      <w:lvlJc w:val="left"/>
+      <w:pPr>
+        <w:ind w:left="3600" w:hanging="360"/>
+      </w:pPr>
+    </w:lvl>
+    <w:lvl w:ilvl="5" w:tplc="2000001B" w:tentative="1">
+      <w:start w:val="1"/>
+      <w:numFmt w:val="lowerRoman"/>
+      <w:lvlText w:val="%6."/>
+      <w:lvlJc w:val="right"/>
+      <w:pPr>
+        <w:ind w:left="4320" w:hanging="180"/>
+      </w:pPr>
+    </w:lvl>
+    <w:lvl w:ilvl="6" w:tplc="2000000F" w:tentative="1">
+      <w:start w:val="1"/>
+      <w:numFmt w:val="decimal"/>
+      <w:lvlText w:val="%7."/>
+      <w:lvlJc w:val="left"/>
+      <w:pPr>
+        <w:ind w:left="5040" w:hanging="360"/>
+      </w:pPr>
+    </w:lvl>
+    <w:lvl w:ilvl="7" w:tplc="20000019" w:tentative="1">
+      <w:start w:val="1"/>
+      <w:numFmt w:val="lowerLetter"/>
+      <w:lvlText w:val="%8."/>
+      <w:lvlJc w:val="left"/>
+      <w:pPr>
+        <w:ind w:left="5760" w:hanging="360"/>
+      </w:pPr>
+    </w:lvl>
+    <w:lvl w:ilvl="8" w:tplc="2000001B" w:tentative="1">
+      <w:start w:val="1"/>
+      <w:numFmt w:val="lowerRoman"/>
+      <w:lvlText w:val="%9."/>
+      <w:lvlJc w:val="right"/>
+      <w:pPr>
+        <w:ind w:left="6480" w:hanging="180"/>
+      </w:pPr>
+    </w:lvl>
+  </w:abstractNum>
+  <w:abstractNum w:abstractNumId="9" w15:restartNumberingAfterBreak="0">
     <w:nsid w:val="62C60304"/>
     <w:multiLevelType w:val="hybridMultilevel"/>
     <w:tmpl w:val="D4B4B05C"/>
@@ -2009,7 +4141,7 @@
       </w:rPr>
     </w:lvl>
   </w:abstractNum>
-  <w:abstractNum w:abstractNumId="6" w15:restartNumberingAfterBreak="0">
+  <w:abstractNum w:abstractNumId="10" w15:restartNumberingAfterBreak="0">
     <w:nsid w:val="6A3D6BAF"/>
     <w:multiLevelType w:val="hybridMultilevel"/>
     <w:tmpl w:val="1500F4EA"/>
@@ -2098,26 +4230,130 @@
       </w:pPr>
     </w:lvl>
   </w:abstractNum>
+  <w:abstractNum w:abstractNumId="11" w15:restartNumberingAfterBreak="0">
+    <w:nsid w:val="7BC05412"/>
+    <w:multiLevelType w:val="hybridMultilevel"/>
+    <w:tmpl w:val="2A16077E"/>
+    <w:lvl w:ilvl="0" w:tplc="85AA4388">
+      <w:start w:val="1"/>
+      <w:numFmt w:val="decimal"/>
+      <w:lvlText w:val="%1."/>
+      <w:lvlJc w:val="left"/>
+      <w:pPr>
+        <w:ind w:left="1080" w:hanging="360"/>
+      </w:pPr>
+      <w:rPr>
+        <w:rFonts w:hint="default"/>
+      </w:rPr>
+    </w:lvl>
+    <w:lvl w:ilvl="1" w:tplc="20000019" w:tentative="1">
+      <w:start w:val="1"/>
+      <w:numFmt w:val="lowerLetter"/>
+      <w:lvlText w:val="%2."/>
+      <w:lvlJc w:val="left"/>
+      <w:pPr>
+        <w:ind w:left="1800" w:hanging="360"/>
+      </w:pPr>
+    </w:lvl>
+    <w:lvl w:ilvl="2" w:tplc="2000001B" w:tentative="1">
+      <w:start w:val="1"/>
+      <w:numFmt w:val="lowerRoman"/>
+      <w:lvlText w:val="%3."/>
+      <w:lvlJc w:val="right"/>
+      <w:pPr>
+        <w:ind w:left="2520" w:hanging="180"/>
+      </w:pPr>
+    </w:lvl>
+    <w:lvl w:ilvl="3" w:tplc="2000000F" w:tentative="1">
+      <w:start w:val="1"/>
+      <w:numFmt w:val="decimal"/>
+      <w:lvlText w:val="%4."/>
+      <w:lvlJc w:val="left"/>
+      <w:pPr>
+        <w:ind w:left="3240" w:hanging="360"/>
+      </w:pPr>
+    </w:lvl>
+    <w:lvl w:ilvl="4" w:tplc="20000019" w:tentative="1">
+      <w:start w:val="1"/>
+      <w:numFmt w:val="lowerLetter"/>
+      <w:lvlText w:val="%5."/>
+      <w:lvlJc w:val="left"/>
+      <w:pPr>
+        <w:ind w:left="3960" w:hanging="360"/>
+      </w:pPr>
+    </w:lvl>
+    <w:lvl w:ilvl="5" w:tplc="2000001B" w:tentative="1">
+      <w:start w:val="1"/>
+      <w:numFmt w:val="lowerRoman"/>
+      <w:lvlText w:val="%6."/>
+      <w:lvlJc w:val="right"/>
+      <w:pPr>
+        <w:ind w:left="4680" w:hanging="180"/>
+      </w:pPr>
+    </w:lvl>
+    <w:lvl w:ilvl="6" w:tplc="2000000F" w:tentative="1">
+      <w:start w:val="1"/>
+      <w:numFmt w:val="decimal"/>
+      <w:lvlText w:val="%7."/>
+      <w:lvlJc w:val="left"/>
+      <w:pPr>
+        <w:ind w:left="5400" w:hanging="360"/>
+      </w:pPr>
+    </w:lvl>
+    <w:lvl w:ilvl="7" w:tplc="20000019" w:tentative="1">
+      <w:start w:val="1"/>
+      <w:numFmt w:val="lowerLetter"/>
+      <w:lvlText w:val="%8."/>
+      <w:lvlJc w:val="left"/>
+      <w:pPr>
+        <w:ind w:left="6120" w:hanging="360"/>
+      </w:pPr>
+    </w:lvl>
+    <w:lvl w:ilvl="8" w:tplc="2000001B" w:tentative="1">
+      <w:start w:val="1"/>
+      <w:numFmt w:val="lowerRoman"/>
+      <w:lvlText w:val="%9."/>
+      <w:lvlJc w:val="right"/>
+      <w:pPr>
+        <w:ind w:left="6840" w:hanging="180"/>
+      </w:pPr>
+    </w:lvl>
+  </w:abstractNum>
   <w:num w:numId="1" w16cid:durableId="1354309403">
-    <w:abstractNumId w:val="0"/>
+    <w:abstractNumId w:val="1"/>
   </w:num>
   <w:num w:numId="2" w16cid:durableId="979652615">
+    <w:abstractNumId w:val="9"/>
+  </w:num>
+  <w:num w:numId="3" w16cid:durableId="1338659140">
     <w:abstractNumId w:val="5"/>
   </w:num>
-  <w:num w:numId="3" w16cid:durableId="1338659140">
+  <w:num w:numId="4" w16cid:durableId="2049641616">
+    <w:abstractNumId w:val="6"/>
+  </w:num>
+  <w:num w:numId="5" w16cid:durableId="1500729649">
+    <w:abstractNumId w:val="10"/>
+  </w:num>
+  <w:num w:numId="6" w16cid:durableId="1023432729">
+    <w:abstractNumId w:val="7"/>
+  </w:num>
+  <w:num w:numId="7" w16cid:durableId="1548763644">
+    <w:abstractNumId w:val="4"/>
+  </w:num>
+  <w:num w:numId="8" w16cid:durableId="606349480">
+    <w:abstractNumId w:val="8"/>
+  </w:num>
+  <w:num w:numId="9" w16cid:durableId="1551962216">
     <w:abstractNumId w:val="2"/>
   </w:num>
-  <w:num w:numId="4" w16cid:durableId="2049641616">
+  <w:num w:numId="10" w16cid:durableId="1887795009">
     <w:abstractNumId w:val="3"/>
   </w:num>
-  <w:num w:numId="5" w16cid:durableId="1500729649">
-    <w:abstractNumId w:val="6"/>
+  <w:num w:numId="11" w16cid:durableId="1237518477">
+    <w:abstractNumId w:val="11"/>
   </w:num>
-  <w:num w:numId="6" w16cid:durableId="1023432729">
-    <w:abstractNumId w:val="4"/>
-  </w:num>
-  <w:num w:numId="7" w16cid:durableId="1548763644">
-    <w:abstractNumId w:val="1"/>
+  <w:num w:numId="12" w16cid:durableId="1663465894">
+    <w:abstractNumId w:val="0"/>
   </w:num>
 </w:numbering>
 </file>
@@ -3048,7 +5284,78 @@
       <w:spacing w:after="0" w:line="240" w:lineRule="auto"/>
     </w:pPr>
   </w:style>
+  <w:style w:type="paragraph" w:styleId="Header">
+    <w:name w:val="header"/>
+    <w:basedOn w:val="Normal"/>
+    <w:link w:val="HeaderChar"/>
+    <w:uiPriority w:val="99"/>
+    <w:unhideWhenUsed/>
+    <w:rsid w:val="00A65B16"/>
+    <w:pPr>
+      <w:tabs>
+        <w:tab w:val="center" w:pos="4513"/>
+        <w:tab w:val="right" w:pos="9026"/>
+      </w:tabs>
+      <w:spacing w:after="0" w:line="240" w:lineRule="auto"/>
+    </w:pPr>
+  </w:style>
+  <w:style w:type="character" w:customStyle="1" w:styleId="HeaderChar">
+    <w:name w:val="Header Char"/>
+    <w:basedOn w:val="DefaultParagraphFont"/>
+    <w:link w:val="Header"/>
+    <w:uiPriority w:val="99"/>
+    <w:rsid w:val="00A65B16"/>
+  </w:style>
+  <w:style w:type="paragraph" w:styleId="Footer">
+    <w:name w:val="footer"/>
+    <w:basedOn w:val="Normal"/>
+    <w:link w:val="FooterChar"/>
+    <w:uiPriority w:val="99"/>
+    <w:unhideWhenUsed/>
+    <w:rsid w:val="00A65B16"/>
+    <w:pPr>
+      <w:tabs>
+        <w:tab w:val="center" w:pos="4513"/>
+        <w:tab w:val="right" w:pos="9026"/>
+      </w:tabs>
+      <w:spacing w:after="0" w:line="240" w:lineRule="auto"/>
+    </w:pPr>
+  </w:style>
+  <w:style w:type="character" w:customStyle="1" w:styleId="FooterChar">
+    <w:name w:val="Footer Char"/>
+    <w:basedOn w:val="DefaultParagraphFont"/>
+    <w:link w:val="Footer"/>
+    <w:uiPriority w:val="99"/>
+    <w:rsid w:val="00A65B16"/>
+  </w:style>
 </w:styles>
+</file>
+
+<file path=word/ink/ink1.xml><?xml version="1.0" encoding="utf-8"?>
+<inkml:ink xmlns:inkml="http://www.w3.org/2003/InkML">
+  <inkml:definitions>
+    <inkml:context xml:id="ctx0">
+      <inkml:inkSource xml:id="inkSrc0">
+        <inkml:traceFormat>
+          <inkml:channel name="X" type="integer" min="-2.14748E9" max="2.14748E9" units="cm"/>
+          <inkml:channel name="Y" type="integer" min="-2.14748E9" max="2.14748E9" units="cm"/>
+          <inkml:channel name="F" type="integer" max="32767" units="dev"/>
+        </inkml:traceFormat>
+        <inkml:channelProperties>
+          <inkml:channelProperty channel="X" name="resolution" value="1000" units="1/cm"/>
+          <inkml:channelProperty channel="Y" name="resolution" value="1000" units="1/cm"/>
+          <inkml:channelProperty channel="F" name="resolution" value="0" units="1/dev"/>
+        </inkml:channelProperties>
+      </inkml:inkSource>
+      <inkml:timestamp xml:id="ts0" timeString="2026-04-08T21:05:59.772"/>
+    </inkml:context>
+    <inkml:brush xml:id="br0">
+      <inkml:brushProperty name="width" value="0.035" units="cm"/>
+      <inkml:brushProperty name="height" value="0.035" units="cm"/>
+    </inkml:brush>
+  </inkml:definitions>
+  <inkml:trace contextRef="#ctx0" brushRef="#br0">0 0 24575,'0'0'-8191</inkml:trace>
+</inkml:ink>
 </file>
 
 <file path=word/theme/theme1.xml><?xml version="1.0" encoding="utf-8"?>
@@ -3364,4 +5671,16 @@
   <we:bindings/>
   <we:snapshot xmlns:r="http://schemas.openxmlformats.org/officeDocument/2006/relationships"/>
 </we:webextension>
+</file>
+
+<file path=customXml/item1.xml><?xml version="1.0" encoding="utf-8"?>
+<b:Sources xmlns:b="http://schemas.openxmlformats.org/officeDocument/2006/bibliography" xmlns="http://schemas.openxmlformats.org/officeDocument/2006/bibliography" SelectedStyle="\APASixthEditionOfficeOnline.xsl" StyleName="APA" Version="6"/>
+</file>
+
+<file path=customXml/itemProps1.xml><?xml version="1.0" encoding="utf-8"?>
+<ds:datastoreItem xmlns:ds="http://schemas.openxmlformats.org/officeDocument/2006/customXml" ds:itemID="{96762427-B40E-46EE-B68A-6FA2DE619C17}">
+  <ds:schemaRefs>
+    <ds:schemaRef ds:uri="http://schemas.openxmlformats.org/officeDocument/2006/bibliography"/>
+  </ds:schemaRefs>
+</ds:datastoreItem>
 </file>
--- a/Smart Relocations Documentation.docx
+++ b/Smart Relocations Documentation.docx
@@ -4,7 +4,6 @@
   <w:body>
     <w:p>
       <w:pPr>
-        <w:jc w:val="center"/>
         <w:rPr>
           <w:sz w:val="28"/>
           <w:szCs w:val="28"/>
@@ -17,7 +16,7 @@
           <w:szCs w:val="28"/>
           <w:lang w:val="en-US"/>
         </w:rPr>
-        <w:t>WEBSITE SPECIFICATION D</w:t>
+        <w:t xml:space="preserve">SMART RELOCATIONS </w:t>
       </w:r>
       <w:r>
         <w:rPr>
@@ -25,7 +24,7 @@
           <w:szCs w:val="28"/>
           <w:lang w:val="en-US"/>
         </w:rPr>
-        <w:t>O</w:t>
+        <w:t>WEBSITE SPECIFICATION D</w:t>
       </w:r>
       <w:r>
         <w:rPr>
@@ -33,7 +32,32 @@
           <w:szCs w:val="28"/>
           <w:lang w:val="en-US"/>
         </w:rPr>
+        <w:t>O</w:t>
+      </w:r>
+      <w:r>
+        <w:rPr>
+          <w:sz w:val="28"/>
+          <w:szCs w:val="28"/>
+          <w:lang w:val="en-US"/>
+        </w:rPr>
         <w:t>CUMENT</w:t>
+      </w:r>
+    </w:p>
+    <w:p>
+      <w:pPr>
+        <w:rPr>
+          <w:sz w:val="28"/>
+          <w:szCs w:val="28"/>
+          <w:lang w:val="en-US"/>
+        </w:rPr>
+      </w:pPr>
+      <w:r>
+        <w:rPr>
+          <w:sz w:val="28"/>
+          <w:szCs w:val="28"/>
+          <w:lang w:val="en-US"/>
+        </w:rPr>
+        <w:t>By Pono Patience Martha Sopejame</w:t>
       </w:r>
     </w:p>
     <w:p>
@@ -41,7 +65,7 @@
         <w:pStyle w:val="ListParagraph"/>
         <w:numPr>
           <w:ilvl w:val="0"/>
-          <w:numId w:val="12"/>
+          <w:numId w:val="13"/>
         </w:numPr>
         <w:rPr>
           <w:u w:val="single"/>
@@ -78,7 +102,13 @@
         <w:rPr>
           <w:lang w:val="en-US"/>
         </w:rPr>
-        <w:t xml:space="preserve">, </w:t>
+        <w:t xml:space="preserve"> is</w:t>
+      </w:r>
+      <w:r>
+        <w:rPr>
+          <w:lang w:val="en-US"/>
+        </w:rPr>
+        <w:t xml:space="preserve"> </w:t>
       </w:r>
       <w:r>
         <w:rPr>
@@ -102,43 +132,13 @@
         <w:rPr>
           <w:lang w:val="en-US"/>
         </w:rPr>
-        <w:t xml:space="preserve">a </w:t>
-      </w:r>
-      <w:r>
-        <w:rPr>
-          <w:lang w:val="en-US"/>
-        </w:rPr>
-        <w:t>website developed by</w:t>
-      </w:r>
-      <w:r>
-        <w:rPr>
-          <w:lang w:val="en-US"/>
-        </w:rPr>
-        <w:t xml:space="preserve"> Host Guru</w:t>
-      </w:r>
-      <w:r>
-        <w:rPr>
-          <w:lang w:val="en-US"/>
-        </w:rPr>
-        <w:t xml:space="preserve">, will be upgraded </w:t>
-      </w:r>
-      <w:r>
-        <w:rPr>
-          <w:lang w:val="en-US"/>
-        </w:rPr>
-        <w:t>fr</w:t>
-      </w:r>
-      <w:r>
-        <w:rPr>
-          <w:lang w:val="en-US"/>
-        </w:rPr>
-        <w:t>o</w:t>
-      </w:r>
-      <w:r>
-        <w:rPr>
-          <w:lang w:val="en-US"/>
-        </w:rPr>
-        <w:t>m</w:t>
+        <w:t>a</w:t>
+      </w:r>
+      <w:r>
+        <w:rPr>
+          <w:lang w:val="en-US"/>
+        </w:rPr>
+        <w:t>n existing</w:t>
       </w:r>
       <w:r>
         <w:rPr>
@@ -150,55 +150,169 @@
         <w:rPr>
           <w:lang w:val="en-US"/>
         </w:rPr>
-        <w:t>the current design which is unappealing</w:t>
-      </w:r>
-      <w:r>
-        <w:rPr>
-          <w:lang w:val="en-US"/>
-        </w:rPr>
-        <w:t xml:space="preserve">, </w:t>
-      </w:r>
-      <w:r>
-        <w:rPr>
-          <w:lang w:val="en-US"/>
-        </w:rPr>
-        <w:t>fails to communicate a clear theme and message to the customer. Additionally, it is</w:t>
-      </w:r>
-      <w:r>
-        <w:rPr>
-          <w:lang w:val="en-US"/>
-        </w:rPr>
-        <w:t xml:space="preserve"> una</w:t>
-      </w:r>
-      <w:r>
-        <w:rPr>
-          <w:lang w:val="en-US"/>
-        </w:rPr>
-        <w:t>pproachabl</w:t>
-      </w:r>
-      <w:r>
-        <w:rPr>
-          <w:lang w:val="en-US"/>
-        </w:rPr>
-        <w:t xml:space="preserve">e </w:t>
-      </w:r>
-      <w:r>
-        <w:rPr>
-          <w:lang w:val="en-US"/>
-        </w:rPr>
-        <w:t xml:space="preserve">in the language used </w:t>
-      </w:r>
-      <w:r>
-        <w:rPr>
-          <w:lang w:val="en-US"/>
-        </w:rPr>
-        <w:t>therefore</w:t>
-      </w:r>
-      <w:r>
-        <w:rPr>
-          <w:lang w:val="en-US"/>
-        </w:rPr>
-        <w:t xml:space="preserve"> unable to garner customer attraction. The upgrade of the website aims to resolve </w:t>
+        <w:t>website</w:t>
+      </w:r>
+      <w:r>
+        <w:rPr>
+          <w:lang w:val="en-US"/>
+        </w:rPr>
+        <w:t xml:space="preserve"> </w:t>
+      </w:r>
+      <w:r>
+        <w:rPr>
+          <w:lang w:val="en-US"/>
+        </w:rPr>
+        <w:t>(</w:t>
+      </w:r>
+      <w:r>
+        <w:rPr>
+          <w:lang w:val="en-US"/>
+        </w:rPr>
+        <w:t>Host Guru, 2016</w:t>
+      </w:r>
+      <w:r>
+        <w:rPr>
+          <w:lang w:val="en-US"/>
+        </w:rPr>
+        <w:t>)</w:t>
+      </w:r>
+      <w:r>
+        <w:rPr>
+          <w:lang w:val="en-US"/>
+        </w:rPr>
+        <w:t xml:space="preserve"> </w:t>
+      </w:r>
+      <w:r>
+        <w:rPr>
+          <w:lang w:val="en-US"/>
+        </w:rPr>
+        <w:t xml:space="preserve">that is shown to have a poor online presence. It is estimated to have </w:t>
+      </w:r>
+      <w:r>
+        <w:rPr>
+          <w:lang w:val="en-US"/>
+        </w:rPr>
+        <w:t>an organic traffic of 1</w:t>
+      </w:r>
+      <w:r>
+        <w:rPr>
+          <w:lang w:val="en-US"/>
+        </w:rPr>
+        <w:t xml:space="preserve"> person</w:t>
+      </w:r>
+      <w:r>
+        <w:rPr>
+          <w:lang w:val="en-US"/>
+        </w:rPr>
+        <w:t xml:space="preserve"> per month</w:t>
+      </w:r>
+      <w:r>
+        <w:rPr>
+          <w:lang w:val="en-US"/>
+        </w:rPr>
+        <w:t xml:space="preserve"> </w:t>
+      </w:r>
+      <w:r>
+        <w:rPr>
+          <w:lang w:val="en-US"/>
+        </w:rPr>
+        <w:t>(</w:t>
+      </w:r>
+      <w:proofErr w:type="spellStart"/>
+      <w:r>
+        <w:rPr>
+          <w:lang w:val="en-US"/>
+        </w:rPr>
+        <w:t>Ahrefs</w:t>
+      </w:r>
+      <w:proofErr w:type="spellEnd"/>
+      <w:r>
+        <w:rPr>
+          <w:lang w:val="en-US"/>
+        </w:rPr>
+        <w:t>, 2026</w:t>
+      </w:r>
+      <w:r>
+        <w:rPr>
+          <w:lang w:val="en-US"/>
+        </w:rPr>
+        <w:t>)</w:t>
+      </w:r>
+      <w:r>
+        <w:rPr>
+          <w:lang w:val="en-US"/>
+        </w:rPr>
+        <w:t xml:space="preserve"> </w:t>
+      </w:r>
+      <w:r>
+        <w:rPr>
+          <w:lang w:val="en-US"/>
+        </w:rPr>
+        <w:t>w</w:t>
+      </w:r>
+      <w:r>
+        <w:rPr>
+          <w:lang w:val="en-US"/>
+        </w:rPr>
+        <w:t>hich</w:t>
+      </w:r>
+      <w:r>
+        <w:rPr>
+          <w:lang w:val="en-US"/>
+        </w:rPr>
+        <w:t xml:space="preserve"> </w:t>
+      </w:r>
+      <w:r>
+        <w:rPr>
+          <w:lang w:val="en-US"/>
+        </w:rPr>
+        <w:t>indicates</w:t>
+      </w:r>
+      <w:r>
+        <w:rPr>
+          <w:lang w:val="en-US"/>
+        </w:rPr>
+        <w:t xml:space="preserve"> that it is</w:t>
+      </w:r>
+      <w:r>
+        <w:rPr>
+          <w:lang w:val="en-US"/>
+        </w:rPr>
+        <w:t xml:space="preserve"> unappealing, </w:t>
+      </w:r>
+      <w:r>
+        <w:rPr>
+          <w:lang w:val="en-US"/>
+        </w:rPr>
+        <w:t xml:space="preserve">and </w:t>
+      </w:r>
+      <w:r>
+        <w:rPr>
+          <w:lang w:val="en-US"/>
+        </w:rPr>
+        <w:t>unable to garner customer attraction</w:t>
+      </w:r>
+      <w:r>
+        <w:rPr>
+          <w:i/>
+          <w:iCs/>
+          <w:lang w:val="en-US"/>
+        </w:rPr>
+        <w:t>.</w:t>
+      </w:r>
+      <w:r>
+        <w:rPr>
+          <w:i/>
+          <w:iCs/>
+          <w:lang w:val="en-US"/>
+        </w:rPr>
+        <w:t xml:space="preserve"> </w:t>
+      </w:r>
+      <w:r>
+        <w:rPr>
+          <w:lang w:val="en-US"/>
+        </w:rPr>
+        <w:t xml:space="preserve">The upgrade of the website aims to resolve </w:t>
       </w:r>
       <w:r>
         <w:rPr>
@@ -211,6 +325,12 @@
           <w:lang w:val="en-US"/>
         </w:rPr>
         <w:t xml:space="preserve"> to meet company goals of satisfying customer expectations.</w:t>
+      </w:r>
+      <w:r>
+        <w:rPr>
+          <w:lang w:val="en-US"/>
+        </w:rPr>
+        <w:t xml:space="preserve"> </w:t>
       </w:r>
     </w:p>
     <w:p>
@@ -307,7 +427,7 @@
         <w:rPr>
           <w:lang w:val="en-US"/>
         </w:rPr>
-        <w:t>through</w:t>
+        <w:t>by</w:t>
       </w:r>
       <w:r>
         <w:rPr>
@@ -457,21 +577,7 @@
         <w:rPr>
           <w:lang w:val="en-US"/>
         </w:rPr>
-        <w:t xml:space="preserve"> to give customers background information about the </w:t>
-      </w:r>
-      <w:proofErr w:type="spellStart"/>
-      <w:r>
-        <w:rPr>
-          <w:lang w:val="en-US"/>
-        </w:rPr>
-        <w:t>organisation</w:t>
-      </w:r>
-      <w:proofErr w:type="spellEnd"/>
-      <w:r>
-        <w:rPr>
-          <w:lang w:val="en-US"/>
-        </w:rPr>
-        <w:t xml:space="preserve"> they wish to get involved with.</w:t>
+        <w:t xml:space="preserve"> to give customers background information about the organisation they wish to get involved with.</w:t>
       </w:r>
     </w:p>
     <w:p>
@@ -491,22 +597,29 @@
         </w:rPr>
         <w:t>Provide platform for customers to provide feedback on services provided or gain insight into past experiences of other customers.</w:t>
       </w:r>
-    </w:p>
-    <w:p>
-      <w:pPr>
-        <w:pStyle w:val="ListParagraph"/>
-        <w:rPr>
-          <w:lang w:val="en-US"/>
-        </w:rPr>
-      </w:pPr>
-    </w:p>
-    <w:p>
-      <w:pPr>
-        <w:pStyle w:val="ListParagraph"/>
-        <w:numPr>
-          <w:ilvl w:val="0"/>
-          <w:numId w:val="6"/>
-        </w:numPr>
+      <w:r>
+        <w:rPr>
+          <w:lang w:val="en-US"/>
+        </w:rPr>
+        <w:t xml:space="preserve"> </w:t>
+      </w:r>
+      <w:r>
+        <w:rPr>
+          <w:lang w:val="en-US"/>
+        </w:rPr>
+        <w:t>(REF)</w:t>
+      </w:r>
+    </w:p>
+    <w:p>
+      <w:pPr>
+        <w:pStyle w:val="ListParagraph"/>
+        <w:rPr>
+          <w:lang w:val="en-US"/>
+        </w:rPr>
+      </w:pPr>
+    </w:p>
+    <w:p>
+      <w:pPr>
         <w:rPr>
           <w:lang w:val="en-US"/>
         </w:rPr>
@@ -521,7 +634,19 @@
         <w:rPr>
           <w:lang w:val="en-US"/>
         </w:rPr>
-        <w:t>are manufacturers, small and medium enterprises and</w:t>
+        <w:t xml:space="preserve">are manufacturers, small and medium </w:t>
+      </w:r>
+      <w:r>
+        <w:rPr>
+          <w:lang w:val="en-US"/>
+        </w:rPr>
+        <w:t>enterprises,</w:t>
+      </w:r>
+      <w:r>
+        <w:rPr>
+          <w:lang w:val="en-US"/>
+        </w:rPr>
+        <w:t xml:space="preserve"> and individuals</w:t>
       </w:r>
       <w:r>
         <w:rPr>
@@ -533,7 +658,13 @@
         <w:rPr>
           <w:lang w:val="en-US"/>
         </w:rPr>
-        <w:t>individuals.</w:t>
+        <w:t>(REF)</w:t>
+      </w:r>
+      <w:r>
+        <w:rPr>
+          <w:lang w:val="en-US"/>
+        </w:rPr>
+        <w:t>.</w:t>
       </w:r>
       <w:r>
         <w:rPr>
@@ -545,19 +676,7 @@
         <w:rPr>
           <w:lang w:val="en-US"/>
         </w:rPr>
-        <w:t xml:space="preserve"> target audience </w:t>
-      </w:r>
-      <w:r>
-        <w:rPr>
-          <w:lang w:val="en-US"/>
-        </w:rPr>
-        <w:t>comprises</w:t>
-      </w:r>
-      <w:r>
-        <w:rPr>
-          <w:lang w:val="en-US"/>
-        </w:rPr>
-        <w:t xml:space="preserve"> a demograph</w:t>
+        <w:t xml:space="preserve"> demograph</w:t>
       </w:r>
       <w:r>
         <w:rPr>
@@ -575,6 +694,12 @@
         <w:rPr>
           <w:lang w:val="en-US"/>
         </w:rPr>
+        <w:t xml:space="preserve">will comprise </w:t>
+      </w:r>
+      <w:r>
+        <w:rPr>
+          <w:lang w:val="en-US"/>
+        </w:rPr>
         <w:t>o</w:t>
       </w:r>
       <w:r>
@@ -595,14 +720,6 @@
         </w:rPr>
         <w:t>:</w:t>
       </w:r>
-    </w:p>
-    <w:p>
-      <w:pPr>
-        <w:pStyle w:val="ListParagraph"/>
-        <w:rPr>
-          <w:lang w:val="en-US"/>
-        </w:rPr>
-      </w:pPr>
     </w:p>
     <w:p>
       <w:pPr>
@@ -785,30 +902,42 @@
         </w:rPr>
         <w:t>organization.</w:t>
       </w:r>
-    </w:p>
-    <w:p>
-      <w:pPr>
-        <w:rPr>
-          <w:lang w:val="en-US"/>
-        </w:rPr>
-      </w:pPr>
-      <w:r>
-        <w:rPr>
-          <w:lang w:val="en-US"/>
-        </w:rPr>
-        <w:t xml:space="preserve">It is </w:t>
-      </w:r>
-      <w:r>
-        <w:rPr>
-          <w:lang w:val="en-US"/>
-        </w:rPr>
-        <w:t>assumed</w:t>
-      </w:r>
-      <w:r>
-        <w:rPr>
-          <w:lang w:val="en-US"/>
-        </w:rPr>
-        <w:t xml:space="preserve"> users </w:t>
+      <w:r>
+        <w:rPr>
+          <w:lang w:val="en-US"/>
+        </w:rPr>
+        <w:t xml:space="preserve"> </w:t>
+      </w:r>
+      <w:r>
+        <w:rPr>
+          <w:lang w:val="en-US"/>
+        </w:rPr>
+        <w:t>(REF)</w:t>
+      </w:r>
+    </w:p>
+    <w:p>
+      <w:pPr>
+        <w:rPr>
+          <w:lang w:val="en-US"/>
+        </w:rPr>
+      </w:pPr>
+      <w:r>
+        <w:rPr>
+          <w:lang w:val="en-US"/>
+        </w:rPr>
+        <w:t>U</w:t>
+      </w:r>
+      <w:r>
+        <w:rPr>
+          <w:lang w:val="en-US"/>
+        </w:rPr>
+        <w:t xml:space="preserve">sers </w:t>
+      </w:r>
+      <w:r>
+        <w:rPr>
+          <w:lang w:val="en-US"/>
+        </w:rPr>
+        <w:t xml:space="preserve">in this demography </w:t>
       </w:r>
       <w:r>
         <w:rPr>
@@ -832,7 +961,25 @@
         <w:rPr>
           <w:lang w:val="en-US"/>
         </w:rPr>
-        <w:t>online platforms in their daily business operations. H</w:t>
+        <w:t>online platforms in their daily business operations</w:t>
+      </w:r>
+      <w:r>
+        <w:rPr>
+          <w:lang w:val="en-US"/>
+        </w:rPr>
+        <w:t xml:space="preserve"> </w:t>
+      </w:r>
+      <w:r>
+        <w:rPr>
+          <w:lang w:val="en-US"/>
+        </w:rPr>
+        <w:t>(REF)</w:t>
+      </w:r>
+      <w:r>
+        <w:rPr>
+          <w:lang w:val="en-US"/>
+        </w:rPr>
+        <w:t>. H</w:t>
       </w:r>
       <w:r>
         <w:rPr>
@@ -882,105 +1029,92 @@
         </w:rPr>
         <w:t>reviewed to confirm and adjust as necessary.</w:t>
       </w:r>
+      <w:r>
+        <w:rPr>
+          <w:lang w:val="en-US"/>
+        </w:rPr>
+        <w:t xml:space="preserve"> </w:t>
+      </w:r>
+      <w:r>
+        <w:rPr>
+          <w:lang w:val="en-US"/>
+        </w:rPr>
+        <w:t>The</w:t>
+      </w:r>
+      <w:r>
+        <w:rPr>
+          <w:lang w:val="en-US"/>
+        </w:rPr>
+        <w:t xml:space="preserve"> content goal of this</w:t>
+      </w:r>
+      <w:r>
+        <w:rPr>
+          <w:lang w:val="en-US"/>
+        </w:rPr>
+        <w:t xml:space="preserve"> </w:t>
+      </w:r>
+      <w:r>
+        <w:rPr>
+          <w:lang w:val="en-US"/>
+        </w:rPr>
+        <w:t>website is</w:t>
+      </w:r>
+      <w:r>
+        <w:rPr>
+          <w:lang w:val="en-US"/>
+        </w:rPr>
+        <w:t xml:space="preserve"> </w:t>
+      </w:r>
+      <w:r>
+        <w:rPr>
+          <w:lang w:val="en-US"/>
+        </w:rPr>
+        <w:t xml:space="preserve">for </w:t>
+      </w:r>
+      <w:r>
+        <w:rPr>
+          <w:lang w:val="en-US"/>
+        </w:rPr>
+        <w:t>e-commerce activitie</w:t>
+      </w:r>
+      <w:r>
+        <w:rPr>
+          <w:lang w:val="en-US"/>
+        </w:rPr>
+        <w:t>s</w:t>
+      </w:r>
+      <w:r>
+        <w:rPr>
+          <w:lang w:val="en-US"/>
+        </w:rPr>
+        <w:t xml:space="preserve">. </w:t>
+      </w:r>
+    </w:p>
+    <w:p>
+      <w:pPr>
+        <w:rPr>
+          <w:u w:val="single"/>
+          <w:lang w:val="en-US"/>
+        </w:rPr>
+      </w:pPr>
     </w:p>
     <w:p>
       <w:pPr>
         <w:pStyle w:val="ListParagraph"/>
         <w:numPr>
           <w:ilvl w:val="0"/>
-          <w:numId w:val="6"/>
+          <w:numId w:val="13"/>
         </w:numPr>
         <w:rPr>
-          <w:lang w:val="en-US"/>
-        </w:rPr>
-      </w:pPr>
-      <w:r>
-        <w:rPr>
-          <w:lang w:val="en-US"/>
-        </w:rPr>
-        <w:t>The</w:t>
-      </w:r>
-      <w:r>
-        <w:rPr>
-          <w:lang w:val="en-US"/>
-        </w:rPr>
-        <w:t xml:space="preserve"> type of</w:t>
-      </w:r>
-      <w:r>
-        <w:rPr>
-          <w:lang w:val="en-US"/>
-        </w:rPr>
-        <w:t xml:space="preserve"> </w:t>
-      </w:r>
-      <w:r>
-        <w:rPr>
-          <w:lang w:val="en-US"/>
-        </w:rPr>
-        <w:t>content design</w:t>
-      </w:r>
-      <w:r>
-        <w:rPr>
-          <w:lang w:val="en-US"/>
-        </w:rPr>
-        <w:t xml:space="preserve"> in mind </w:t>
-      </w:r>
-      <w:r>
-        <w:rPr>
-          <w:lang w:val="en-US"/>
-        </w:rPr>
-        <w:t>for the user</w:t>
-      </w:r>
-      <w:r>
-        <w:rPr>
-          <w:lang w:val="en-US"/>
-        </w:rPr>
-        <w:t>s is one which</w:t>
-      </w:r>
-      <w:r>
-        <w:rPr>
-          <w:lang w:val="en-US"/>
-        </w:rPr>
-        <w:t xml:space="preserve"> would </w:t>
-      </w:r>
-      <w:r>
-        <w:rPr>
-          <w:lang w:val="en-US"/>
-        </w:rPr>
-        <w:t>facilitate</w:t>
-      </w:r>
-      <w:r>
-        <w:rPr>
-          <w:lang w:val="en-US"/>
-        </w:rPr>
-        <w:t xml:space="preserve"> e-commerce activities to take place, with ease and maximum efficiency. </w:t>
-      </w:r>
-    </w:p>
-    <w:p>
-      <w:pPr>
-        <w:rPr>
           <w:u w:val="single"/>
           <w:lang w:val="en-US"/>
         </w:rPr>
       </w:pPr>
-    </w:p>
-    <w:p>
-      <w:pPr>
-        <w:pStyle w:val="ListParagraph"/>
-        <w:numPr>
-          <w:ilvl w:val="0"/>
-          <w:numId w:val="12"/>
-        </w:numPr>
+      <w:r>
         <w:rPr>
           <w:u w:val="single"/>
           <w:lang w:val="en-US"/>
         </w:rPr>
-      </w:pPr>
-      <w:r>
-        <w:rPr>
-          <w:u w:val="single"/>
-          <w:lang w:val="en-US"/>
-        </w:rPr>
-        <w:lastRenderedPageBreak/>
         <w:t>Information Design &amp; Taxonomy</w:t>
       </w:r>
     </w:p>
@@ -999,6 +1133,7 @@
           <w:bCs/>
           <w:lang w:val="en-US"/>
         </w:rPr>
+        <w:lastRenderedPageBreak/>
         <w:t>Site Map</w:t>
       </w:r>
     </w:p>
@@ -1023,10 +1158,10 @@
           <w:noProof/>
         </w:rPr>
         <w:drawing>
-          <wp:inline distT="0" distB="0" distL="0" distR="0" wp14:anchorId="233FF421" wp14:editId="15B258AC">
-            <wp:extent cx="2510790" cy="3191682"/>
-            <wp:effectExtent l="19050" t="19050" r="22860" b="27940"/>
-            <wp:docPr id="784761865" name="Picture 1"/>
+          <wp:inline distT="0" distB="0" distL="0" distR="0" wp14:anchorId="5C8A5E36" wp14:editId="3C97E8DF">
+            <wp:extent cx="2788184" cy="3722370"/>
+            <wp:effectExtent l="19050" t="19050" r="12700" b="11430"/>
+            <wp:docPr id="16041495" name="Picture 1"/>
             <wp:cNvGraphicFramePr>
               <a:graphicFrameLocks xmlns:a="http://schemas.openxmlformats.org/drawingml/2006/main" noChangeAspect="1"/>
             </wp:cNvGraphicFramePr>
@@ -1034,12 +1169,12 @@
               <a:graphicData uri="http://schemas.openxmlformats.org/drawingml/2006/picture">
                 <pic:pic xmlns:pic="http://schemas.openxmlformats.org/drawingml/2006/picture">
                   <pic:nvPicPr>
-                    <pic:cNvPr id="784761865" name=""/>
+                    <pic:cNvPr id="16041495" name=""/>
                     <pic:cNvPicPr/>
                   </pic:nvPicPr>
                   <pic:blipFill rotWithShape="1">
                     <a:blip r:embed="rId8"/>
-                    <a:srcRect l="40417" t="19382" r="28207" b="9710"/>
+                    <a:srcRect l="38954" t="24344" r="35254" b="14438"/>
                     <a:stretch>
                       <a:fillRect/>
                     </a:stretch>
@@ -1047,7 +1182,7 @@
                   <pic:spPr bwMode="auto">
                     <a:xfrm>
                       <a:off x="0" y="0"/>
-                      <a:ext cx="2511464" cy="3192539"/>
+                      <a:ext cx="2793531" cy="3729509"/>
                     </a:xfrm>
                     <a:prstGeom prst="rect">
                       <a:avLst/>
@@ -1113,6 +1248,16 @@
       <w:pPr>
         <w:pStyle w:val="ListParagraph"/>
         <w:rPr>
+          <w:b/>
+          <w:bCs/>
+          <w:lang w:val="en-US"/>
+        </w:rPr>
+      </w:pPr>
+    </w:p>
+    <w:p>
+      <w:pPr>
+        <w:pStyle w:val="ListParagraph"/>
+        <w:rPr>
           <w:lang w:val="en-US"/>
         </w:rPr>
       </w:pPr>
@@ -1121,9 +1266,9 @@
           <w:noProof/>
         </w:rPr>
         <w:drawing>
-          <wp:inline distT="0" distB="0" distL="0" distR="0" wp14:anchorId="2A0057B9" wp14:editId="213C623B">
-            <wp:extent cx="5594985" cy="2747010"/>
-            <wp:effectExtent l="19050" t="19050" r="24765" b="15240"/>
+          <wp:inline distT="0" distB="0" distL="0" distR="0" wp14:anchorId="2A0057B9" wp14:editId="632D2ED5">
+            <wp:extent cx="5594985" cy="2628900"/>
+            <wp:effectExtent l="19050" t="19050" r="24765" b="19050"/>
             <wp:docPr id="1805096420" name="Picture 1"/>
             <wp:cNvGraphicFramePr>
               <a:graphicFrameLocks xmlns:a="http://schemas.openxmlformats.org/drawingml/2006/main" noChangeAspect="1"/>
@@ -1137,7 +1282,7 @@
                   </pic:nvPicPr>
                   <pic:blipFill rotWithShape="1">
                     <a:blip r:embed="rId9"/>
-                    <a:srcRect l="7312" t="19854" r="12253" b="19874"/>
+                    <a:srcRect l="7312" t="22445" r="12253" b="19874"/>
                     <a:stretch>
                       <a:fillRect/>
                     </a:stretch>
@@ -1145,15 +1290,34 @@
                   <pic:spPr bwMode="auto">
                     <a:xfrm>
                       <a:off x="0" y="0"/>
-                      <a:ext cx="5598682" cy="2748825"/>
+                      <a:ext cx="5598682" cy="2630637"/>
                     </a:xfrm>
                     <a:prstGeom prst="rect">
                       <a:avLst/>
                     </a:prstGeom>
-                    <a:ln>
+                    <a:ln w="9525" cap="flat" cmpd="sng" algn="ctr">
                       <a:solidFill>
-                        <a:schemeClr val="tx1"/>
+                        <a:sysClr val="windowText" lastClr="000000"/>
                       </a:solidFill>
+                      <a:prstDash val="solid"/>
+                      <a:round/>
+                      <a:headEnd type="none" w="med" len="med"/>
+                      <a:tailEnd type="none" w="med" len="med"/>
+                      <a:extLst>
+                        <a:ext uri="{C807C97D-BFC1-408E-A445-0C87EB9F89A2}">
+                          <ask:lineSketchStyleProps xmlns:ask="http://schemas.microsoft.com/office/drawing/2018/sketchyshapes" sd="0">
+                            <a:custGeom>
+                              <a:avLst/>
+                              <a:gdLst/>
+                              <a:ahLst/>
+                              <a:cxnLst/>
+                              <a:rect l="0" t="0" r="0" b="0"/>
+                              <a:pathLst/>
+                            </a:custGeom>
+                            <ask:type/>
+                          </ask:lineSketchStyleProps>
+                        </a:ext>
+                      </a:extLst>
                     </a:ln>
                     <a:extLst>
                       <a:ext uri="{53640926-AAD7-44D8-BBD7-CCE9431645EC}">
@@ -1182,7 +1346,7 @@
         <w:pStyle w:val="ListParagraph"/>
         <w:numPr>
           <w:ilvl w:val="0"/>
-          <w:numId w:val="12"/>
+          <w:numId w:val="13"/>
         </w:numPr>
         <w:rPr>
           <w:u w:val="single"/>
@@ -1273,7 +1437,14 @@
         <w:rPr>
           <w:lang w:val="en-US"/>
         </w:rPr>
-        <w:t xml:space="preserve"> VS Code for coding to construct the site</w:t>
+        <w:t xml:space="preserve"> VS Code for coding to construct the </w:t>
+      </w:r>
+      <w:r>
+        <w:rPr>
+          <w:lang w:val="en-US"/>
+        </w:rPr>
+        <w:lastRenderedPageBreak/>
+        <w:t>site</w:t>
       </w:r>
       <w:r>
         <w:rPr>
@@ -1336,7 +1507,7 @@
         <w:pStyle w:val="ListParagraph"/>
         <w:numPr>
           <w:ilvl w:val="0"/>
-          <w:numId w:val="12"/>
+          <w:numId w:val="13"/>
         </w:numPr>
         <w:rPr>
           <w:u w:val="single"/>
@@ -2264,7 +2435,7 @@
           </mc:Choice>
           <mc:Fallback>
             <w:pict>
-              <v:shapetype w14:anchorId="250425F9" id="_x0000_t75" coordsize="21600,21600" o:spt="75" o:preferrelative="t" path="m@4@5l@4@11@9@11@9@5xe" filled="f" stroked="f">
+              <v:shapetype w14:anchorId="489E9C93" id="_x0000_t75" coordsize="21600,21600" o:spt="75" o:preferrelative="t" path="m@4@5l@4@11@9@11@9@5xe" filled="f" stroked="f">
                 <v:stroke joinstyle="miter"/>
                 <v:formulas>
                   <v:f eqn="if lineDrawn pixelLineWidth 0"/>
@@ -2283,7 +2454,7 @@
                 <v:path o:extrusionok="f" gradientshapeok="t" o:connecttype="rect"/>
                 <o:lock v:ext="edit" aspectratio="t"/>
               </v:shapetype>
-              <v:shape id="Ink 4" o:spid="_x0000_s1026" type="#_x0000_t75" style="position:absolute;margin-left:-10.1pt;margin-top:16.3pt;width:1.05pt;height:1.05pt;z-index:251662336;visibility:visible;mso-wrap-style:square;mso-wrap-distance-left:9pt;mso-wrap-distance-top:0;mso-wrap-distance-right:9pt;mso-wrap-distance-bottom:0;mso-position-horizontal:absolute;mso-position-horizontal-relative:text;mso-position-vertical:absolute;mso-position-vertical-relative:text" o:gfxdata="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">
+              <v:shape id="Ink 4" o:spid="_x0000_s1026" type="#_x0000_t75" style="position:absolute;margin-left:-10.1pt;margin-top:16.3pt;width:1.05pt;height:1.05pt;z-index:251662336;visibility:visible;mso-wrap-style:square;mso-wrap-distance-left:9pt;mso-wrap-distance-top:0;mso-wrap-distance-right:9pt;mso-wrap-distance-bottom:0;mso-position-horizontal:absolute;mso-position-horizontal-relative:text;mso-position-vertical:absolute;mso-position-vertical-relative:text" o:gfxdata="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">
                 <v:imagedata r:id="rId19" o:title=""/>
               </v:shape>
             </w:pict>
@@ -2788,7 +2959,7 @@
         <w:pStyle w:val="ListParagraph"/>
         <w:numPr>
           <w:ilvl w:val="0"/>
-          <w:numId w:val="12"/>
+          <w:numId w:val="13"/>
         </w:numPr>
         <w:rPr>
           <w:lang w:val="en-US"/>
@@ -3043,6 +3214,13 @@
           <w:lang w:val="en-US"/>
         </w:rPr>
       </w:pPr>
+    </w:p>
+    <w:p>
+      <w:pPr>
+        <w:rPr>
+          <w:lang w:val="en-US"/>
+        </w:rPr>
+      </w:pPr>
       <w:r>
         <w:rPr>
           <w:noProof/>
@@ -3093,6 +3271,180 @@
         </w:drawing>
       </w:r>
     </w:p>
+    <w:p>
+      <w:pPr>
+        <w:rPr>
+          <w:lang w:val="en-US"/>
+        </w:rPr>
+      </w:pPr>
+    </w:p>
+    <w:p>
+      <w:hyperlink r:id="rId30" w:history="1">
+        <w:r>
+          <w:rPr>
+            <w:rStyle w:val="Hyperlink"/>
+          </w:rPr>
+          <w:t>HostGuru: Leading Web Design &amp; Hosting Services in Botswana</w:t>
+        </w:r>
+      </w:hyperlink>
+      <w:r>
+        <w:t xml:space="preserve"> (201</w:t>
+      </w:r>
+      <w:r>
+        <w:t>6</w:t>
+      </w:r>
+      <w:r>
+        <w:t>). Available at: </w:t>
+      </w:r>
+      <w:hyperlink r:id="rId31" w:history="1">
+        <w:r>
+          <w:rPr>
+            <w:rStyle w:val="Hyperlink"/>
+          </w:rPr>
+          <w:t>https://hostguru.co.bw</w:t>
+        </w:r>
+      </w:hyperlink>
+      <w:r>
+        <w:t>/</w:t>
+      </w:r>
+      <w:proofErr w:type="gramStart"/>
+      <w:r>
+        <w:t xml:space="preserve"> </w:t>
+      </w:r>
+      <w:r>
+        <w:t> (</w:t>
+      </w:r>
+      <w:proofErr w:type="gramEnd"/>
+      <w:r>
+        <w:t xml:space="preserve">Accessed: </w:t>
+      </w:r>
+      <w:r>
+        <w:t xml:space="preserve">27 April </w:t>
+      </w:r>
+      <w:r>
+        <w:t>20</w:t>
+      </w:r>
+      <w:r>
+        <w:t>26</w:t>
+      </w:r>
+      <w:r>
+        <w:t>)</w:t>
+      </w:r>
+    </w:p>
+    <w:p>
+      <w:hyperlink r:id="rId32" w:history="1">
+        <w:r>
+          <w:rPr>
+            <w:rStyle w:val="Hyperlink"/>
+          </w:rPr>
+          <w:t>Website Traffic Checker: Estimate Any Site’s Traffic</w:t>
+        </w:r>
+      </w:hyperlink>
+      <w:r>
+        <w:rPr>
+          <w:lang w:val="en-US"/>
+        </w:rPr>
+        <w:t>(2026)</w:t>
+      </w:r>
+      <w:r>
+        <w:rPr>
+          <w:lang w:val="en-US"/>
+        </w:rPr>
+        <w:t xml:space="preserve">. Available at: </w:t>
+      </w:r>
+      <w:hyperlink r:id="rId33" w:history="1">
+        <w:r>
+          <w:rPr>
+            <w:rStyle w:val="Hyperlink"/>
+            <w:lang w:val="en-US"/>
+          </w:rPr>
+          <w:t>https://ahrefs.com/traffic-checker</w:t>
+        </w:r>
+      </w:hyperlink>
+      <w:r>
+        <w:rPr>
+          <w:lang w:val="en-US"/>
+        </w:rPr>
+        <w:t xml:space="preserve">/ </w:t>
+      </w:r>
+      <w:r>
+        <w:t xml:space="preserve">(Accessed: </w:t>
+      </w:r>
+      <w:r>
+        <w:t>6</w:t>
+      </w:r>
+      <w:r>
+        <w:t xml:space="preserve"> May 20</w:t>
+      </w:r>
+      <w:r>
+        <w:t>26</w:t>
+      </w:r>
+      <w:r>
+        <w:t>)</w:t>
+      </w:r>
+    </w:p>
+    <w:p>
+      <w:hyperlink r:id="rId34" w:history="1">
+        <w:r>
+          <w:rPr>
+            <w:rStyle w:val="Hyperlink"/>
+          </w:rPr>
+          <w:t>Smart Relocations – The Smart Way To Move</w:t>
+        </w:r>
+      </w:hyperlink>
+      <w:r>
+        <w:t xml:space="preserve"> (201</w:t>
+      </w:r>
+      <w:r>
+        <w:t>6</w:t>
+      </w:r>
+      <w:r>
+        <w:t>). Available at: </w:t>
+      </w:r>
+      <w:r>
+        <w:t>https://</w:t>
+      </w:r>
+      <w:r>
+        <w:t>s</w:t>
+      </w:r>
+      <w:r>
+        <w:t>mart</w:t>
+      </w:r>
+      <w:r>
+        <w:t>r</w:t>
+      </w:r>
+      <w:r>
+        <w:t>elocations</w:t>
+      </w:r>
+      <w:r>
+        <w:t>.co.bw</w:t>
+      </w:r>
+      <w:r>
+        <w:t>/</w:t>
+      </w:r>
+      <w:r>
+        <w:t xml:space="preserve"> (Accessed: </w:t>
+      </w:r>
+      <w:r>
+        <w:t xml:space="preserve">27 April </w:t>
+      </w:r>
+      <w:r>
+        <w:t>20</w:t>
+      </w:r>
+      <w:r>
+        <w:t>26</w:t>
+      </w:r>
+      <w:r>
+        <w:t>)</w:t>
+      </w:r>
+    </w:p>
+    <w:p>
+      <w:pPr>
+        <w:rPr>
+          <w:lang w:val="en-US"/>
+        </w:rPr>
+      </w:pPr>
+    </w:p>
     <w:sectPr>
       <w:pgSz w:w="11906" w:h="16838"/>
       <w:pgMar w:top="1440" w:right="1440" w:bottom="1440" w:left="1440" w:header="708" w:footer="708" w:gutter="0"/>
@@ -3940,6 +4292,95 @@
     </w:lvl>
   </w:abstractNum>
   <w:abstractNum w:abstractNumId="8" w15:restartNumberingAfterBreak="0">
+    <w:nsid w:val="395C32FD"/>
+    <w:multiLevelType w:val="hybridMultilevel"/>
+    <w:tmpl w:val="5C6E6486"/>
+    <w:lvl w:ilvl="0" w:tplc="2000000F">
+      <w:start w:val="1"/>
+      <w:numFmt w:val="decimal"/>
+      <w:lvlText w:val="%1."/>
+      <w:lvlJc w:val="left"/>
+      <w:pPr>
+        <w:ind w:left="720" w:hanging="360"/>
+      </w:pPr>
+      <w:rPr>
+        <w:rFonts w:hint="default"/>
+      </w:rPr>
+    </w:lvl>
+    <w:lvl w:ilvl="1" w:tplc="20000019" w:tentative="1">
+      <w:start w:val="1"/>
+      <w:numFmt w:val="lowerLetter"/>
+      <w:lvlText w:val="%2."/>
+      <w:lvlJc w:val="left"/>
+      <w:pPr>
+        <w:ind w:left="1440" w:hanging="360"/>
+      </w:pPr>
+    </w:lvl>
+    <w:lvl w:ilvl="2" w:tplc="2000001B" w:tentative="1">
+      <w:start w:val="1"/>
+      <w:numFmt w:val="lowerRoman"/>
+      <w:lvlText w:val="%3."/>
+      <w:lvlJc w:val="right"/>
+      <w:pPr>
+        <w:ind w:left="2160" w:hanging="180"/>
+      </w:pPr>
+    </w:lvl>
+    <w:lvl w:ilvl="3" w:tplc="2000000F" w:tentative="1">
+      <w:start w:val="1"/>
+      <w:numFmt w:val="decimal"/>
+      <w:lvlText w:val="%4."/>
+      <w:lvlJc w:val="left"/>
+      <w:pPr>
+        <w:ind w:left="2880" w:hanging="360"/>
+      </w:pPr>
+    </w:lvl>
+    <w:lvl w:ilvl="4" w:tplc="20000019" w:tentative="1">
+      <w:start w:val="1"/>
+      <w:numFmt w:val="lowerLetter"/>
+      <w:lvlText w:val="%5."/>
+      <w:lvlJc w:val="left"/>
+      <w:pPr>
+        <w:ind w:left="3600" w:hanging="360"/>
+      </w:pPr>
+    </w:lvl>
+    <w:lvl w:ilvl="5" w:tplc="2000001B" w:tentative="1">
+      <w:start w:val="1"/>
+      <w:numFmt w:val="lowerRoman"/>
+      <w:lvlText w:val="%6."/>
+      <w:lvlJc w:val="right"/>
+      <w:pPr>
+        <w:ind w:left="4320" w:hanging="180"/>
+      </w:pPr>
+    </w:lvl>
+    <w:lvl w:ilvl="6" w:tplc="2000000F" w:tentative="1">
+      <w:start w:val="1"/>
+      <w:numFmt w:val="decimal"/>
+      <w:lvlText w:val="%7."/>
+      <w:lvlJc w:val="left"/>
+      <w:pPr>
+        <w:ind w:left="5040" w:hanging="360"/>
+      </w:pPr>
+    </w:lvl>
+    <w:lvl w:ilvl="7" w:tplc="20000019" w:tentative="1">
+      <w:start w:val="1"/>
+      <w:numFmt w:val="lowerLetter"/>
+      <w:lvlText w:val="%8."/>
+      <w:lvlJc w:val="left"/>
+      <w:pPr>
+        <w:ind w:left="5760" w:hanging="360"/>
+      </w:pPr>
+    </w:lvl>
+    <w:lvl w:ilvl="8" w:tplc="2000001B" w:tentative="1">
+      <w:start w:val="1"/>
+      <w:numFmt w:val="lowerRoman"/>
+      <w:lvlText w:val="%9."/>
+      <w:lvlJc w:val="right"/>
+      <w:pPr>
+        <w:ind w:left="6480" w:hanging="180"/>
+      </w:pPr>
+    </w:lvl>
+  </w:abstractNum>
+  <w:abstractNum w:abstractNumId="9" w15:restartNumberingAfterBreak="0">
     <w:nsid w:val="56D323E8"/>
     <w:multiLevelType w:val="hybridMultilevel"/>
     <w:tmpl w:val="C1A8E054"/>
@@ -4028,7 +4469,7 @@
       </w:pPr>
     </w:lvl>
   </w:abstractNum>
-  <w:abstractNum w:abstractNumId="9" w15:restartNumberingAfterBreak="0">
+  <w:abstractNum w:abstractNumId="10" w15:restartNumberingAfterBreak="0">
     <w:nsid w:val="62C60304"/>
     <w:multiLevelType w:val="hybridMultilevel"/>
     <w:tmpl w:val="D4B4B05C"/>
@@ -4141,7 +4582,7 @@
       </w:rPr>
     </w:lvl>
   </w:abstractNum>
-  <w:abstractNum w:abstractNumId="10" w15:restartNumberingAfterBreak="0">
+  <w:abstractNum w:abstractNumId="11" w15:restartNumberingAfterBreak="0">
     <w:nsid w:val="6A3D6BAF"/>
     <w:multiLevelType w:val="hybridMultilevel"/>
     <w:tmpl w:val="1500F4EA"/>
@@ -4230,7 +4671,7 @@
       </w:pPr>
     </w:lvl>
   </w:abstractNum>
-  <w:abstractNum w:abstractNumId="11" w15:restartNumberingAfterBreak="0">
+  <w:abstractNum w:abstractNumId="12" w15:restartNumberingAfterBreak="0">
     <w:nsid w:val="7BC05412"/>
     <w:multiLevelType w:val="hybridMultilevel"/>
     <w:tmpl w:val="2A16077E"/>
@@ -4323,7 +4764,7 @@
     <w:abstractNumId w:val="1"/>
   </w:num>
   <w:num w:numId="2" w16cid:durableId="979652615">
-    <w:abstractNumId w:val="9"/>
+    <w:abstractNumId w:val="10"/>
   </w:num>
   <w:num w:numId="3" w16cid:durableId="1338659140">
     <w:abstractNumId w:val="5"/>
@@ -4332,7 +4773,7 @@
     <w:abstractNumId w:val="6"/>
   </w:num>
   <w:num w:numId="5" w16cid:durableId="1500729649">
-    <w:abstractNumId w:val="10"/>
+    <w:abstractNumId w:val="11"/>
   </w:num>
   <w:num w:numId="6" w16cid:durableId="1023432729">
     <w:abstractNumId w:val="7"/>
@@ -4341,7 +4782,7 @@
     <w:abstractNumId w:val="4"/>
   </w:num>
   <w:num w:numId="8" w16cid:durableId="606349480">
-    <w:abstractNumId w:val="8"/>
+    <w:abstractNumId w:val="9"/>
   </w:num>
   <w:num w:numId="9" w16cid:durableId="1551962216">
     <w:abstractNumId w:val="2"/>
@@ -4350,10 +4791,13 @@
     <w:abstractNumId w:val="3"/>
   </w:num>
   <w:num w:numId="11" w16cid:durableId="1237518477">
-    <w:abstractNumId w:val="11"/>
+    <w:abstractNumId w:val="12"/>
   </w:num>
   <w:num w:numId="12" w16cid:durableId="1663465894">
     <w:abstractNumId w:val="0"/>
+  </w:num>
+  <w:num w:numId="13" w16cid:durableId="131486095">
+    <w:abstractNumId w:val="8"/>
   </w:num>
 </w:numbering>
 </file>
@@ -4961,7 +5405,6 @@
   <w:style w:type="character" w:default="1" w:styleId="DefaultParagraphFont">
     <w:name w:val="Default Paragraph Font"/>
     <w:uiPriority w:val="1"/>
-    <w:semiHidden/>
     <w:unhideWhenUsed/>
   </w:style>
   <w:style w:type="table" w:default="1" w:styleId="TableNormal">
@@ -5328,6 +5771,41 @@
     <w:uiPriority w:val="99"/>
     <w:rsid w:val="00A65B16"/>
   </w:style>
+  <w:style w:type="character" w:styleId="Hyperlink">
+    <w:name w:val="Hyperlink"/>
+    <w:basedOn w:val="DefaultParagraphFont"/>
+    <w:uiPriority w:val="99"/>
+    <w:unhideWhenUsed/>
+    <w:rsid w:val="00E54C68"/>
+    <w:rPr>
+      <w:color w:val="0563C1" w:themeColor="hyperlink"/>
+      <w:u w:val="single"/>
+    </w:rPr>
+  </w:style>
+  <w:style w:type="character" w:styleId="UnresolvedMention">
+    <w:name w:val="Unresolved Mention"/>
+    <w:basedOn w:val="DefaultParagraphFont"/>
+    <w:uiPriority w:val="99"/>
+    <w:semiHidden/>
+    <w:unhideWhenUsed/>
+    <w:rsid w:val="00E54C68"/>
+    <w:rPr>
+      <w:color w:val="605E5C"/>
+      <w:shd w:val="clear" w:color="auto" w:fill="E1DFDD"/>
+    </w:rPr>
+  </w:style>
+  <w:style w:type="character" w:styleId="FollowedHyperlink">
+    <w:name w:val="FollowedHyperlink"/>
+    <w:basedOn w:val="DefaultParagraphFont"/>
+    <w:uiPriority w:val="99"/>
+    <w:semiHidden/>
+    <w:unhideWhenUsed/>
+    <w:rsid w:val="005A6361"/>
+    <w:rPr>
+      <w:color w:val="954F72" w:themeColor="followedHyperlink"/>
+      <w:u w:val="single"/>
+    </w:rPr>
+  </w:style>
 </w:styles>
 </file>
 
@@ -5658,6 +6136,12 @@
   <wetp:taskpane dockstate="right" visibility="0" width="438" row="1">
     <wetp:webextensionref xmlns:r="http://schemas.openxmlformats.org/officeDocument/2006/relationships" r:id="rId1"/>
   </wetp:taskpane>
+  <wetp:taskpane dockstate="right" visibility="0" width="438" row="2">
+    <wetp:webextensionref xmlns:r="http://schemas.openxmlformats.org/officeDocument/2006/relationships" r:id="rId2"/>
+  </wetp:taskpane>
+  <wetp:taskpane dockstate="right" visibility="0" width="438" row="0">
+    <wetp:webextensionref xmlns:r="http://schemas.openxmlformats.org/officeDocument/2006/relationships" r:id="rId3"/>
+  </wetp:taskpane>
 </wetp:taskpanes>
 </file>
 
@@ -5673,12 +6157,38 @@
 </we:webextension>
 </file>
 
+<file path=word/webextensions/webextension2.xml><?xml version="1.0" encoding="utf-8"?>
+<we:webextension xmlns:we="http://schemas.microsoft.com/office/webextensions/webextension/2010/11" id="{D10909C1-720F-4625-8B40-A92C890DCAB0}">
+  <we:reference id="WA104381648" version="1.0.0.2" store="Omex" storeType="OMEX"/>
+  <we:alternateReferences>
+    <we:reference id="WA104381648" version="1.0.0.2" store="WA104381648" storeType="OMEX"/>
+  </we:alternateReferences>
+  <we:properties/>
+  <we:bindings/>
+  <we:snapshot xmlns:r="http://schemas.openxmlformats.org/officeDocument/2006/relationships"/>
+</we:webextension>
+</file>
+
+<file path=word/webextensions/webextension3.xml><?xml version="1.0" encoding="utf-8"?>
+<we:webextension xmlns:we="http://schemas.microsoft.com/office/webextensions/webextension/2010/11" id="{952EE521-048E-4DEC-AB58-7DD23CA689DC}">
+  <we:reference id="wa104382081" version="1.55.1.0" store="en-GB" storeType="OMEX"/>
+  <we:alternateReferences>
+    <we:reference id="WA104382081" version="1.55.1.0" store="WA104382081" storeType="OMEX"/>
+  </we:alternateReferences>
+  <we:properties>
+    <we:property name="MENDELEY_CITATIONS" value="[]"/>
+  </we:properties>
+  <we:bindings/>
+  <we:snapshot xmlns:r="http://schemas.openxmlformats.org/officeDocument/2006/relationships"/>
+</we:webextension>
+</file>
+
 <file path=customXml/item1.xml><?xml version="1.0" encoding="utf-8"?>
 <b:Sources xmlns:b="http://schemas.openxmlformats.org/officeDocument/2006/bibliography" xmlns="http://schemas.openxmlformats.org/officeDocument/2006/bibliography" SelectedStyle="\APASixthEditionOfficeOnline.xsl" StyleName="APA" Version="6"/>
 </file>
 
 <file path=customXml/itemProps1.xml><?xml version="1.0" encoding="utf-8"?>
-<ds:datastoreItem xmlns:ds="http://schemas.openxmlformats.org/officeDocument/2006/customXml" ds:itemID="{96762427-B40E-46EE-B68A-6FA2DE619C17}">
+<ds:datastoreItem xmlns:ds="http://schemas.openxmlformats.org/officeDocument/2006/customXml" ds:itemID="{FB0CD414-F8FC-42C0-B744-F07FEB178360}">
   <ds:schemaRefs>
     <ds:schemaRef ds:uri="http://schemas.openxmlformats.org/officeDocument/2006/bibliography"/>
   </ds:schemaRefs>

--- a/Smart Relocations Documentation.docx
+++ b/Smart Relocations Documentation.docx
@@ -5,6 +5,8 @@
     <w:p>
       <w:pPr>
         <w:rPr>
+          <w:b/>
+          <w:bCs/>
           <w:sz w:val="28"/>
           <w:szCs w:val="28"/>
           <w:lang w:val="en-US"/>
@@ -12,6 +14,8 @@
       </w:pPr>
       <w:r>
         <w:rPr>
+          <w:b/>
+          <w:bCs/>
           <w:sz w:val="28"/>
           <w:szCs w:val="28"/>
           <w:lang w:val="en-US"/>
@@ -20,6 +24,8 @@
       </w:r>
       <w:r>
         <w:rPr>
+          <w:b/>
+          <w:bCs/>
           <w:sz w:val="28"/>
           <w:szCs w:val="28"/>
           <w:lang w:val="en-US"/>
@@ -28,6 +34,8 @@
       </w:r>
       <w:r>
         <w:rPr>
+          <w:b/>
+          <w:bCs/>
           <w:sz w:val="28"/>
           <w:szCs w:val="28"/>
           <w:lang w:val="en-US"/>
@@ -36,6 +44,8 @@
       </w:r>
       <w:r>
         <w:rPr>
+          <w:b/>
+          <w:bCs/>
           <w:sz w:val="28"/>
           <w:szCs w:val="28"/>
           <w:lang w:val="en-US"/>
@@ -62,22 +72,15 @@
     </w:p>
     <w:p>
       <w:pPr>
-        <w:pStyle w:val="ListParagraph"/>
-        <w:numPr>
-          <w:ilvl w:val="0"/>
-          <w:numId w:val="13"/>
-        </w:numPr>
         <w:rPr>
           <w:u w:val="single"/>
-          <w:lang w:val="en-US"/>
         </w:rPr>
       </w:pPr>
       <w:r>
         <w:rPr>
           <w:u w:val="single"/>
-          <w:lang w:val="en-US"/>
-        </w:rPr>
-        <w:t>Website Specifications</w:t>
+        </w:rPr>
+        <w:t>WEBSITE SPECIFICATIONS</w:t>
       </w:r>
     </w:p>
     <w:p>
@@ -150,147 +153,61 @@
         <w:rPr>
           <w:lang w:val="en-US"/>
         </w:rPr>
-        <w:t>website</w:t>
-      </w:r>
-      <w:r>
-        <w:rPr>
-          <w:lang w:val="en-US"/>
-        </w:rPr>
-        <w:t xml:space="preserve"> </w:t>
-      </w:r>
-      <w:r>
-        <w:rPr>
-          <w:lang w:val="en-US"/>
-        </w:rPr>
-        <w:t>(</w:t>
-      </w:r>
-      <w:r>
-        <w:rPr>
-          <w:lang w:val="en-US"/>
-        </w:rPr>
-        <w:t>Host Guru, 2016</w:t>
-      </w:r>
-      <w:r>
-        <w:rPr>
-          <w:lang w:val="en-US"/>
-        </w:rPr>
-        <w:t>)</w:t>
-      </w:r>
-      <w:r>
-        <w:rPr>
-          <w:lang w:val="en-US"/>
-        </w:rPr>
-        <w:t xml:space="preserve"> </w:t>
-      </w:r>
-      <w:r>
-        <w:rPr>
-          <w:lang w:val="en-US"/>
-        </w:rPr>
-        <w:t xml:space="preserve">that is shown to have a poor online presence. It is estimated to have </w:t>
-      </w:r>
-      <w:r>
-        <w:rPr>
-          <w:lang w:val="en-US"/>
-        </w:rPr>
-        <w:t>an organic traffic of 1</w:t>
-      </w:r>
-      <w:r>
-        <w:rPr>
-          <w:lang w:val="en-US"/>
-        </w:rPr>
-        <w:t xml:space="preserve"> person</w:t>
-      </w:r>
-      <w:r>
-        <w:rPr>
-          <w:lang w:val="en-US"/>
-        </w:rPr>
-        <w:t xml:space="preserve"> per month</w:t>
-      </w:r>
-      <w:r>
-        <w:rPr>
-          <w:lang w:val="en-US"/>
-        </w:rPr>
-        <w:t xml:space="preserve"> </w:t>
-      </w:r>
-      <w:r>
-        <w:rPr>
-          <w:lang w:val="en-US"/>
-        </w:rPr>
-        <w:t>(</w:t>
-      </w:r>
-      <w:proofErr w:type="spellStart"/>
-      <w:r>
-        <w:rPr>
-          <w:lang w:val="en-US"/>
-        </w:rPr>
-        <w:t>Ahrefs</w:t>
-      </w:r>
-      <w:proofErr w:type="spellEnd"/>
-      <w:r>
-        <w:rPr>
-          <w:lang w:val="en-US"/>
-        </w:rPr>
-        <w:t>, 2026</w:t>
-      </w:r>
-      <w:r>
-        <w:rPr>
-          <w:lang w:val="en-US"/>
-        </w:rPr>
-        <w:t>)</w:t>
-      </w:r>
-      <w:r>
-        <w:rPr>
-          <w:lang w:val="en-US"/>
-        </w:rPr>
-        <w:t xml:space="preserve"> </w:t>
-      </w:r>
-      <w:r>
-        <w:rPr>
-          <w:lang w:val="en-US"/>
-        </w:rPr>
-        <w:t>w</w:t>
-      </w:r>
-      <w:r>
-        <w:rPr>
-          <w:lang w:val="en-US"/>
-        </w:rPr>
-        <w:t>hich</w:t>
-      </w:r>
-      <w:r>
-        <w:rPr>
-          <w:lang w:val="en-US"/>
-        </w:rPr>
-        <w:t xml:space="preserve"> </w:t>
-      </w:r>
-      <w:r>
-        <w:rPr>
-          <w:lang w:val="en-US"/>
-        </w:rPr>
-        <w:t>indicates</w:t>
-      </w:r>
-      <w:r>
-        <w:rPr>
-          <w:lang w:val="en-US"/>
-        </w:rPr>
-        <w:t xml:space="preserve"> that it is</w:t>
-      </w:r>
-      <w:r>
-        <w:rPr>
-          <w:lang w:val="en-US"/>
-        </w:rPr>
-        <w:t xml:space="preserve"> unappealing, </w:t>
-      </w:r>
-      <w:r>
-        <w:rPr>
-          <w:lang w:val="en-US"/>
-        </w:rPr>
-        <w:t xml:space="preserve">and </w:t>
-      </w:r>
-      <w:r>
-        <w:rPr>
-          <w:lang w:val="en-US"/>
-        </w:rPr>
-        <w:t>unable to garner customer attraction</w:t>
+        <w:t xml:space="preserve">website developed and hosted by Host Guru. According to a website data analytics site (Ahrefs, 2026) it is estimated </w:t>
+      </w:r>
+      <w:r>
+        <w:rPr>
+          <w:lang w:val="en-US"/>
+        </w:rPr>
+        <w:t>t</w:t>
+      </w:r>
+      <w:r>
+        <w:rPr>
+          <w:lang w:val="en-US"/>
+        </w:rPr>
+        <w:t>o have a</w:t>
+      </w:r>
+      <w:r>
+        <w:rPr>
+          <w:lang w:val="en-US"/>
+        </w:rPr>
+        <w:t xml:space="preserve"> poor online presence</w:t>
+      </w:r>
+      <w:r>
+        <w:rPr>
+          <w:lang w:val="en-US"/>
+        </w:rPr>
+        <w:t>, indicated by an organic traffic of 1 person per month</w:t>
+      </w:r>
+      <w:r>
+        <w:rPr>
+          <w:lang w:val="en-US"/>
+        </w:rPr>
+        <w:t xml:space="preserve">. </w:t>
+      </w:r>
+      <w:r>
+        <w:rPr>
+          <w:lang w:val="en-US"/>
+        </w:rPr>
+        <w:t>This leads to a conclusion tha</w:t>
+      </w:r>
+      <w:r>
+        <w:rPr>
+          <w:lang w:val="en-US"/>
+        </w:rPr>
+        <w:t xml:space="preserve">t </w:t>
+      </w:r>
+      <w:r>
+        <w:rPr>
+          <w:lang w:val="en-US"/>
+        </w:rPr>
+        <w:t>it is unable</w:t>
+      </w:r>
+      <w:r>
+        <w:rPr>
+          <w:lang w:val="en-US"/>
+        </w:rPr>
+        <w:t xml:space="preserve"> to garner customer attraction</w:t>
       </w:r>
       <w:r>
         <w:rPr>
@@ -312,19 +229,25 @@
         <w:rPr>
           <w:lang w:val="en-US"/>
         </w:rPr>
-        <w:t xml:space="preserve">The upgrade of the website aims to resolve </w:t>
-      </w:r>
-      <w:r>
-        <w:rPr>
-          <w:lang w:val="en-US"/>
-        </w:rPr>
-        <w:t>these issues</w:t>
-      </w:r>
-      <w:r>
-        <w:rPr>
-          <w:lang w:val="en-US"/>
-        </w:rPr>
-        <w:t xml:space="preserve"> to meet company goals of satisfying customer expectations.</w:t>
+        <w:t>T</w:t>
+      </w:r>
+      <w:r>
+        <w:rPr>
+          <w:lang w:val="en-US"/>
+        </w:rPr>
+        <w:t xml:space="preserve">o </w:t>
+      </w:r>
+      <w:r>
+        <w:rPr>
+          <w:lang w:val="en-US"/>
+        </w:rPr>
+        <w:t xml:space="preserve">tackle this </w:t>
+      </w:r>
+      <w:r>
+        <w:rPr>
+          <w:lang w:val="en-US"/>
+        </w:rPr>
+        <w:t>issue</w:t>
       </w:r>
       <w:r>
         <w:rPr>
@@ -332,66 +255,35 @@
         </w:rPr>
         <w:t xml:space="preserve"> </w:t>
       </w:r>
-    </w:p>
-    <w:p>
-      <w:pPr>
-        <w:rPr>
-          <w:lang w:val="en-US"/>
-        </w:rPr>
-      </w:pPr>
-      <w:r>
-        <w:rPr>
-          <w:lang w:val="en-US"/>
-        </w:rPr>
-        <w:t>The objective</w:t>
-      </w:r>
-      <w:r>
-        <w:rPr>
-          <w:lang w:val="en-US"/>
-        </w:rPr>
-        <w:t>s</w:t>
-      </w:r>
-      <w:r>
-        <w:rPr>
-          <w:lang w:val="en-US"/>
-        </w:rPr>
-        <w:t xml:space="preserve"> of the </w:t>
-      </w:r>
-      <w:r>
-        <w:rPr>
-          <w:lang w:val="en-US"/>
-        </w:rPr>
-        <w:t>upgraded website</w:t>
-      </w:r>
-      <w:r>
-        <w:rPr>
-          <w:lang w:val="en-US"/>
-        </w:rPr>
-        <w:t xml:space="preserve"> </w:t>
-      </w:r>
-      <w:r>
-        <w:rPr>
-          <w:lang w:val="en-US"/>
-        </w:rPr>
-        <w:t>are</w:t>
-      </w:r>
-      <w:r>
-        <w:rPr>
-          <w:lang w:val="en-US"/>
-        </w:rPr>
-        <w:t xml:space="preserve"> </w:t>
-      </w:r>
-      <w:r>
-        <w:rPr>
-          <w:lang w:val="en-US"/>
-        </w:rPr>
-        <w:t>to:</w:t>
-      </w:r>
-      <w:r>
-        <w:rPr>
-          <w:lang w:val="en-US"/>
-        </w:rPr>
-        <w:t xml:space="preserve"> </w:t>
+      <w:r>
+        <w:rPr>
+          <w:lang w:val="en-US"/>
+        </w:rPr>
+        <w:t>t</w:t>
+      </w:r>
+      <w:r>
+        <w:rPr>
+          <w:lang w:val="en-US"/>
+        </w:rPr>
+        <w:t xml:space="preserve">he </w:t>
+      </w:r>
+      <w:r>
+        <w:rPr>
+          <w:lang w:val="en-US"/>
+        </w:rPr>
+        <w:t>company has commissioned a</w:t>
+      </w:r>
+      <w:r>
+        <w:rPr>
+          <w:lang w:val="en-US"/>
+        </w:rPr>
+        <w:t xml:space="preserve"> project to redesign and redevelop their website.</w:t>
+      </w:r>
+      <w:r>
+        <w:rPr>
+          <w:lang w:val="en-US"/>
+        </w:rPr>
+        <w:t xml:space="preserve"> After completion of this project the website should clearly communicate:</w:t>
       </w:r>
     </w:p>
     <w:p>
@@ -409,13 +301,13 @@
         <w:rPr>
           <w:lang w:val="en-US"/>
         </w:rPr>
-        <w:t xml:space="preserve">Highlight </w:t>
-      </w:r>
-      <w:r>
-        <w:rPr>
-          <w:lang w:val="en-US"/>
-        </w:rPr>
-        <w:t>value proposition offered to the customer</w:t>
+        <w:t>V</w:t>
+      </w:r>
+      <w:r>
+        <w:rPr>
+          <w:lang w:val="en-US"/>
+        </w:rPr>
+        <w:t>alue proposition offered to the customer</w:t>
       </w:r>
       <w:r>
         <w:rPr>
@@ -457,25 +349,13 @@
         <w:rPr>
           <w:lang w:val="en-US"/>
         </w:rPr>
-        <w:t>Highlight</w:t>
-      </w:r>
-      <w:r>
-        <w:rPr>
-          <w:lang w:val="en-US"/>
-        </w:rPr>
-        <w:t xml:space="preserve"> </w:t>
-      </w:r>
-      <w:r>
-        <w:rPr>
-          <w:lang w:val="en-US"/>
-        </w:rPr>
-        <w:t>l</w:t>
-      </w:r>
-      <w:r>
-        <w:rPr>
-          <w:lang w:val="en-US"/>
-        </w:rPr>
-        <w:t xml:space="preserve">imitations </w:t>
+        <w:t>Li</w:t>
+      </w:r>
+      <w:r>
+        <w:rPr>
+          <w:lang w:val="en-US"/>
+        </w:rPr>
+        <w:t xml:space="preserve">mitations </w:t>
       </w:r>
       <w:r>
         <w:rPr>
@@ -511,7 +391,7 @@
         <w:rPr>
           <w:lang w:val="en-US"/>
         </w:rPr>
-        <w:t>Display c</w:t>
+        <w:t>C</w:t>
       </w:r>
       <w:r>
         <w:rPr>
@@ -565,7 +445,7 @@
         <w:rPr>
           <w:lang w:val="en-US"/>
         </w:rPr>
-        <w:t>Illustrate h</w:t>
+        <w:t>H</w:t>
       </w:r>
       <w:r>
         <w:rPr>
@@ -595,7 +475,13 @@
         <w:rPr>
           <w:lang w:val="en-US"/>
         </w:rPr>
-        <w:t>Provide platform for customers to provide feedback on services provided or gain insight into past experiences of other customers.</w:t>
+        <w:t>P</w:t>
+      </w:r>
+      <w:r>
+        <w:rPr>
+          <w:lang w:val="en-US"/>
+        </w:rPr>
+        <w:t>latform for customers to provide feedback on services provided or gain insight into past experiences of other customers.</w:t>
       </w:r>
       <w:r>
         <w:rPr>
@@ -603,12 +489,6 @@
         </w:rPr>
         <w:t xml:space="preserve"> </w:t>
       </w:r>
-      <w:r>
-        <w:rPr>
-          <w:lang w:val="en-US"/>
-        </w:rPr>
-        <w:t>(REF)</w:t>
-      </w:r>
     </w:p>
     <w:p>
       <w:pPr>
@@ -628,13 +508,73 @@
         <w:rPr>
           <w:lang w:val="en-US"/>
         </w:rPr>
-        <w:t xml:space="preserve">The target audience of this website </w:t>
-      </w:r>
-      <w:r>
-        <w:rPr>
-          <w:lang w:val="en-US"/>
-        </w:rPr>
-        <w:t xml:space="preserve">are manufacturers, small and medium </w:t>
+        <w:t>The</w:t>
+      </w:r>
+      <w:r>
+        <w:rPr>
+          <w:lang w:val="en-US"/>
+        </w:rPr>
+        <w:t xml:space="preserve"> content goal of this</w:t>
+      </w:r>
+      <w:r>
+        <w:rPr>
+          <w:lang w:val="en-US"/>
+        </w:rPr>
+        <w:t xml:space="preserve"> </w:t>
+      </w:r>
+      <w:r>
+        <w:rPr>
+          <w:lang w:val="en-US"/>
+        </w:rPr>
+        <w:t>website is</w:t>
+      </w:r>
+      <w:r>
+        <w:rPr>
+          <w:lang w:val="en-US"/>
+        </w:rPr>
+        <w:t xml:space="preserve"> </w:t>
+      </w:r>
+      <w:r>
+        <w:rPr>
+          <w:lang w:val="en-US"/>
+        </w:rPr>
+        <w:t xml:space="preserve">for </w:t>
+      </w:r>
+      <w:r>
+        <w:rPr>
+          <w:lang w:val="en-US"/>
+        </w:rPr>
+        <w:t>e-commerce activitie</w:t>
+      </w:r>
+      <w:r>
+        <w:rPr>
+          <w:lang w:val="en-US"/>
+        </w:rPr>
+        <w:t>s</w:t>
+      </w:r>
+      <w:r>
+        <w:rPr>
+          <w:lang w:val="en-US"/>
+        </w:rPr>
+        <w:t xml:space="preserve">. </w:t>
+      </w:r>
+      <w:r>
+        <w:rPr>
+          <w:lang w:val="en-US"/>
+        </w:rPr>
+        <w:t xml:space="preserve"> It targets</w:t>
+      </w:r>
+      <w:r>
+        <w:rPr>
+          <w:lang w:val="en-US"/>
+        </w:rPr>
+        <w:t xml:space="preserve"> </w:t>
+      </w:r>
+      <w:r>
+        <w:rPr>
+          <w:lang w:val="en-US"/>
+        </w:rPr>
+        <w:t xml:space="preserve">manufacturers, small and medium </w:t>
       </w:r>
       <w:r>
         <w:rPr>
@@ -652,61 +592,49 @@
         <w:rPr>
           <w:lang w:val="en-US"/>
         </w:rPr>
+        <w:t xml:space="preserve">. </w:t>
+      </w:r>
+      <w:r>
+        <w:rPr>
+          <w:lang w:val="en-US"/>
+        </w:rPr>
+        <w:t>A deeper analysis of this</w:t>
+      </w:r>
+      <w:r>
+        <w:rPr>
+          <w:lang w:val="en-US"/>
+        </w:rPr>
+        <w:t xml:space="preserve"> demograph</w:t>
+      </w:r>
+      <w:r>
+        <w:rPr>
+          <w:lang w:val="en-US"/>
+        </w:rPr>
+        <w:t>y</w:t>
+      </w:r>
+      <w:r>
+        <w:rPr>
+          <w:lang w:val="en-US"/>
+        </w:rPr>
         <w:t xml:space="preserve"> </w:t>
       </w:r>
       <w:r>
         <w:rPr>
           <w:lang w:val="en-US"/>
         </w:rPr>
-        <w:t>(REF)</w:t>
-      </w:r>
-      <w:r>
-        <w:rPr>
-          <w:lang w:val="en-US"/>
-        </w:rPr>
-        <w:t>.</w:t>
-      </w:r>
-      <w:r>
-        <w:rPr>
-          <w:lang w:val="en-US"/>
-        </w:rPr>
-        <w:t xml:space="preserve"> This</w:t>
-      </w:r>
-      <w:r>
-        <w:rPr>
-          <w:lang w:val="en-US"/>
-        </w:rPr>
-        <w:t xml:space="preserve"> demograph</w:t>
-      </w:r>
-      <w:r>
-        <w:rPr>
-          <w:lang w:val="en-US"/>
-        </w:rPr>
-        <w:t>y</w:t>
-      </w:r>
-      <w:r>
-        <w:rPr>
-          <w:lang w:val="en-US"/>
-        </w:rPr>
-        <w:t xml:space="preserve"> </w:t>
-      </w:r>
-      <w:r>
-        <w:rPr>
-          <w:lang w:val="en-US"/>
-        </w:rPr>
-        <w:t xml:space="preserve">will comprise </w:t>
-      </w:r>
-      <w:r>
-        <w:rPr>
-          <w:lang w:val="en-US"/>
-        </w:rPr>
-        <w:t>o</w:t>
-      </w:r>
-      <w:r>
-        <w:rPr>
-          <w:lang w:val="en-US"/>
-        </w:rPr>
-        <w:t>f</w:t>
+        <w:t xml:space="preserve">indicates it </w:t>
+      </w:r>
+      <w:r>
+        <w:rPr>
+          <w:lang w:val="en-US"/>
+        </w:rPr>
+        <w:t>comprise</w:t>
+      </w:r>
+      <w:r>
+        <w:rPr>
+          <w:lang w:val="en-US"/>
+        </w:rPr>
+        <w:t>s</w:t>
       </w:r>
       <w:r>
         <w:rPr>
@@ -732,19 +660,11 @@
           <w:lang w:val="en-US"/>
         </w:rPr>
       </w:pPr>
-      <w:proofErr w:type="gramStart"/>
-      <w:r>
-        <w:rPr>
-          <w:lang w:val="en-US"/>
-        </w:rPr>
-        <w:t>With businesses</w:t>
-      </w:r>
-      <w:proofErr w:type="gramEnd"/>
-      <w:r>
-        <w:rPr>
-          <w:lang w:val="en-US"/>
-        </w:rPr>
-        <w:t xml:space="preserve"> l</w:t>
+      <w:r>
+        <w:rPr>
+          <w:lang w:val="en-US"/>
+        </w:rPr>
+        <w:t>With businesses l</w:t>
       </w:r>
       <w:r>
         <w:rPr>
@@ -902,6 +822,37 @@
         </w:rPr>
         <w:t>organization.</w:t>
       </w:r>
+    </w:p>
+    <w:p>
+      <w:pPr>
+        <w:rPr>
+          <w:lang w:val="en-US"/>
+        </w:rPr>
+      </w:pPr>
+      <w:r>
+        <w:rPr>
+          <w:lang w:val="en-US"/>
+        </w:rPr>
+        <w:t>U</w:t>
+      </w:r>
+      <w:r>
+        <w:rPr>
+          <w:lang w:val="en-US"/>
+        </w:rPr>
+        <w:t xml:space="preserve">sers </w:t>
+      </w:r>
+      <w:r>
+        <w:rPr>
+          <w:lang w:val="en-US"/>
+        </w:rPr>
+        <w:t xml:space="preserve">in this demography </w:t>
+      </w:r>
+      <w:r>
+        <w:rPr>
+          <w:lang w:val="en-US"/>
+        </w:rPr>
+        <w:t>are considered well-versed</w:t>
+      </w:r>
       <w:r>
         <w:rPr>
           <w:lang w:val="en-US"/>
@@ -912,56 +863,31 @@
         <w:rPr>
           <w:lang w:val="en-US"/>
         </w:rPr>
-        <w:t>(REF)</w:t>
-      </w:r>
-    </w:p>
-    <w:p>
-      <w:pPr>
-        <w:rPr>
-          <w:lang w:val="en-US"/>
-        </w:rPr>
-      </w:pPr>
-      <w:r>
-        <w:rPr>
-          <w:lang w:val="en-US"/>
-        </w:rPr>
-        <w:t>U</w:t>
-      </w:r>
-      <w:r>
-        <w:rPr>
-          <w:lang w:val="en-US"/>
-        </w:rPr>
-        <w:t xml:space="preserve">sers </w:t>
-      </w:r>
-      <w:r>
-        <w:rPr>
-          <w:lang w:val="en-US"/>
-        </w:rPr>
-        <w:t xml:space="preserve">in this demography </w:t>
-      </w:r>
-      <w:r>
-        <w:rPr>
-          <w:lang w:val="en-US"/>
-        </w:rPr>
-        <w:t>will</w:t>
-      </w:r>
-      <w:r>
-        <w:rPr>
-          <w:lang w:val="en-US"/>
-        </w:rPr>
-        <w:t xml:space="preserve"> have </w:t>
-      </w:r>
-      <w:r>
-        <w:rPr>
-          <w:lang w:val="en-US"/>
-        </w:rPr>
-        <w:t xml:space="preserve">sufficient technical aptitude from experience with using the </w:t>
-      </w:r>
-      <w:r>
-        <w:rPr>
-          <w:lang w:val="en-US"/>
-        </w:rPr>
-        <w:t>online platforms in their daily business operations</w:t>
+        <w:t xml:space="preserve">with using online platforms. </w:t>
+      </w:r>
+      <w:r>
+        <w:rPr>
+          <w:lang w:val="en-US"/>
+        </w:rPr>
+        <w:t xml:space="preserve">Therefore, design options will be referenced from existing websites which offer similar services to meet user expectations. </w:t>
+      </w:r>
+      <w:r>
+        <w:rPr>
+          <w:lang w:val="en-US"/>
+        </w:rPr>
+        <w:t>H</w:t>
+      </w:r>
+      <w:r>
+        <w:rPr>
+          <w:lang w:val="en-US"/>
+        </w:rPr>
+        <w:t>owever</w:t>
+      </w:r>
+      <w:r>
+        <w:rPr>
+          <w:lang w:val="en-US"/>
+        </w:rPr>
+        <w:t>,</w:t>
       </w:r>
       <w:r>
         <w:rPr>
@@ -973,25 +899,49 @@
         <w:rPr>
           <w:lang w:val="en-US"/>
         </w:rPr>
-        <w:t>(REF)</w:t>
-      </w:r>
-      <w:r>
-        <w:rPr>
-          <w:lang w:val="en-US"/>
-        </w:rPr>
-        <w:t>. H</w:t>
-      </w:r>
-      <w:r>
-        <w:rPr>
-          <w:lang w:val="en-US"/>
-        </w:rPr>
-        <w:t>owever</w:t>
-      </w:r>
-      <w:r>
-        <w:rPr>
-          <w:lang w:val="en-US"/>
-        </w:rPr>
-        <w:t>,</w:t>
+        <w:t xml:space="preserve">analysis </w:t>
+      </w:r>
+      <w:r>
+        <w:rPr>
+          <w:lang w:val="en-US"/>
+        </w:rPr>
+        <w:t>of</w:t>
+      </w:r>
+      <w:r>
+        <w:rPr>
+          <w:lang w:val="en-US"/>
+        </w:rPr>
+        <w:t xml:space="preserve"> user experience </w:t>
+      </w:r>
+      <w:r>
+        <w:rPr>
+          <w:lang w:val="en-US"/>
+        </w:rPr>
+        <w:t xml:space="preserve">will be </w:t>
+      </w:r>
+      <w:r>
+        <w:rPr>
+          <w:lang w:val="en-US"/>
+        </w:rPr>
+        <w:t xml:space="preserve">taken and </w:t>
+      </w:r>
+      <w:r>
+        <w:rPr>
+          <w:lang w:val="en-US"/>
+        </w:rPr>
+        <w:t>reviewed to confirm and adjust as necessary</w:t>
+      </w:r>
+      <w:r>
+        <w:rPr>
+          <w:lang w:val="en-US"/>
+        </w:rPr>
+        <w:t xml:space="preserve"> to enhance customer experience</w:t>
+      </w:r>
+      <w:r>
+        <w:rPr>
+          <w:lang w:val="en-US"/>
+        </w:rPr>
+        <w:t>.</w:t>
       </w:r>
       <w:r>
         <w:rPr>
@@ -999,96 +949,6 @@
         </w:rPr>
         <w:t xml:space="preserve"> </w:t>
       </w:r>
-      <w:r>
-        <w:rPr>
-          <w:lang w:val="en-US"/>
-        </w:rPr>
-        <w:t xml:space="preserve">analysis </w:t>
-      </w:r>
-      <w:r>
-        <w:rPr>
-          <w:lang w:val="en-US"/>
-        </w:rPr>
-        <w:t xml:space="preserve">on user experience </w:t>
-      </w:r>
-      <w:r>
-        <w:rPr>
-          <w:lang w:val="en-US"/>
-        </w:rPr>
-        <w:t xml:space="preserve">will be </w:t>
-      </w:r>
-      <w:r>
-        <w:rPr>
-          <w:lang w:val="en-US"/>
-        </w:rPr>
-        <w:t xml:space="preserve">taken and </w:t>
-      </w:r>
-      <w:r>
-        <w:rPr>
-          <w:lang w:val="en-US"/>
-        </w:rPr>
-        <w:t>reviewed to confirm and adjust as necessary.</w:t>
-      </w:r>
-      <w:r>
-        <w:rPr>
-          <w:lang w:val="en-US"/>
-        </w:rPr>
-        <w:t xml:space="preserve"> </w:t>
-      </w:r>
-      <w:r>
-        <w:rPr>
-          <w:lang w:val="en-US"/>
-        </w:rPr>
-        <w:t>The</w:t>
-      </w:r>
-      <w:r>
-        <w:rPr>
-          <w:lang w:val="en-US"/>
-        </w:rPr>
-        <w:t xml:space="preserve"> content goal of this</w:t>
-      </w:r>
-      <w:r>
-        <w:rPr>
-          <w:lang w:val="en-US"/>
-        </w:rPr>
-        <w:t xml:space="preserve"> </w:t>
-      </w:r>
-      <w:r>
-        <w:rPr>
-          <w:lang w:val="en-US"/>
-        </w:rPr>
-        <w:t>website is</w:t>
-      </w:r>
-      <w:r>
-        <w:rPr>
-          <w:lang w:val="en-US"/>
-        </w:rPr>
-        <w:t xml:space="preserve"> </w:t>
-      </w:r>
-      <w:r>
-        <w:rPr>
-          <w:lang w:val="en-US"/>
-        </w:rPr>
-        <w:t xml:space="preserve">for </w:t>
-      </w:r>
-      <w:r>
-        <w:rPr>
-          <w:lang w:val="en-US"/>
-        </w:rPr>
-        <w:t>e-commerce activitie</w:t>
-      </w:r>
-      <w:r>
-        <w:rPr>
-          <w:lang w:val="en-US"/>
-        </w:rPr>
-        <w:t>s</w:t>
-      </w:r>
-      <w:r>
-        <w:rPr>
-          <w:lang w:val="en-US"/>
-        </w:rPr>
-        <w:t xml:space="preserve">. </w:t>
-      </w:r>
     </w:p>
     <w:p>
       <w:pPr>
@@ -1100,22 +960,15 @@
     </w:p>
     <w:p>
       <w:pPr>
-        <w:pStyle w:val="ListParagraph"/>
-        <w:numPr>
-          <w:ilvl w:val="0"/>
-          <w:numId w:val="13"/>
-        </w:numPr>
         <w:rPr>
           <w:u w:val="single"/>
-          <w:lang w:val="en-US"/>
         </w:rPr>
       </w:pPr>
       <w:r>
         <w:rPr>
           <w:u w:val="single"/>
-          <w:lang w:val="en-US"/>
-        </w:rPr>
-        <w:t>Information Design &amp; Taxonomy</w:t>
+        </w:rPr>
+        <w:t>INFORMATION DESIGN &amp; TAXONOMY</w:t>
       </w:r>
     </w:p>
     <w:p>
@@ -1343,22 +1196,15 @@
     </w:p>
     <w:p>
       <w:pPr>
-        <w:pStyle w:val="ListParagraph"/>
-        <w:numPr>
-          <w:ilvl w:val="0"/>
-          <w:numId w:val="13"/>
-        </w:numPr>
         <w:rPr>
           <w:u w:val="single"/>
-          <w:lang w:val="en-US"/>
         </w:rPr>
       </w:pPr>
       <w:r>
         <w:rPr>
           <w:u w:val="single"/>
-          <w:lang w:val="en-US"/>
-        </w:rPr>
-        <w:t>Technical Brief</w:t>
+        </w:rPr>
+        <w:t>TECHNICAL BRIEF</w:t>
       </w:r>
     </w:p>
     <w:p>
@@ -1505,21 +1351,46 @@
     <w:p>
       <w:pPr>
         <w:pStyle w:val="ListParagraph"/>
-        <w:numPr>
-          <w:ilvl w:val="0"/>
-          <w:numId w:val="13"/>
-        </w:numPr>
         <w:rPr>
           <w:u w:val="single"/>
-          <w:lang w:val="en-US"/>
         </w:rPr>
       </w:pPr>
       <w:r>
         <w:rPr>
           <w:u w:val="single"/>
-          <w:lang w:val="en-US"/>
-        </w:rPr>
-        <w:t>Page Template Design</w:t>
+        </w:rPr>
+        <w:t>PAGE TEMPLATE DESIGN</w:t>
+      </w:r>
+    </w:p>
+    <w:p>
+      <w:pPr>
+        <w:pStyle w:val="ListParagraph"/>
+        <w:rPr>
+          <w:u w:val="single"/>
+        </w:rPr>
+      </w:pPr>
+    </w:p>
+    <w:p>
+      <w:pPr>
+        <w:pStyle w:val="ListParagraph"/>
+      </w:pPr>
+      <w:r>
+        <w:t>This website is designed for use in</w:t>
+      </w:r>
+      <w:r>
+        <w:t xml:space="preserve"> </w:t>
+      </w:r>
+      <w:r>
+        <w:rPr>
+          <w:highlight w:val="yellow"/>
+        </w:rPr>
+        <w:t>PIXEL-SIZE</w:t>
+      </w:r>
+      <w:r>
+        <w:t xml:space="preserve"> </w:t>
+      </w:r>
+      <w:r>
+        <w:t>displays in nd but considerations will be made for mobile device users</w:t>
       </w:r>
     </w:p>
     <w:p>
@@ -2959,7 +2830,7 @@
         <w:pStyle w:val="ListParagraph"/>
         <w:numPr>
           <w:ilvl w:val="0"/>
-          <w:numId w:val="13"/>
+          <w:numId w:val="10"/>
         </w:numPr>
         <w:rPr>
           <w:lang w:val="en-US"/>
@@ -2969,13 +2840,7 @@
         <w:rPr>
           <w:lang w:val="en-US"/>
         </w:rPr>
-        <w:t>feedback</w:t>
-      </w:r>
-      <w:r>
-        <w:rPr>
-          <w:lang w:val="en-US"/>
-        </w:rPr>
-        <w:t>.html</w:t>
+        <w:t>feedback.html</w:t>
       </w:r>
     </w:p>
     <w:p>
@@ -3214,22 +3079,15 @@
           <w:lang w:val="en-US"/>
         </w:rPr>
       </w:pPr>
-    </w:p>
-    <w:p>
-      <w:pPr>
-        <w:rPr>
-          <w:lang w:val="en-US"/>
-        </w:rPr>
-      </w:pPr>
       <w:r>
         <w:rPr>
           <w:noProof/>
         </w:rPr>
         <w:drawing>
-          <wp:inline distT="0" distB="0" distL="0" distR="0" wp14:anchorId="1FF76495" wp14:editId="17F28A58">
-            <wp:extent cx="4125950" cy="2941320"/>
-            <wp:effectExtent l="0" t="0" r="8255" b="0"/>
-            <wp:docPr id="486401682" name="Picture 1"/>
+          <wp:inline distT="0" distB="0" distL="0" distR="0" wp14:anchorId="019FF45F" wp14:editId="55920513">
+            <wp:extent cx="5731510" cy="3223895"/>
+            <wp:effectExtent l="0" t="0" r="2540" b="0"/>
+            <wp:docPr id="1897289434" name="Picture 1"/>
             <wp:cNvGraphicFramePr>
               <a:graphicFrameLocks xmlns:a="http://schemas.openxmlformats.org/drawingml/2006/main" noChangeAspect="1"/>
             </wp:cNvGraphicFramePr>
@@ -3237,12 +3095,20 @@
               <a:graphicData uri="http://schemas.openxmlformats.org/drawingml/2006/picture">
                 <pic:pic xmlns:pic="http://schemas.openxmlformats.org/drawingml/2006/picture">
                   <pic:nvPicPr>
-                    <pic:cNvPr id="486401682" name=""/>
-                    <pic:cNvPicPr/>
+                    <pic:cNvPr id="0" name="Picture 1"/>
+                    <pic:cNvPicPr>
+                      <a:picLocks noChangeAspect="1" noChangeArrowheads="1"/>
+                    </pic:cNvPicPr>
                   </pic:nvPicPr>
-                  <pic:blipFill rotWithShape="1">
-                    <a:blip r:embed="rId29"/>
-                    <a:srcRect l="6781" t="36636" r="46952" b="4727"/>
+                  <pic:blipFill>
+                    <a:blip r:embed="rId29" cstate="print">
+                      <a:extLst>
+                        <a:ext uri="{28A0092B-C50C-407E-A947-70E740481C1C}">
+                          <a14:useLocalDpi xmlns:a14="http://schemas.microsoft.com/office/drawing/2010/main" val="0"/>
+                        </a:ext>
+                      </a:extLst>
+                    </a:blip>
+                    <a:srcRect/>
                     <a:stretch>
                       <a:fillRect/>
                     </a:stretch>
@@ -3250,19 +3116,15 @@
                   <pic:spPr bwMode="auto">
                     <a:xfrm>
                       <a:off x="0" y="0"/>
-                      <a:ext cx="4148308" cy="2957259"/>
+                      <a:ext cx="5731510" cy="3223895"/>
                     </a:xfrm>
                     <a:prstGeom prst="rect">
                       <a:avLst/>
                     </a:prstGeom>
+                    <a:noFill/>
                     <a:ln>
                       <a:noFill/>
                     </a:ln>
-                    <a:extLst>
-                      <a:ext uri="{53640926-AAD7-44D8-BBD7-CCE9431645EC}">
-                        <a14:shadowObscured xmlns:a14="http://schemas.microsoft.com/office/drawing/2010/main"/>
-                      </a:ext>
-                    </a:extLst>
                   </pic:spPr>
                 </pic:pic>
               </a:graphicData>
@@ -3273,10 +3135,265 @@
     </w:p>
     <w:p>
       <w:pPr>
-        <w:rPr>
-          <w:lang w:val="en-US"/>
-        </w:rPr>
-      </w:pPr>
+        <w:pStyle w:val="ListParagraph"/>
+        <w:rPr>
+          <w:lang w:val="en-US"/>
+        </w:rPr>
+      </w:pPr>
+    </w:p>
+    <w:p>
+      <w:pPr>
+        <w:rPr>
+          <w:u w:val="single"/>
+        </w:rPr>
+      </w:pPr>
+      <w:r>
+        <w:rPr>
+          <w:u w:val="single"/>
+        </w:rPr>
+        <w:t>QUALITY ASSURANCE</w:t>
+      </w:r>
+    </w:p>
+    <w:p>
+      <w:pPr>
+        <w:rPr>
+          <w:b/>
+          <w:bCs/>
+          <w:u w:val="single"/>
+        </w:rPr>
+      </w:pPr>
+      <w:r>
+        <w:rPr>
+          <w:u w:val="single"/>
+        </w:rPr>
+        <w:t>Testing was done on Windows 11 OS, Android12 (sekgoropa)</w:t>
+      </w:r>
+      <w:r>
+        <w:rPr>
+          <w:u w:val="single"/>
+        </w:rPr>
+        <w:t xml:space="preserve">, </w:t>
+      </w:r>
+      <w:r>
+        <w:rPr>
+          <w:b/>
+          <w:bCs/>
+          <w:u w:val="single"/>
+        </w:rPr>
+        <w:t>khumi(recent), boo os version</w:t>
+      </w:r>
+    </w:p>
+    <w:p>
+      <w:pPr>
+        <w:rPr>
+          <w:u w:val="single"/>
+        </w:rPr>
+      </w:pPr>
+      <w:r>
+        <w:rPr>
+          <w:u w:val="single"/>
+        </w:rPr>
+        <w:t>The image clarity is consistent across all web browsers.</w:t>
+      </w:r>
+      <w:r>
+        <w:rPr>
+          <w:u w:val="single"/>
+        </w:rPr>
+        <w:t>(chrome. Safari, firefox,mozilla</w:t>
+      </w:r>
+    </w:p>
+    <w:p>
+      <w:pPr>
+        <w:rPr>
+          <w:u w:val="single"/>
+        </w:rPr>
+      </w:pPr>
+      <w:r>
+        <w:rPr>
+          <w:u w:val="single"/>
+        </w:rPr>
+        <w:t>Content design appear</w:t>
+      </w:r>
+      <w:r>
+        <w:rPr>
+          <w:u w:val="single"/>
+        </w:rPr>
+        <w:t>s</w:t>
+      </w:r>
+      <w:r>
+        <w:rPr>
+          <w:u w:val="single"/>
+        </w:rPr>
+        <w:t xml:space="preserve"> as depicted in wireframes.</w:t>
+      </w:r>
+    </w:p>
+    <w:p>
+      <w:pPr>
+        <w:rPr>
+          <w:u w:val="single"/>
+        </w:rPr>
+      </w:pPr>
+    </w:p>
+    <w:p>
+      <w:pPr>
+        <w:rPr>
+          <w:u w:val="single"/>
+        </w:rPr>
+      </w:pPr>
+      <w:r>
+        <w:rPr>
+          <w:u w:val="single"/>
+        </w:rPr>
+        <w:lastRenderedPageBreak/>
+        <w:t>PUBLISHING AND PROMOTION</w:t>
+      </w:r>
+    </w:p>
+    <w:p>
+      <w:pPr>
+        <w:ind w:left="360"/>
+        <w:rPr>
+          <w:u w:val="single"/>
+          <w:lang w:val="en-US"/>
+        </w:rPr>
+      </w:pPr>
+      <w:r>
+        <w:rPr>
+          <w:u w:val="single"/>
+          <w:lang w:val="en-US"/>
+        </w:rPr>
+        <w:t xml:space="preserve">As referred to above this website will be hosted on github , it will be uploaded through Microsoft Edge browser. It foregoes known GitHub commands as they are moderately advanced and require </w:t>
+      </w:r>
+    </w:p>
+    <w:p>
+      <w:pPr>
+        <w:ind w:left="360"/>
+        <w:rPr>
+          <w:u w:val="single"/>
+          <w:lang w:val="en-US"/>
+        </w:rPr>
+      </w:pPr>
+      <w:r>
+        <w:rPr>
+          <w:u w:val="single"/>
+          <w:lang w:val="en-US"/>
+        </w:rPr>
+        <w:t>As I uploaded what could I see, language used and such</w:t>
+      </w:r>
+    </w:p>
+    <w:p>
+      <w:pPr>
+        <w:rPr>
+          <w:u w:val="single"/>
+          <w:lang w:val="en-US"/>
+        </w:rPr>
+      </w:pPr>
+      <w:r>
+        <w:rPr>
+          <w:u w:val="single"/>
+        </w:rPr>
+        <w:t>FUTURE DEVELOPMENTS AND RECOMMENDATIONS</w:t>
+      </w:r>
+      <w:r>
+        <w:rPr>
+          <w:u w:val="single"/>
+        </w:rPr>
+        <w:br/>
+      </w:r>
+      <w:r>
+        <w:rPr>
+          <w:u w:val="single"/>
+          <w:lang w:val="en-US"/>
+        </w:rPr>
+        <w:t>By designing to allow keyboard input</w:t>
+      </w:r>
+    </w:p>
+    <w:p>
+      <w:pPr>
+        <w:rPr>
+          <w:u w:val="single"/>
+          <w:lang w:val="en-US"/>
+        </w:rPr>
+      </w:pPr>
+      <w:r>
+        <w:rPr>
+          <w:u w:val="single"/>
+          <w:lang w:val="en-US"/>
+        </w:rPr>
+        <w:t>Hearing, mobility and visually impaired</w:t>
+      </w:r>
+    </w:p>
+    <w:p>
+      <w:pPr>
+        <w:rPr>
+          <w:u w:val="single"/>
+          <w:lang w:val="en-US"/>
+        </w:rPr>
+      </w:pPr>
+      <w:r>
+        <w:rPr>
+          <w:u w:val="single"/>
+          <w:lang w:val="en-US"/>
+        </w:rPr>
+        <w:t>Details about recent changes in company</w:t>
+      </w:r>
+    </w:p>
+    <w:p>
+      <w:pPr>
+        <w:rPr>
+          <w:u w:val="single"/>
+          <w:lang w:val="en-US"/>
+        </w:rPr>
+      </w:pPr>
+      <w:r>
+        <w:rPr>
+          <w:u w:val="single"/>
+          <w:lang w:val="en-US"/>
+        </w:rPr>
+        <w:t>Info to connect better with clients</w:t>
+      </w:r>
+    </w:p>
+    <w:p>
+      <w:pPr>
+        <w:rPr>
+          <w:u w:val="single"/>
+          <w:lang w:val="en-US"/>
+        </w:rPr>
+      </w:pPr>
+      <w:r>
+        <w:rPr>
+          <w:u w:val="single"/>
+          <w:lang w:val="en-US"/>
+        </w:rPr>
+        <w:t>Speed while using different connection speeds or in rural areas.</w:t>
+      </w:r>
+    </w:p>
+    <w:p>
+      <w:pPr>
+        <w:rPr>
+          <w:u w:val="single"/>
+          <w:lang w:val="en-US"/>
+        </w:rPr>
+      </w:pPr>
+      <w:r>
+        <w:rPr>
+          <w:u w:val="single"/>
+          <w:lang w:val="en-US"/>
+        </w:rPr>
+        <w:t>Include map to physically show location.</w:t>
+      </w:r>
+    </w:p>
+    <w:p>
+      <w:pPr>
+        <w:rPr>
+          <w:lang w:val="en-US"/>
+        </w:rPr>
+      </w:pPr>
+      <w:r>
+        <w:rPr>
+          <w:lang w:val="en-US"/>
+        </w:rPr>
+        <w:t>BIBLIOGRAPHY</w:t>
+      </w:r>
     </w:p>
     <w:p>
       <w:hyperlink r:id="rId30" w:history="1">
@@ -3288,10 +3405,10 @@
         </w:r>
       </w:hyperlink>
       <w:r>
-        <w:t xml:space="preserve"> (201</w:t>
-      </w:r>
-      <w:r>
-        <w:t>6</w:t>
+        <w:t xml:space="preserve"> (20</w:t>
+      </w:r>
+      <w:r>
+        <w:t>25</w:t>
       </w:r>
       <w:r>
         <w:t>). Available at: </w:t>
@@ -3305,21 +3422,16 @@
         </w:r>
       </w:hyperlink>
       <w:r>
-        <w:t>/</w:t>
-      </w:r>
-      <w:proofErr w:type="gramStart"/>
-      <w:r>
-        <w:t xml:space="preserve"> </w:t>
-      </w:r>
-      <w:r>
-        <w:t> (</w:t>
-      </w:r>
-      <w:proofErr w:type="gramEnd"/>
-      <w:r>
-        <w:t xml:space="preserve">Accessed: </w:t>
-      </w:r>
-      <w:r>
-        <w:t xml:space="preserve">27 April </w:t>
+        <w:t xml:space="preserve">/ </w:t>
+      </w:r>
+      <w:r>
+        <w:t xml:space="preserve">(Accessed: </w:t>
+      </w:r>
+      <w:r>
+        <w:t>1</w:t>
+      </w:r>
+      <w:r>
+        <w:t xml:space="preserve">7 April </w:t>
       </w:r>
       <w:r>
         <w:t>20</w:t>
@@ -3439,12 +3551,72 @@
       </w:r>
     </w:p>
     <w:p>
-      <w:pPr>
-        <w:rPr>
-          <w:lang w:val="en-US"/>
-        </w:rPr>
-      </w:pPr>
-    </w:p>
+      <w:hyperlink r:id="rId35" w:history="1">
+        <w:r>
+          <w:rPr>
+            <w:rStyle w:val="Hyperlink"/>
+          </w:rPr>
+          <w:t>Web site goals &amp; objectives | PDF</w:t>
+        </w:r>
+      </w:hyperlink>
+      <w:r>
+        <w:t xml:space="preserve"> </w:t>
+      </w:r>
+      <w:r>
+        <w:t>(</w:t>
+      </w:r>
+      <w:r>
+        <w:t xml:space="preserve">2008). Available at: </w:t>
+      </w:r>
+      <w:hyperlink r:id="rId36" w:history="1">
+        <w:r>
+          <w:rPr>
+            <w:rStyle w:val="Hyperlink"/>
+          </w:rPr>
+          <w:t>https://www.slideshare.net/</w:t>
+        </w:r>
+      </w:hyperlink>
+      <w:r>
+        <w:t xml:space="preserve"> </w:t>
+      </w:r>
+      <w:r>
+        <w:t>(Accesse</w:t>
+      </w:r>
+      <w:r>
+        <w:t>d: 17 April 2026)</w:t>
+      </w:r>
+    </w:p>
+    <w:p>
+      <w:hyperlink r:id="rId37" w:anchor="1592388669258-62ffe012-b50a" w:history="1">
+        <w:r>
+          <w:rPr>
+            <w:rStyle w:val="Hyperlink"/>
+          </w:rPr>
+          <w:t>Our Services - Sprint</w:t>
+        </w:r>
+      </w:hyperlink>
+      <w:r>
+        <w:t xml:space="preserve"> (2025) Available at: </w:t>
+      </w:r>
+      <w:hyperlink r:id="rId38" w:history="1">
+        <w:r>
+          <w:rPr>
+            <w:rStyle w:val="Hyperlink"/>
+          </w:rPr>
+          <w:t>https://sprintcouriers.co.bw/</w:t>
+        </w:r>
+      </w:hyperlink>
+      <w:r>
+        <w:t xml:space="preserve"> </w:t>
+      </w:r>
+      <w:r>
+        <w:t>(Accesse</w:t>
+      </w:r>
+      <w:r>
+        <w:t>d: 17 April 2026)</w:t>
+      </w:r>
+    </w:p>
+    <w:p/>
     <w:sectPr>
       <w:pgSz w:w="11906" w:h="16838"/>
       <w:pgMar w:top="1440" w:right="1440" w:bottom="1440" w:left="1440" w:header="708" w:footer="708" w:gutter="0"/>
@@ -3825,7 +3997,7 @@
   <w:abstractNum w:abstractNumId="3" w15:restartNumberingAfterBreak="0">
     <w:nsid w:val="25600810"/>
     <w:multiLevelType w:val="hybridMultilevel"/>
-    <w:tmpl w:val="613A45DA"/>
+    <w:tmpl w:val="57B8A126"/>
     <w:lvl w:ilvl="0" w:tplc="20000001">
       <w:start w:val="1"/>
       <w:numFmt w:val="bullet"/>
@@ -5405,6 +5577,7 @@
   <w:style w:type="character" w:default="1" w:styleId="DefaultParagraphFont">
     <w:name w:val="Default Paragraph Font"/>
     <w:uiPriority w:val="1"/>
+    <w:semiHidden/>
     <w:unhideWhenUsed/>
   </w:style>
   <w:style w:type="table" w:default="1" w:styleId="TableNormal">

--- a/Smart Relocations Documentation.docx
+++ b/Smart Relocations Documentation.docx
@@ -153,7 +153,21 @@
         <w:rPr>
           <w:lang w:val="en-US"/>
         </w:rPr>
-        <w:t xml:space="preserve">website developed and hosted by Host Guru. According to a website data analytics site (Ahrefs, 2026) it is estimated </w:t>
+        <w:t>website developed and hosted by Host Guru. According to a website data analytics site (</w:t>
+      </w:r>
+      <w:proofErr w:type="spellStart"/>
+      <w:r>
+        <w:rPr>
+          <w:lang w:val="en-US"/>
+        </w:rPr>
+        <w:t>Ahrefs</w:t>
+      </w:r>
+      <w:proofErr w:type="spellEnd"/>
+      <w:r>
+        <w:rPr>
+          <w:lang w:val="en-US"/>
+        </w:rPr>
+        <w:t xml:space="preserve">, 2026) it is estimated </w:t>
       </w:r>
       <w:r>
         <w:rPr>
@@ -457,7 +471,21 @@
         <w:rPr>
           <w:lang w:val="en-US"/>
         </w:rPr>
-        <w:t xml:space="preserve"> to give customers background information about the organisation they wish to get involved with.</w:t>
+        <w:t xml:space="preserve"> to give customers background information about the </w:t>
+      </w:r>
+      <w:proofErr w:type="spellStart"/>
+      <w:r>
+        <w:rPr>
+          <w:lang w:val="en-US"/>
+        </w:rPr>
+        <w:t>organisation</w:t>
+      </w:r>
+      <w:proofErr w:type="spellEnd"/>
+      <w:r>
+        <w:rPr>
+          <w:lang w:val="en-US"/>
+        </w:rPr>
+        <w:t xml:space="preserve"> they wish to get involved with.</w:t>
       </w:r>
     </w:p>
     <w:p>
@@ -660,11 +688,19 @@
           <w:lang w:val="en-US"/>
         </w:rPr>
       </w:pPr>
-      <w:r>
-        <w:rPr>
-          <w:lang w:val="en-US"/>
-        </w:rPr>
-        <w:t>With businesses l</w:t>
+      <w:proofErr w:type="gramStart"/>
+      <w:r>
+        <w:rPr>
+          <w:lang w:val="en-US"/>
+        </w:rPr>
+        <w:t>With businesses</w:t>
+      </w:r>
+      <w:proofErr w:type="gramEnd"/>
+      <w:r>
+        <w:rPr>
+          <w:lang w:val="en-US"/>
+        </w:rPr>
+        <w:t xml:space="preserve"> l</w:t>
       </w:r>
       <w:r>
         <w:rPr>
@@ -1338,19 +1374,66 @@
         <w:rPr>
           <w:lang w:val="en-US"/>
         </w:rPr>
-        <w:t xml:space="preserve"> hosted on GitHub Pages. </w:t>
-      </w:r>
-    </w:p>
-    <w:p>
-      <w:pPr>
-        <w:rPr>
-          <w:lang w:val="en-US"/>
-        </w:rPr>
-      </w:pPr>
-    </w:p>
-    <w:p>
-      <w:pPr>
-        <w:pStyle w:val="ListParagraph"/>
+        <w:t xml:space="preserve"> hosted on GitHub Pages.</w:t>
+      </w:r>
+      <w:r>
+        <w:rPr>
+          <w:lang w:val="en-US"/>
+        </w:rPr>
+        <w:t xml:space="preserve"> Testing of the website will be done on devices with an Android 12 and 15 operating system, a Windows 11 operating system</w:t>
+      </w:r>
+      <w:r>
+        <w:rPr>
+          <w:lang w:val="en-US"/>
+        </w:rPr>
+        <w:t xml:space="preserve"> </w:t>
+      </w:r>
+      <w:r>
+        <w:rPr>
+          <w:lang w:val="en-US"/>
+        </w:rPr>
+        <w:t xml:space="preserve">and an </w:t>
+      </w:r>
+      <w:proofErr w:type="spellStart"/>
+      <w:r>
+        <w:rPr>
+          <w:b/>
+          <w:bCs/>
+          <w:lang w:val="en-US"/>
+        </w:rPr>
+        <w:t>AppleOS</w:t>
+      </w:r>
+      <w:proofErr w:type="spellEnd"/>
+      <w:r>
+        <w:rPr>
+          <w:lang w:val="en-US"/>
+        </w:rPr>
+        <w:t xml:space="preserve">, to determine backward and forward compatibility. Web browsers used will include Google Chrome, Mozilla </w:t>
+      </w:r>
+      <w:proofErr w:type="spellStart"/>
+      <w:r>
+        <w:rPr>
+          <w:lang w:val="en-US"/>
+        </w:rPr>
+        <w:t>FireFox</w:t>
+      </w:r>
+      <w:proofErr w:type="spellEnd"/>
+      <w:r>
+        <w:rPr>
+          <w:lang w:val="en-US"/>
+        </w:rPr>
+        <w:t>, and Safari to test page display by each respective rendering engine.</w:t>
+      </w:r>
+    </w:p>
+    <w:p>
+      <w:pPr>
+        <w:rPr>
+          <w:lang w:val="en-US"/>
+        </w:rPr>
+      </w:pPr>
+    </w:p>
+    <w:p>
+      <w:pPr>
         <w:rPr>
           <w:u w:val="single"/>
         </w:rPr>
@@ -1363,34 +1446,8 @@
       </w:r>
     </w:p>
     <w:p>
-      <w:pPr>
-        <w:pStyle w:val="ListParagraph"/>
-        <w:rPr>
-          <w:u w:val="single"/>
-        </w:rPr>
-      </w:pPr>
-    </w:p>
-    <w:p>
-      <w:pPr>
-        <w:pStyle w:val="ListParagraph"/>
-      </w:pPr>
-      <w:r>
-        <w:t>This website is designed for use in</w:t>
-      </w:r>
-      <w:r>
-        <w:t xml:space="preserve"> </w:t>
-      </w:r>
-      <w:r>
-        <w:rPr>
-          <w:highlight w:val="yellow"/>
-        </w:rPr>
-        <w:t>PIXEL-SIZE</w:t>
-      </w:r>
-      <w:r>
-        <w:t xml:space="preserve"> </w:t>
-      </w:r>
-      <w:r>
-        <w:t>displays in nd but considerations will be made for mobile device users</w:t>
+      <w:r>
+        <w:t>The templates below are a guide for the developer to follow during development as prescribed by the customer during planning.</w:t>
       </w:r>
     </w:p>
     <w:p>
@@ -1407,7 +1464,7 @@
         <w:pStyle w:val="ListParagraph"/>
         <w:numPr>
           <w:ilvl w:val="0"/>
-          <w:numId w:val="9"/>
+          <w:numId w:val="15"/>
         </w:numPr>
         <w:rPr>
           <w:lang w:val="en-US"/>
@@ -1417,7 +1474,7 @@
         <w:rPr>
           <w:lang w:val="en-US"/>
         </w:rPr>
-        <w:t>home.html</w:t>
+        <w:t>Home Page</w:t>
       </w:r>
     </w:p>
     <w:p>
@@ -1691,17 +1748,10 @@
     </w:p>
     <w:p>
       <w:pPr>
-        <w:rPr>
-          <w:lang w:val="en-US"/>
-        </w:rPr>
-      </w:pPr>
-    </w:p>
-    <w:p>
-      <w:pPr>
         <w:pStyle w:val="ListParagraph"/>
         <w:numPr>
           <w:ilvl w:val="0"/>
-          <w:numId w:val="10"/>
+          <w:numId w:val="15"/>
         </w:numPr>
         <w:rPr>
           <w:lang w:val="en-US"/>
@@ -1711,32 +1761,7 @@
         <w:rPr>
           <w:lang w:val="en-US"/>
         </w:rPr>
-        <w:lastRenderedPageBreak/>
-        <w:t>a</w:t>
-      </w:r>
-      <w:r>
-        <w:rPr>
-          <w:lang w:val="en-US"/>
-        </w:rPr>
-        <w:t>bout</w:t>
-      </w:r>
-      <w:r>
-        <w:rPr>
-          <w:lang w:val="en-US"/>
-        </w:rPr>
-        <w:t>-</w:t>
-      </w:r>
-      <w:r>
-        <w:rPr>
-          <w:lang w:val="en-US"/>
-        </w:rPr>
-        <w:t>u</w:t>
-      </w:r>
-      <w:r>
-        <w:rPr>
-          <w:lang w:val="en-US"/>
-        </w:rPr>
-        <w:t>s.html</w:t>
+        <w:t>About Us Page</w:t>
       </w:r>
     </w:p>
     <w:p>
@@ -2010,7 +2035,7 @@
         <w:pStyle w:val="ListParagraph"/>
         <w:numPr>
           <w:ilvl w:val="0"/>
-          <w:numId w:val="10"/>
+          <w:numId w:val="15"/>
         </w:numPr>
         <w:rPr>
           <w:lang w:val="en-US"/>
@@ -2020,22 +2045,20 @@
         <w:rPr>
           <w:lang w:val="en-US"/>
         </w:rPr>
-        <w:t>s</w:t>
-      </w:r>
-      <w:r>
-        <w:rPr>
-          <w:lang w:val="en-US"/>
-        </w:rPr>
-        <w:t>ervices.html</w:t>
-      </w:r>
-    </w:p>
-    <w:p>
-      <w:pPr>
-        <w:pStyle w:val="ListParagraph"/>
-        <w:rPr>
-          <w:lang w:val="en-US"/>
-        </w:rPr>
-      </w:pPr>
+        <w:t>S</w:t>
+      </w:r>
+      <w:r>
+        <w:rPr>
+          <w:lang w:val="en-US"/>
+        </w:rPr>
+        <w:t>ervices</w:t>
+      </w:r>
+      <w:r>
+        <w:rPr>
+          <w:lang w:val="en-US"/>
+        </w:rPr>
+        <w:t xml:space="preserve"> Page</w:t>
+      </w:r>
     </w:p>
     <w:p>
       <w:pPr>
@@ -2205,7 +2228,7 @@
         <w:pStyle w:val="ListParagraph"/>
         <w:numPr>
           <w:ilvl w:val="0"/>
-          <w:numId w:val="10"/>
+          <w:numId w:val="15"/>
         </w:numPr>
         <w:rPr>
           <w:lang w:val="en-US"/>
@@ -2215,7 +2238,7 @@
         <w:rPr>
           <w:lang w:val="en-US"/>
         </w:rPr>
-        <w:t>r</w:t>
+        <w:t>R</w:t>
       </w:r>
       <w:r>
         <w:rPr>
@@ -2227,23 +2250,24 @@
         <w:rPr>
           <w:lang w:val="en-US"/>
         </w:rPr>
-        <w:t>-</w:t>
-      </w:r>
-      <w:r>
-        <w:rPr>
-          <w:lang w:val="en-US"/>
-        </w:rPr>
-        <w:t>q</w:t>
-      </w:r>
-      <w:r>
-        <w:rPr>
-          <w:lang w:val="en-US"/>
-        </w:rPr>
-        <w:t>uote.html</w:t>
-      </w:r>
-    </w:p>
-    <w:p>
-      <w:pPr>
+        <w:t xml:space="preserve"> Q</w:t>
+      </w:r>
+      <w:r>
+        <w:rPr>
+          <w:lang w:val="en-US"/>
+        </w:rPr>
+        <w:t>uote</w:t>
+      </w:r>
+      <w:r>
+        <w:rPr>
+          <w:lang w:val="en-US"/>
+        </w:rPr>
+        <w:t xml:space="preserve"> Page</w:t>
+      </w:r>
+    </w:p>
+    <w:p>
+      <w:pPr>
+        <w:pStyle w:val="ListParagraph"/>
         <w:ind w:left="360"/>
         <w:rPr>
           <w:b/>
@@ -2251,15 +2275,37 @@
           <w:lang w:val="en-US"/>
         </w:rPr>
       </w:pPr>
-      <w:r>
+    </w:p>
+    <w:p>
+      <w:pPr>
+        <w:pStyle w:val="ListParagraph"/>
+        <w:ind w:left="360"/>
         <w:rPr>
           <w:b/>
           <w:bCs/>
           <w:lang w:val="en-US"/>
         </w:rPr>
+      </w:pPr>
+      <w:r>
+        <w:rPr>
+          <w:b/>
+          <w:bCs/>
+          <w:lang w:val="en-US"/>
+        </w:rPr>
         <w:lastRenderedPageBreak/>
         <w:t>Desktop Display</w:t>
       </w:r>
+    </w:p>
+    <w:p>
+      <w:pPr>
+        <w:pStyle w:val="ListParagraph"/>
+        <w:ind w:left="360"/>
+        <w:rPr>
+          <w:b/>
+          <w:bCs/>
+          <w:lang w:val="en-US"/>
+        </w:rPr>
+      </w:pPr>
     </w:p>
     <w:p>
       <w:pPr>
@@ -2549,7 +2595,7 @@
         <w:pStyle w:val="ListParagraph"/>
         <w:numPr>
           <w:ilvl w:val="0"/>
-          <w:numId w:val="10"/>
+          <w:numId w:val="15"/>
         </w:numPr>
         <w:rPr>
           <w:lang w:val="en-US"/>
@@ -2559,25 +2605,31 @@
         <w:rPr>
           <w:lang w:val="en-US"/>
         </w:rPr>
-        <w:t>contact</w:t>
-      </w:r>
-      <w:r>
-        <w:rPr>
-          <w:lang w:val="en-US"/>
-        </w:rPr>
-        <w:t>-</w:t>
-      </w:r>
-      <w:r>
-        <w:rPr>
-          <w:lang w:val="en-US"/>
-        </w:rPr>
-        <w:t>u</w:t>
-      </w:r>
-      <w:r>
-        <w:rPr>
-          <w:lang w:val="en-US"/>
-        </w:rPr>
-        <w:t>s.html</w:t>
+        <w:t>C</w:t>
+      </w:r>
+      <w:r>
+        <w:rPr>
+          <w:lang w:val="en-US"/>
+        </w:rPr>
+        <w:t>ontact</w:t>
+      </w:r>
+      <w:r>
+        <w:rPr>
+          <w:lang w:val="en-US"/>
+        </w:rPr>
+        <w:t xml:space="preserve"> U</w:t>
+      </w:r>
+      <w:r>
+        <w:rPr>
+          <w:lang w:val="en-US"/>
+        </w:rPr>
+        <w:t>s</w:t>
+      </w:r>
+      <w:r>
+        <w:rPr>
+          <w:lang w:val="en-US"/>
+        </w:rPr>
+        <w:t xml:space="preserve"> Page</w:t>
       </w:r>
     </w:p>
     <w:p>
@@ -2830,7 +2882,7 @@
         <w:pStyle w:val="ListParagraph"/>
         <w:numPr>
           <w:ilvl w:val="0"/>
-          <w:numId w:val="10"/>
+          <w:numId w:val="15"/>
         </w:numPr>
         <w:rPr>
           <w:lang w:val="en-US"/>
@@ -2840,7 +2892,19 @@
         <w:rPr>
           <w:lang w:val="en-US"/>
         </w:rPr>
-        <w:t>feedback.html</w:t>
+        <w:t>F</w:t>
+      </w:r>
+      <w:r>
+        <w:rPr>
+          <w:lang w:val="en-US"/>
+        </w:rPr>
+        <w:t>eedback</w:t>
+      </w:r>
+      <w:r>
+        <w:rPr>
+          <w:lang w:val="en-US"/>
+        </w:rPr>
+        <w:t xml:space="preserve"> Form Page</w:t>
       </w:r>
     </w:p>
     <w:p>
@@ -3076,17 +3140,25 @@
       <w:pPr>
         <w:pStyle w:val="ListParagraph"/>
         <w:rPr>
-          <w:lang w:val="en-US"/>
-        </w:rPr>
-      </w:pPr>
-      <w:r>
-        <w:rPr>
           <w:noProof/>
         </w:rPr>
+      </w:pPr>
+    </w:p>
+    <w:p>
+      <w:pPr>
+        <w:pStyle w:val="ListParagraph"/>
+        <w:rPr>
+          <w:lang w:val="en-US"/>
+        </w:rPr>
+      </w:pPr>
+      <w:r>
+        <w:rPr>
+          <w:noProof/>
+        </w:rPr>
         <w:drawing>
-          <wp:inline distT="0" distB="0" distL="0" distR="0" wp14:anchorId="019FF45F" wp14:editId="55920513">
-            <wp:extent cx="5731510" cy="3223895"/>
-            <wp:effectExtent l="0" t="0" r="2540" b="0"/>
+          <wp:inline distT="0" distB="0" distL="0" distR="0" wp14:anchorId="019FF45F" wp14:editId="5B088C02">
+            <wp:extent cx="3166533" cy="4475720"/>
+            <wp:effectExtent l="0" t="0" r="0" b="1270"/>
             <wp:docPr id="1897289434" name="Picture 1"/>
             <wp:cNvGraphicFramePr>
               <a:graphicFrameLocks xmlns:a="http://schemas.openxmlformats.org/drawingml/2006/main" noChangeAspect="1"/>
@@ -3100,7 +3172,7 @@
                       <a:picLocks noChangeAspect="1" noChangeArrowheads="1"/>
                     </pic:cNvPicPr>
                   </pic:nvPicPr>
-                  <pic:blipFill>
+                  <pic:blipFill rotWithShape="1">
                     <a:blip r:embed="rId29" cstate="print">
                       <a:extLst>
                         <a:ext uri="{28A0092B-C50C-407E-A947-70E740481C1C}">
@@ -3108,7 +3180,7 @@
                         </a:ext>
                       </a:extLst>
                     </a:blip>
-                    <a:srcRect/>
+                    <a:srcRect l="31612" t="16714" r="36608" b="3429"/>
                     <a:stretch>
                       <a:fillRect/>
                     </a:stretch>
@@ -3116,7 +3188,7 @@
                   <pic:spPr bwMode="auto">
                     <a:xfrm>
                       <a:off x="0" y="0"/>
-                      <a:ext cx="5731510" cy="3223895"/>
+                      <a:ext cx="3190925" cy="4510197"/>
                     </a:xfrm>
                     <a:prstGeom prst="rect">
                       <a:avLst/>
@@ -3125,6 +3197,11 @@
                     <a:ln>
                       <a:noFill/>
                     </a:ln>
+                    <a:extLst>
+                      <a:ext uri="{53640926-AAD7-44D8-BBD7-CCE9431645EC}">
+                        <a14:shadowObscured xmlns:a14="http://schemas.microsoft.com/office/drawing/2010/main"/>
+                      </a:ext>
+                    </a:extLst>
                   </pic:spPr>
                 </pic:pic>
               </a:graphicData>
@@ -3151,6 +3228,7 @@
         <w:rPr>
           <w:u w:val="single"/>
         </w:rPr>
+        <w:lastRenderedPageBreak/>
         <w:t>QUALITY ASSURANCE</w:t>
       </w:r>
     </w:p>
@@ -3166,13 +3244,55 @@
         <w:rPr>
           <w:u w:val="single"/>
         </w:rPr>
-        <w:t>Testing was done on Windows 11 OS, Android12 (sekgoropa)</w:t>
-      </w:r>
+        <w:t>Testing was done on Windows 11 OS, Android12 (</w:t>
+      </w:r>
+      <w:proofErr w:type="spellStart"/>
       <w:r>
         <w:rPr>
           <w:u w:val="single"/>
         </w:rPr>
+        <w:t>sekgoropa</w:t>
+      </w:r>
+      <w:proofErr w:type="spellEnd"/>
+      <w:r>
+        <w:rPr>
+          <w:u w:val="single"/>
+        </w:rPr>
+        <w:t>)</w:t>
+      </w:r>
+      <w:r>
+        <w:rPr>
+          <w:u w:val="single"/>
+        </w:rPr>
         <w:t xml:space="preserve">, </w:t>
+      </w:r>
+      <w:proofErr w:type="spellStart"/>
+      <w:proofErr w:type="gramStart"/>
+      <w:r>
+        <w:rPr>
+          <w:u w:val="single"/>
+        </w:rPr>
+        <w:t>khumi</w:t>
+      </w:r>
+      <w:proofErr w:type="spellEnd"/>
+      <w:r>
+        <w:rPr>
+          <w:u w:val="single"/>
+        </w:rPr>
+        <w:t>(</w:t>
+      </w:r>
+      <w:proofErr w:type="gramEnd"/>
+      <w:r>
+        <w:rPr>
+          <w:u w:val="single"/>
+        </w:rPr>
+        <w:t>Android 15</w:t>
+      </w:r>
+      <w:r>
+        <w:rPr>
+          <w:u w:val="single"/>
+        </w:rPr>
+        <w:t>),</w:t>
       </w:r>
       <w:r>
         <w:rPr>
@@ -3180,38 +3300,80 @@
           <w:bCs/>
           <w:u w:val="single"/>
         </w:rPr>
-        <w:t>khumi(recent), boo os version</w:t>
-      </w:r>
-    </w:p>
-    <w:p>
-      <w:pPr>
-        <w:rPr>
+        <w:t xml:space="preserve"> boo </w:t>
+      </w:r>
+      <w:proofErr w:type="spellStart"/>
+      <w:r>
+        <w:rPr>
+          <w:b/>
+          <w:bCs/>
           <w:u w:val="single"/>
         </w:rPr>
-      </w:pPr>
-      <w:r>
-        <w:rPr>
+        <w:t>os</w:t>
+      </w:r>
+      <w:proofErr w:type="spellEnd"/>
+      <w:r>
+        <w:rPr>
+          <w:b/>
+          <w:bCs/>
           <w:u w:val="single"/>
         </w:rPr>
-        <w:t>The image clarity is consistent across all web browsers.</w:t>
-      </w:r>
-      <w:r>
+        <w:t xml:space="preserve"> version</w:t>
+      </w:r>
+    </w:p>
+    <w:p>
+      <w:pPr>
         <w:rPr>
           <w:u w:val="single"/>
         </w:rPr>
-        <w:t>(chrome. Safari, firefox,mozilla</w:t>
-      </w:r>
-    </w:p>
-    <w:p>
-      <w:pPr>
+      </w:pPr>
+      <w:r>
         <w:rPr>
           <w:u w:val="single"/>
         </w:rPr>
-      </w:pPr>
+        <w:t xml:space="preserve">The image clarity is consistent across all web </w:t>
+      </w:r>
+      <w:proofErr w:type="gramStart"/>
       <w:r>
         <w:rPr>
           <w:u w:val="single"/>
         </w:rPr>
+        <w:t>browsers.</w:t>
+      </w:r>
+      <w:r>
+        <w:rPr>
+          <w:u w:val="single"/>
+        </w:rPr>
+        <w:t>(</w:t>
+      </w:r>
+      <w:proofErr w:type="gramEnd"/>
+      <w:r>
+        <w:rPr>
+          <w:u w:val="single"/>
+        </w:rPr>
+        <w:t xml:space="preserve">chrome. Safari, </w:t>
+      </w:r>
+      <w:proofErr w:type="spellStart"/>
+      <w:proofErr w:type="gramStart"/>
+      <w:r>
+        <w:rPr>
+          <w:u w:val="single"/>
+        </w:rPr>
+        <w:t>firefox,mozilla</w:t>
+      </w:r>
+      <w:proofErr w:type="spellEnd"/>
+      <w:proofErr w:type="gramEnd"/>
+    </w:p>
+    <w:p>
+      <w:pPr>
+        <w:rPr>
+          <w:u w:val="single"/>
+        </w:rPr>
+      </w:pPr>
+      <w:r>
+        <w:rPr>
+          <w:u w:val="single"/>
+        </w:rPr>
         <w:t>Content design appear</w:t>
       </w:r>
       <w:r>
@@ -3244,7 +3406,6 @@
         <w:rPr>
           <w:u w:val="single"/>
         </w:rPr>
-        <w:lastRenderedPageBreak/>
         <w:t>PUBLISHING AND PROMOTION</w:t>
       </w:r>
     </w:p>
@@ -3261,7 +3422,32 @@
           <w:u w:val="single"/>
           <w:lang w:val="en-US"/>
         </w:rPr>
-        <w:t xml:space="preserve">As referred to above this website will be hosted on github , it will be uploaded through Microsoft Edge browser. It foregoes known GitHub commands as they are moderately advanced and require </w:t>
+        <w:t xml:space="preserve">As referred to above this website will be hosted on </w:t>
+      </w:r>
+      <w:proofErr w:type="spellStart"/>
+      <w:proofErr w:type="gramStart"/>
+      <w:r>
+        <w:rPr>
+          <w:u w:val="single"/>
+          <w:lang w:val="en-US"/>
+        </w:rPr>
+        <w:t>github</w:t>
+      </w:r>
+      <w:proofErr w:type="spellEnd"/>
+      <w:r>
+        <w:rPr>
+          <w:u w:val="single"/>
+          <w:lang w:val="en-US"/>
+        </w:rPr>
+        <w:t xml:space="preserve"> ,</w:t>
+      </w:r>
+      <w:proofErr w:type="gramEnd"/>
+      <w:r>
+        <w:rPr>
+          <w:u w:val="single"/>
+          <w:lang w:val="en-US"/>
+        </w:rPr>
+        <w:t xml:space="preserve"> it will be uploaded through Microsoft Edge browser. It foregoes known GitHub commands as they are moderately advanced and require </w:t>
       </w:r>
     </w:p>
     <w:p>
@@ -3379,7 +3565,23 @@
           <w:u w:val="single"/>
           <w:lang w:val="en-US"/>
         </w:rPr>
-        <w:t>Include map to physically show location.</w:t>
+        <w:t xml:space="preserve">Include </w:t>
+      </w:r>
+      <w:proofErr w:type="gramStart"/>
+      <w:r>
+        <w:rPr>
+          <w:u w:val="single"/>
+          <w:lang w:val="en-US"/>
+        </w:rPr>
+        <w:t>map</w:t>
+      </w:r>
+      <w:proofErr w:type="gramEnd"/>
+      <w:r>
+        <w:rPr>
+          <w:u w:val="single"/>
+          <w:lang w:val="en-US"/>
+        </w:rPr>
+        <w:t xml:space="preserve"> to physically show location.</w:t>
       </w:r>
     </w:p>
     <w:p>
@@ -3616,6 +3818,36 @@
         <w:t>d: 17 April 2026)</w:t>
       </w:r>
     </w:p>
+    <w:p>
+      <w:r>
+        <w:t>REPOSITORY LINK</w:t>
+      </w:r>
+    </w:p>
+    <w:p>
+      <w:hyperlink r:id="rId39" w:history="1">
+        <w:r>
+          <w:rPr>
+            <w:rStyle w:val="Hyperlink"/>
+          </w:rPr>
+          <w:t>cse25-368/cse25-368-assignment</w:t>
+        </w:r>
+      </w:hyperlink>
+    </w:p>
+    <w:p>
+      <w:r>
+        <w:lastRenderedPageBreak/>
+        <w:t>WEBSITE LINK</w:t>
+      </w:r>
+    </w:p>
+    <w:p>
+      <w:r>
+        <w:rPr>
+          <w:highlight w:val="yellow"/>
+        </w:rPr>
+        <w:t>cse25-368.github.io/cse25-368-assignment/index.html</w:t>
+      </w:r>
+    </w:p>
+    <w:p/>
     <w:p/>
     <w:sectPr>
       <w:pgSz w:w="11906" w:h="16838"/>
@@ -4553,6 +4785,184 @@
     </w:lvl>
   </w:abstractNum>
   <w:abstractNum w:abstractNumId="9" w15:restartNumberingAfterBreak="0">
+    <w:nsid w:val="4DD94EE2"/>
+    <w:multiLevelType w:val="hybridMultilevel"/>
+    <w:tmpl w:val="6F2A178A"/>
+    <w:lvl w:ilvl="0" w:tplc="2000000F">
+      <w:start w:val="1"/>
+      <w:numFmt w:val="decimal"/>
+      <w:lvlText w:val="%1."/>
+      <w:lvlJc w:val="left"/>
+      <w:pPr>
+        <w:ind w:left="720" w:hanging="360"/>
+      </w:pPr>
+      <w:rPr>
+        <w:rFonts w:hint="default"/>
+      </w:rPr>
+    </w:lvl>
+    <w:lvl w:ilvl="1" w:tplc="20000019" w:tentative="1">
+      <w:start w:val="1"/>
+      <w:numFmt w:val="lowerLetter"/>
+      <w:lvlText w:val="%2."/>
+      <w:lvlJc w:val="left"/>
+      <w:pPr>
+        <w:ind w:left="1440" w:hanging="360"/>
+      </w:pPr>
+    </w:lvl>
+    <w:lvl w:ilvl="2" w:tplc="2000001B" w:tentative="1">
+      <w:start w:val="1"/>
+      <w:numFmt w:val="lowerRoman"/>
+      <w:lvlText w:val="%3."/>
+      <w:lvlJc w:val="right"/>
+      <w:pPr>
+        <w:ind w:left="2160" w:hanging="180"/>
+      </w:pPr>
+    </w:lvl>
+    <w:lvl w:ilvl="3" w:tplc="2000000F" w:tentative="1">
+      <w:start w:val="1"/>
+      <w:numFmt w:val="decimal"/>
+      <w:lvlText w:val="%4."/>
+      <w:lvlJc w:val="left"/>
+      <w:pPr>
+        <w:ind w:left="2880" w:hanging="360"/>
+      </w:pPr>
+    </w:lvl>
+    <w:lvl w:ilvl="4" w:tplc="20000019" w:tentative="1">
+      <w:start w:val="1"/>
+      <w:numFmt w:val="lowerLetter"/>
+      <w:lvlText w:val="%5."/>
+      <w:lvlJc w:val="left"/>
+      <w:pPr>
+        <w:ind w:left="3600" w:hanging="360"/>
+      </w:pPr>
+    </w:lvl>
+    <w:lvl w:ilvl="5" w:tplc="2000001B" w:tentative="1">
+      <w:start w:val="1"/>
+      <w:numFmt w:val="lowerRoman"/>
+      <w:lvlText w:val="%6."/>
+      <w:lvlJc w:val="right"/>
+      <w:pPr>
+        <w:ind w:left="4320" w:hanging="180"/>
+      </w:pPr>
+    </w:lvl>
+    <w:lvl w:ilvl="6" w:tplc="2000000F" w:tentative="1">
+      <w:start w:val="1"/>
+      <w:numFmt w:val="decimal"/>
+      <w:lvlText w:val="%7."/>
+      <w:lvlJc w:val="left"/>
+      <w:pPr>
+        <w:ind w:left="5040" w:hanging="360"/>
+      </w:pPr>
+    </w:lvl>
+    <w:lvl w:ilvl="7" w:tplc="20000019" w:tentative="1">
+      <w:start w:val="1"/>
+      <w:numFmt w:val="lowerLetter"/>
+      <w:lvlText w:val="%8."/>
+      <w:lvlJc w:val="left"/>
+      <w:pPr>
+        <w:ind w:left="5760" w:hanging="360"/>
+      </w:pPr>
+    </w:lvl>
+    <w:lvl w:ilvl="8" w:tplc="2000001B" w:tentative="1">
+      <w:start w:val="1"/>
+      <w:numFmt w:val="lowerRoman"/>
+      <w:lvlText w:val="%9."/>
+      <w:lvlJc w:val="right"/>
+      <w:pPr>
+        <w:ind w:left="6480" w:hanging="180"/>
+      </w:pPr>
+    </w:lvl>
+  </w:abstractNum>
+  <w:abstractNum w:abstractNumId="10" w15:restartNumberingAfterBreak="0">
+    <w:nsid w:val="55113415"/>
+    <w:multiLevelType w:val="hybridMultilevel"/>
+    <w:tmpl w:val="C792A412"/>
+    <w:lvl w:ilvl="0" w:tplc="FC2A7304">
+      <w:start w:val="1"/>
+      <w:numFmt w:val="decimal"/>
+      <w:lvlText w:val="%1."/>
+      <w:lvlJc w:val="left"/>
+      <w:pPr>
+        <w:ind w:left="1800" w:hanging="360"/>
+      </w:pPr>
+      <w:rPr>
+        <w:rFonts w:hint="default"/>
+      </w:rPr>
+    </w:lvl>
+    <w:lvl w:ilvl="1" w:tplc="20000019" w:tentative="1">
+      <w:start w:val="1"/>
+      <w:numFmt w:val="lowerLetter"/>
+      <w:lvlText w:val="%2."/>
+      <w:lvlJc w:val="left"/>
+      <w:pPr>
+        <w:ind w:left="2520" w:hanging="360"/>
+      </w:pPr>
+    </w:lvl>
+    <w:lvl w:ilvl="2" w:tplc="2000001B" w:tentative="1">
+      <w:start w:val="1"/>
+      <w:numFmt w:val="lowerRoman"/>
+      <w:lvlText w:val="%3."/>
+      <w:lvlJc w:val="right"/>
+      <w:pPr>
+        <w:ind w:left="3240" w:hanging="180"/>
+      </w:pPr>
+    </w:lvl>
+    <w:lvl w:ilvl="3" w:tplc="2000000F" w:tentative="1">
+      <w:start w:val="1"/>
+      <w:numFmt w:val="decimal"/>
+      <w:lvlText w:val="%4."/>
+      <w:lvlJc w:val="left"/>
+      <w:pPr>
+        <w:ind w:left="3960" w:hanging="360"/>
+      </w:pPr>
+    </w:lvl>
+    <w:lvl w:ilvl="4" w:tplc="20000019" w:tentative="1">
+      <w:start w:val="1"/>
+      <w:numFmt w:val="lowerLetter"/>
+      <w:lvlText w:val="%5."/>
+      <w:lvlJc w:val="left"/>
+      <w:pPr>
+        <w:ind w:left="4680" w:hanging="360"/>
+      </w:pPr>
+    </w:lvl>
+    <w:lvl w:ilvl="5" w:tplc="2000001B" w:tentative="1">
+      <w:start w:val="1"/>
+      <w:numFmt w:val="lowerRoman"/>
+      <w:lvlText w:val="%6."/>
+      <w:lvlJc w:val="right"/>
+      <w:pPr>
+        <w:ind w:left="5400" w:hanging="180"/>
+      </w:pPr>
+    </w:lvl>
+    <w:lvl w:ilvl="6" w:tplc="2000000F" w:tentative="1">
+      <w:start w:val="1"/>
+      <w:numFmt w:val="decimal"/>
+      <w:lvlText w:val="%7."/>
+      <w:lvlJc w:val="left"/>
+      <w:pPr>
+        <w:ind w:left="6120" w:hanging="360"/>
+      </w:pPr>
+    </w:lvl>
+    <w:lvl w:ilvl="7" w:tplc="20000019" w:tentative="1">
+      <w:start w:val="1"/>
+      <w:numFmt w:val="lowerLetter"/>
+      <w:lvlText w:val="%8."/>
+      <w:lvlJc w:val="left"/>
+      <w:pPr>
+        <w:ind w:left="6840" w:hanging="360"/>
+      </w:pPr>
+    </w:lvl>
+    <w:lvl w:ilvl="8" w:tplc="2000001B" w:tentative="1">
+      <w:start w:val="1"/>
+      <w:numFmt w:val="lowerRoman"/>
+      <w:lvlText w:val="%9."/>
+      <w:lvlJc w:val="right"/>
+      <w:pPr>
+        <w:ind w:left="7560" w:hanging="180"/>
+      </w:pPr>
+    </w:lvl>
+  </w:abstractNum>
+  <w:abstractNum w:abstractNumId="11" w15:restartNumberingAfterBreak="0">
     <w:nsid w:val="56D323E8"/>
     <w:multiLevelType w:val="hybridMultilevel"/>
     <w:tmpl w:val="C1A8E054"/>
@@ -4641,7 +5051,7 @@
       </w:pPr>
     </w:lvl>
   </w:abstractNum>
-  <w:abstractNum w:abstractNumId="10" w15:restartNumberingAfterBreak="0">
+  <w:abstractNum w:abstractNumId="12" w15:restartNumberingAfterBreak="0">
     <w:nsid w:val="62C60304"/>
     <w:multiLevelType w:val="hybridMultilevel"/>
     <w:tmpl w:val="D4B4B05C"/>
@@ -4754,7 +5164,7 @@
       </w:rPr>
     </w:lvl>
   </w:abstractNum>
-  <w:abstractNum w:abstractNumId="11" w15:restartNumberingAfterBreak="0">
+  <w:abstractNum w:abstractNumId="13" w15:restartNumberingAfterBreak="0">
     <w:nsid w:val="6A3D6BAF"/>
     <w:multiLevelType w:val="hybridMultilevel"/>
     <w:tmpl w:val="1500F4EA"/>
@@ -4843,7 +5253,7 @@
       </w:pPr>
     </w:lvl>
   </w:abstractNum>
-  <w:abstractNum w:abstractNumId="12" w15:restartNumberingAfterBreak="0">
+  <w:abstractNum w:abstractNumId="14" w15:restartNumberingAfterBreak="0">
     <w:nsid w:val="7BC05412"/>
     <w:multiLevelType w:val="hybridMultilevel"/>
     <w:tmpl w:val="2A16077E"/>
@@ -4936,7 +5346,7 @@
     <w:abstractNumId w:val="1"/>
   </w:num>
   <w:num w:numId="2" w16cid:durableId="979652615">
-    <w:abstractNumId w:val="10"/>
+    <w:abstractNumId w:val="12"/>
   </w:num>
   <w:num w:numId="3" w16cid:durableId="1338659140">
     <w:abstractNumId w:val="5"/>
@@ -4945,7 +5355,7 @@
     <w:abstractNumId w:val="6"/>
   </w:num>
   <w:num w:numId="5" w16cid:durableId="1500729649">
-    <w:abstractNumId w:val="11"/>
+    <w:abstractNumId w:val="13"/>
   </w:num>
   <w:num w:numId="6" w16cid:durableId="1023432729">
     <w:abstractNumId w:val="7"/>
@@ -4954,7 +5364,7 @@
     <w:abstractNumId w:val="4"/>
   </w:num>
   <w:num w:numId="8" w16cid:durableId="606349480">
-    <w:abstractNumId w:val="9"/>
+    <w:abstractNumId w:val="11"/>
   </w:num>
   <w:num w:numId="9" w16cid:durableId="1551962216">
     <w:abstractNumId w:val="2"/>
@@ -4963,13 +5373,19 @@
     <w:abstractNumId w:val="3"/>
   </w:num>
   <w:num w:numId="11" w16cid:durableId="1237518477">
-    <w:abstractNumId w:val="12"/>
+    <w:abstractNumId w:val="14"/>
   </w:num>
   <w:num w:numId="12" w16cid:durableId="1663465894">
     <w:abstractNumId w:val="0"/>
   </w:num>
   <w:num w:numId="13" w16cid:durableId="131486095">
     <w:abstractNumId w:val="8"/>
+  </w:num>
+  <w:num w:numId="14" w16cid:durableId="1871871347">
+    <w:abstractNumId w:val="10"/>
+  </w:num>
+  <w:num w:numId="15" w16cid:durableId="1054355043">
+    <w:abstractNumId w:val="9"/>
   </w:num>
 </w:numbering>
 </file>
@@ -5577,7 +5993,6 @@
   <w:style w:type="character" w:default="1" w:styleId="DefaultParagraphFont">
     <w:name w:val="Default Paragraph Font"/>
     <w:uiPriority w:val="1"/>
-    <w:semiHidden/>
     <w:unhideWhenUsed/>
   </w:style>
   <w:style w:type="table" w:default="1" w:styleId="TableNormal">
